--- a/9-交付管理/流程制度规范类文件/HXDL-ITSS-0901 交付管理规定.docx
+++ b/9-交付管理/流程制度规范类文件/HXDL-ITSS-0901 交付管理规定.docx
@@ -1,25 +1,24 @@
 
 <file path=word/document.xml><?xml version="1.0" encoding="utf-8"?>
-<w:document xmlns:wpc="http://schemas.microsoft.com/office/word/2010/wordprocessingCanvas" xmlns:mc="http://schemas.openxmlformats.org/markup-compatibility/2006" xmlns:o="urn:schemas-microsoft-com:office:office" xmlns:r="http://schemas.openxmlformats.org/officeDocument/2006/relationships" xmlns:m="http://schemas.openxmlformats.org/officeDocument/2006/math" xmlns:v="urn:schemas-microsoft-com:vml" xmlns:wp14="http://schemas.microsoft.com/office/word/2010/wordprocessingDrawing" xmlns:wp="http://schemas.openxmlformats.org/drawingml/2006/wordprocessingDrawing" xmlns:w10="urn:schemas-microsoft-com:office:word" xmlns:w="http://schemas.openxmlformats.org/wordprocessingml/2006/main" xmlns:w14="http://schemas.microsoft.com/office/word/2010/wordml" xmlns:w15="http://schemas.microsoft.com/office/word/2012/wordml" xmlns:wne="http://schemas.microsoft.com/office/word/2006/wordml" xmlns:wpg="http://schemas.microsoft.com/office/word/2010/wordprocessingGroup" xmlns:wpi="http://schemas.microsoft.com/office/word/2010/wordprocessingInk" xmlns:wps="http://schemas.microsoft.com/office/word/2010/wordprocessingShape" mc:Ignorable="w14 w15 wp14">
-  <!-- Generated by Aspose.Words for .NET 13.3.0.1 -->
+<w:document xmlns:wpc="http://schemas.microsoft.com/office/word/2010/wordprocessingCanvas" xmlns:mc="http://schemas.openxmlformats.org/markup-compatibility/2006" xmlns:o="urn:schemas-microsoft-com:office:office" xmlns:r="http://schemas.openxmlformats.org/officeDocument/2006/relationships" xmlns:m="http://schemas.openxmlformats.org/officeDocument/2006/math" xmlns:v="urn:schemas-microsoft-com:vml" xmlns:wp14="http://schemas.microsoft.com/office/word/2010/wordprocessingDrawing" xmlns:wp="http://schemas.openxmlformats.org/drawingml/2006/wordprocessingDrawing" xmlns:w="http://schemas.openxmlformats.org/wordprocessingml/2006/main" xmlns:w14="http://schemas.microsoft.com/office/word/2010/wordml" xmlns:w10="urn:schemas-microsoft-com:office:word" xmlns:w15="http://schemas.microsoft.com/office/word/2012/wordml" xmlns:wpg="http://schemas.microsoft.com/office/word/2010/wordprocessingGroup" xmlns:wpi="http://schemas.microsoft.com/office/word/2010/wordprocessingInk" xmlns:wne="http://schemas.microsoft.com/office/word/2006/wordml" xmlns:wps="http://schemas.microsoft.com/office/word/2010/wordprocessingShape" xmlns:wpsCustomData="http://www.wps.cn/officeDocument/2013/wpsCustomData" mc:Ignorable="w14 w15 wp14">
   <w:body>
     <w:p>
       <w:pPr>
-        <w:pStyle w:val="a"/>
-        <w:keepNext w:val="0"/>
-        <w:keepLines w:val="0"/>
-        <w:pageBreakBefore w:val="0"/>
-        <w:widowControl w:val="0"/>
-        <w:kinsoku w:val="0"/>
-        <w:wordWrap/>
-        <w:overflowPunct/>
-        <w:topLinePunct w:val="0"/>
-        <w:autoSpaceDE w:val="0"/>
-        <w:autoSpaceDN w:val="0"/>
-        <w:bidi w:val="0"/>
-        <w:adjustRightInd w:val="0"/>
-        <w:snapToGrid w:val="0"/>
-        <w:ind w:left="0" w:right="0" w:firstLine="0" w:leftChars="0" w:rightChars="0" w:firstLineChars="0"/>
+        <w:pStyle w:val="25"/>
+        <w:keepNext w:val="0"/>
+        <w:keepLines w:val="0"/>
+        <w:pageBreakBefore w:val="0"/>
+        <w:widowControl w:val="0"/>
+        <w:kinsoku w:val="0"/>
+        <w:wordWrap/>
+        <w:overflowPunct/>
+        <w:topLinePunct w:val="0"/>
+        <w:autoSpaceDE w:val="0"/>
+        <w:autoSpaceDN w:val="0"/>
+        <w:bidi w:val="0"/>
+        <w:adjustRightInd w:val="0"/>
+        <w:snapToGrid w:val="0"/>
+        <w:ind w:left="0" w:leftChars="0" w:right="0" w:rightChars="0" w:firstLine="0" w:firstLineChars="0"/>
         <w:jc w:val="center"/>
         <w:textAlignment w:val="baseline"/>
         <w:rPr>
@@ -27,11 +26,10 @@
           <w:lang w:val="en-US" w:eastAsia="zh-CN"/>
         </w:rPr>
       </w:pPr>
-      <w:bookmarkStart w:id="0" w:name="_Toc12969"/>
-      <w:bookmarkStart w:id="1" w:name="_GoBack"/>
+      <w:bookmarkStart w:id="0" w:name="_Toc3114"/>
       <w:r>
         <w:drawing>
-          <wp:anchor distT="0" distB="0" distL="114300" distR="114300" simplePos="0" relativeHeight="251658240" behindDoc="1" locked="0" layoutInCell="1" allowOverlap="1">
+          <wp:anchor distT="0" distB="0" distL="114300" distR="114300" simplePos="0" relativeHeight="251659264" behindDoc="1" locked="0" layoutInCell="1" allowOverlap="1">
             <wp:simplePos x="0" y="0"/>
             <wp:positionH relativeFrom="column">
               <wp:posOffset>-1186815</wp:posOffset>
@@ -56,7 +54,7 @@
                     </pic:cNvPicPr>
                   </pic:nvPicPr>
                   <pic:blipFill>
-                    <a:blip xmlns:r="http://schemas.openxmlformats.org/officeDocument/2006/relationships" r:embed="rId4"/>
+                    <a:blip r:embed="rId6"/>
                     <a:stretch>
                       <a:fillRect/>
                     </a:stretch>
@@ -80,7 +78,6 @@
           </wp:anchor>
         </w:drawing>
       </w:r>
-      <w:bookmarkEnd w:id="1"/>
       <w:r>
         <w:rPr>
           <w:rFonts w:hint="eastAsia"/>
@@ -92,7 +89,7 @@
     </w:p>
     <w:p>
       <w:pPr>
-        <w:pStyle w:val="a0"/>
+        <w:pStyle w:val="26"/>
         <w:keepNext w:val="0"/>
         <w:keepLines w:val="0"/>
         <w:pageBreakBefore w:val="0"/>
@@ -107,7 +104,7 @@
         <w:adjustRightInd w:val="0"/>
         <w:snapToGrid w:val="0"/>
         <w:spacing w:before="0" w:after="0" w:afterLines="0"/>
-        <w:ind w:left="0" w:right="0" w:firstLine="0" w:leftChars="0" w:rightChars="0" w:firstLineChars="0"/>
+        <w:ind w:left="0" w:leftChars="0" w:right="0" w:rightChars="0" w:firstLine="0" w:firstLineChars="0"/>
         <w:jc w:val="center"/>
         <w:textAlignment w:val="baseline"/>
         <w:rPr>
@@ -115,7 +112,7 @@
           <w:lang w:val="en-US" w:eastAsia="zh-CN"/>
         </w:rPr>
       </w:pPr>
-      <w:bookmarkStart w:id="2" w:name="_Toc27971"/>
+      <w:bookmarkStart w:id="1" w:name="_Toc18514"/>
       <w:r>
         <w:rPr>
           <w:rFonts w:hint="eastAsia"/>
@@ -123,11 +120,11 @@
         </w:rPr>
         <w:t>交付管理规定</w:t>
       </w:r>
-      <w:bookmarkEnd w:id="2"/>
-    </w:p>
-    <w:p>
-      <w:pPr>
-        <w:pStyle w:val="a0"/>
+      <w:bookmarkEnd w:id="1"/>
+    </w:p>
+    <w:p>
+      <w:pPr>
+        <w:pStyle w:val="26"/>
         <w:keepNext w:val="0"/>
         <w:keepLines w:val="0"/>
         <w:pageBreakBefore w:val="0"/>
@@ -142,7 +139,7 @@
         <w:adjustRightInd w:val="0"/>
         <w:snapToGrid w:val="0"/>
         <w:spacing w:before="0" w:after="0" w:afterLines="0"/>
-        <w:ind w:left="0" w:right="0" w:firstLine="0" w:leftChars="0" w:rightChars="0" w:firstLineChars="0"/>
+        <w:ind w:left="0" w:leftChars="0" w:right="0" w:rightChars="0" w:firstLine="0" w:firstLineChars="0"/>
         <w:jc w:val="center"/>
         <w:textAlignment w:val="baseline"/>
         <w:rPr>
@@ -150,7 +147,7 @@
           <w:lang w:val="en-US" w:eastAsia="zh-CN"/>
         </w:rPr>
       </w:pPr>
-      <w:bookmarkStart w:id="3" w:name="_Toc30198"/>
+      <w:bookmarkStart w:id="2" w:name="_Toc5502"/>
       <w:r>
         <w:rPr>
           <w:rFonts w:hint="eastAsia"/>
@@ -158,24 +155,24 @@
         </w:rPr>
         <w:t>（HXDL-ITSS-0901）</w:t>
       </w:r>
-      <w:bookmarkEnd w:id="3"/>
-    </w:p>
-    <w:p>
-      <w:pPr>
-        <w:keepNext w:val="0"/>
-        <w:keepLines w:val="0"/>
-        <w:pageBreakBefore w:val="0"/>
-        <w:widowControl w:val="0"/>
-        <w:kinsoku w:val="0"/>
-        <w:wordWrap/>
-        <w:overflowPunct/>
-        <w:topLinePunct w:val="0"/>
-        <w:autoSpaceDE w:val="0"/>
-        <w:autoSpaceDN w:val="0"/>
-        <w:bidi w:val="0"/>
-        <w:adjustRightInd w:val="0"/>
-        <w:snapToGrid w:val="0"/>
-        <w:ind w:left="0" w:right="0" w:firstLine="0" w:leftChars="0" w:rightChars="0" w:firstLineChars="0"/>
+      <w:bookmarkEnd w:id="2"/>
+    </w:p>
+    <w:p>
+      <w:pPr>
+        <w:keepNext w:val="0"/>
+        <w:keepLines w:val="0"/>
+        <w:pageBreakBefore w:val="0"/>
+        <w:widowControl w:val="0"/>
+        <w:kinsoku w:val="0"/>
+        <w:wordWrap/>
+        <w:overflowPunct/>
+        <w:topLinePunct w:val="0"/>
+        <w:autoSpaceDE w:val="0"/>
+        <w:autoSpaceDN w:val="0"/>
+        <w:bidi w:val="0"/>
+        <w:adjustRightInd w:val="0"/>
+        <w:snapToGrid w:val="0"/>
+        <w:ind w:left="0" w:leftChars="0" w:right="0" w:rightChars="0" w:firstLine="0" w:firstLineChars="0"/>
         <w:jc w:val="center"/>
         <w:textAlignment w:val="baseline"/>
         <w:rPr>
@@ -186,17 +183,18 @@
     </w:p>
     <w:tbl>
       <w:tblPr>
-        <w:tblStyle w:val="TableGrid"/>
+        <w:tblStyle w:val="21"/>
         <w:tblW w:w="0" w:type="auto"/>
         <w:jc w:val="center"/>
         <w:tblBorders>
-          <w:top w:val="nil"/>
-          <w:left w:val="nil"/>
-          <w:bottom w:val="nil"/>
-          <w:right w:val="nil"/>
-          <w:insideH w:val="nil"/>
-          <w:insideV w:val="nil"/>
+          <w:top w:val="none" w:color="auto" w:sz="0" w:space="0"/>
+          <w:left w:val="none" w:color="auto" w:sz="0" w:space="0"/>
+          <w:bottom w:val="none" w:color="auto" w:sz="0" w:space="0"/>
+          <w:right w:val="none" w:color="auto" w:sz="0" w:space="0"/>
+          <w:insideH w:val="none" w:color="auto" w:sz="0" w:space="0"/>
+          <w:insideV w:val="none" w:color="auto" w:sz="0" w:space="0"/>
         </w:tblBorders>
+        <w:tblLayout w:type="autofit"/>
         <w:tblCellMar>
           <w:top w:w="0" w:type="dxa"/>
           <w:left w:w="108" w:type="dxa"/>
@@ -210,15 +208,13 @@
       </w:tblGrid>
       <w:tr>
         <w:tblPrEx>
-          <w:tblW w:w="0" w:type="auto"/>
-          <w:jc w:val="center"/>
           <w:tblBorders>
-            <w:top w:val="nil"/>
-            <w:left w:val="nil"/>
-            <w:bottom w:val="nil"/>
-            <w:right w:val="nil"/>
-            <w:insideH w:val="nil"/>
-            <w:insideV w:val="nil"/>
+            <w:top w:val="none" w:color="auto" w:sz="0" w:space="0"/>
+            <w:left w:val="none" w:color="auto" w:sz="0" w:space="0"/>
+            <w:bottom w:val="none" w:color="auto" w:sz="0" w:space="0"/>
+            <w:right w:val="none" w:color="auto" w:sz="0" w:space="0"/>
+            <w:insideH w:val="none" w:color="auto" w:sz="0" w:space="0"/>
+            <w:insideV w:val="none" w:color="auto" w:sz="0" w:space="0"/>
           </w:tblBorders>
           <w:tblCellMar>
             <w:top w:w="0" w:type="dxa"/>
@@ -228,7 +224,7 @@
           </w:tblCellMar>
         </w:tblPrEx>
         <w:trPr>
-          <w:trHeight w:val="810"/>
+          <w:trHeight w:val="810" w:hRule="atLeast"/>
           <w:jc w:val="center"/>
         </w:trPr>
         <w:tc>
@@ -250,7 +246,7 @@
               <w:bidi w:val="0"/>
               <w:adjustRightInd w:val="0"/>
               <w:snapToGrid w:val="0"/>
-              <w:ind w:left="0" w:right="0" w:firstLine="0" w:leftChars="0" w:rightChars="0" w:firstLineChars="0"/>
+              <w:ind w:left="0" w:leftChars="0" w:right="0" w:rightChars="0" w:firstLine="0" w:firstLineChars="0"/>
               <w:jc w:val="left"/>
               <w:textAlignment w:val="baseline"/>
               <w:rPr>
@@ -269,7 +265,7 @@
             </w:r>
             <w:r>
               <w:rPr>
-                <w:rFonts w:asciiTheme="minorAscii" w:eastAsiaTheme="minorEastAsia" w:hAnsiTheme="minorAscii" w:hint="default"/>
+                <w:rFonts w:hint="default" w:asciiTheme="minorAscii" w:hAnsiTheme="minorAscii" w:eastAsiaTheme="minorEastAsia"/>
                 <w:spacing w:val="227"/>
                 <w:sz w:val="21"/>
                 <w:vertAlign w:val="baseline"/>
@@ -307,7 +303,7 @@
               <w:bidi w:val="0"/>
               <w:adjustRightInd w:val="0"/>
               <w:snapToGrid w:val="0"/>
-              <w:ind w:left="0" w:right="0" w:firstLine="0" w:leftChars="0" w:rightChars="0" w:firstLineChars="0"/>
+              <w:ind w:left="0" w:leftChars="0" w:right="0" w:rightChars="0" w:firstLine="0" w:firstLineChars="0"/>
               <w:jc w:val="right"/>
               <w:textAlignment w:val="baseline"/>
               <w:rPr>
@@ -326,7 +322,7 @@
             </w:r>
             <w:r>
               <w:rPr>
-                <w:rFonts w:asciiTheme="minorAscii" w:eastAsiaTheme="minorEastAsia" w:hAnsiTheme="minorAscii" w:hint="eastAsia"/>
+                <w:rFonts w:hint="eastAsia" w:asciiTheme="minorAscii" w:hAnsiTheme="minorAscii" w:eastAsiaTheme="minorEastAsia"/>
                 <w:spacing w:val="227"/>
                 <w:sz w:val="21"/>
                 <w:vertAlign w:val="baseline"/>
@@ -348,8 +344,14 @@
       </w:tr>
       <w:tr>
         <w:tblPrEx>
-          <w:tblW w:w="0" w:type="auto"/>
-          <w:jc w:val="center"/>
+          <w:tblBorders>
+            <w:top w:val="none" w:color="auto" w:sz="0" w:space="0"/>
+            <w:left w:val="none" w:color="auto" w:sz="0" w:space="0"/>
+            <w:bottom w:val="none" w:color="auto" w:sz="0" w:space="0"/>
+            <w:right w:val="none" w:color="auto" w:sz="0" w:space="0"/>
+            <w:insideH w:val="none" w:color="auto" w:sz="0" w:space="0"/>
+            <w:insideV w:val="none" w:color="auto" w:sz="0" w:space="0"/>
+          </w:tblBorders>
           <w:tblCellMar>
             <w:top w:w="0" w:type="dxa"/>
             <w:left w:w="108" w:type="dxa"/>
@@ -358,7 +360,7 @@
           </w:tblCellMar>
         </w:tblPrEx>
         <w:trPr>
-          <w:trHeight w:val="810"/>
+          <w:trHeight w:val="810" w:hRule="atLeast"/>
           <w:jc w:val="center"/>
         </w:trPr>
         <w:tc>
@@ -381,11 +383,11 @@
               <w:bidi w:val="0"/>
               <w:adjustRightInd w:val="0"/>
               <w:snapToGrid w:val="0"/>
-              <w:ind w:left="0" w:right="0" w:firstLine="0" w:leftChars="0" w:rightChars="0" w:firstLineChars="0"/>
+              <w:ind w:left="0" w:leftChars="0" w:right="0" w:rightChars="0" w:firstLine="0" w:firstLineChars="0"/>
               <w:jc w:val="left"/>
               <w:textAlignment w:val="baseline"/>
               <w:rPr>
-                <w:rFonts w:ascii="Arial" w:eastAsia="Arial" w:hAnsi="Arial" w:cs="Arial" w:hint="eastAsia"/>
+                <w:rFonts w:hint="eastAsia" w:ascii="Arial" w:hAnsi="Arial" w:eastAsia="Arial" w:cs="Arial"/>
                 <w:snapToGrid w:val="0"/>
                 <w:color w:val="000000"/>
                 <w:kern w:val="0"/>
@@ -405,7 +407,7 @@
             </w:r>
             <w:r>
               <w:rPr>
-                <w:rFonts w:asciiTheme="minorAscii" w:eastAsiaTheme="minorEastAsia" w:hAnsiTheme="minorAscii" w:hint="default"/>
+                <w:rFonts w:hint="default" w:asciiTheme="minorAscii" w:hAnsiTheme="minorAscii" w:eastAsiaTheme="minorEastAsia"/>
                 <w:spacing w:val="227"/>
                 <w:sz w:val="21"/>
                 <w:vertAlign w:val="baseline"/>
@@ -444,11 +446,11 @@
               <w:bidi w:val="0"/>
               <w:adjustRightInd w:val="0"/>
               <w:snapToGrid w:val="0"/>
-              <w:ind w:left="0" w:right="0" w:firstLine="0" w:leftChars="0" w:rightChars="0" w:firstLineChars="0"/>
+              <w:ind w:left="0" w:leftChars="0" w:right="0" w:rightChars="0" w:firstLine="0" w:firstLineChars="0"/>
               <w:jc w:val="right"/>
               <w:textAlignment w:val="baseline"/>
               <w:rPr>
-                <w:rFonts w:ascii="Arial" w:eastAsia="Arial" w:hAnsi="Arial" w:cs="Arial" w:hint="eastAsia"/>
+                <w:rFonts w:hint="eastAsia" w:ascii="Arial" w:hAnsi="Arial" w:eastAsia="Arial" w:cs="Arial"/>
                 <w:snapToGrid w:val="0"/>
                 <w:color w:val="000000"/>
                 <w:kern w:val="0"/>
@@ -468,7 +470,7 @@
             </w:r>
             <w:r>
               <w:rPr>
-                <w:rFonts w:asciiTheme="minorAscii" w:eastAsiaTheme="minorEastAsia" w:hAnsiTheme="minorAscii" w:hint="eastAsia"/>
+                <w:rFonts w:hint="eastAsia" w:asciiTheme="minorAscii" w:hAnsiTheme="minorAscii" w:eastAsiaTheme="minorEastAsia"/>
                 <w:spacing w:val="227"/>
                 <w:sz w:val="21"/>
                 <w:vertAlign w:val="baseline"/>
@@ -490,8 +492,14 @@
       </w:tr>
       <w:tr>
         <w:tblPrEx>
-          <w:tblW w:w="0" w:type="auto"/>
-          <w:jc w:val="center"/>
+          <w:tblBorders>
+            <w:top w:val="none" w:color="auto" w:sz="0" w:space="0"/>
+            <w:left w:val="none" w:color="auto" w:sz="0" w:space="0"/>
+            <w:bottom w:val="none" w:color="auto" w:sz="0" w:space="0"/>
+            <w:right w:val="none" w:color="auto" w:sz="0" w:space="0"/>
+            <w:insideH w:val="none" w:color="auto" w:sz="0" w:space="0"/>
+            <w:insideV w:val="none" w:color="auto" w:sz="0" w:space="0"/>
+          </w:tblBorders>
           <w:tblCellMar>
             <w:top w:w="0" w:type="dxa"/>
             <w:left w:w="108" w:type="dxa"/>
@@ -500,7 +508,7 @@
           </w:tblCellMar>
         </w:tblPrEx>
         <w:trPr>
-          <w:trHeight w:val="635"/>
+          <w:trHeight w:val="635" w:hRule="atLeast"/>
           <w:jc w:val="center"/>
         </w:trPr>
         <w:tc>
@@ -522,7 +530,7 @@
               <w:bidi w:val="0"/>
               <w:adjustRightInd w:val="0"/>
               <w:snapToGrid w:val="0"/>
-              <w:ind w:left="0" w:right="0" w:firstLine="0" w:leftChars="0" w:rightChars="0" w:firstLineChars="0"/>
+              <w:ind w:left="0" w:leftChars="0" w:right="0" w:rightChars="0" w:firstLine="0" w:firstLineChars="0"/>
               <w:jc w:val="left"/>
               <w:textAlignment w:val="baseline"/>
               <w:rPr>
@@ -541,7 +549,7 @@
             </w:r>
             <w:r>
               <w:rPr>
-                <w:rFonts w:asciiTheme="minorAscii" w:eastAsiaTheme="minorEastAsia" w:hAnsiTheme="minorAscii" w:hint="eastAsia"/>
+                <w:rFonts w:hint="eastAsia" w:asciiTheme="minorAscii" w:hAnsiTheme="minorAscii" w:eastAsiaTheme="minorEastAsia"/>
                 <w:spacing w:val="227"/>
                 <w:sz w:val="21"/>
                 <w:vertAlign w:val="baseline"/>
@@ -578,7 +586,7 @@
               <w:bidi w:val="0"/>
               <w:adjustRightInd w:val="0"/>
               <w:snapToGrid w:val="0"/>
-              <w:ind w:left="0" w:right="0" w:firstLine="0" w:leftChars="0" w:rightChars="0" w:firstLineChars="0"/>
+              <w:ind w:left="0" w:leftChars="0" w:right="0" w:rightChars="0" w:firstLine="0" w:firstLineChars="0"/>
               <w:jc w:val="right"/>
               <w:textAlignment w:val="baseline"/>
               <w:rPr>
@@ -597,7 +605,7 @@
             </w:r>
             <w:r>
               <w:rPr>
-                <w:rFonts w:asciiTheme="minorAscii" w:eastAsiaTheme="minorEastAsia" w:hAnsiTheme="minorAscii" w:hint="eastAsia"/>
+                <w:rFonts w:hint="eastAsia" w:asciiTheme="minorAscii" w:hAnsiTheme="minorAscii" w:eastAsiaTheme="minorEastAsia"/>
                 <w:spacing w:val="227"/>
                 <w:sz w:val="21"/>
                 <w:vertAlign w:val="baseline"/>
@@ -667,15 +675,15 @@
         <w:textAlignment w:val="baseline"/>
         <w:outlineLvl w:val="0"/>
         <w:rPr>
-          <w:rFonts w:ascii="宋体" w:eastAsia="宋体" w:hAnsi="宋体" w:cs="宋体"/>
+          <w:rFonts w:ascii="宋体" w:hAnsi="宋体" w:eastAsia="宋体" w:cs="宋体"/>
           <w:sz w:val="30"/>
           <w:szCs w:val="30"/>
         </w:rPr>
       </w:pPr>
-      <w:bookmarkStart w:id="4" w:name="_Toc8905"/>
+      <w:bookmarkStart w:id="3" w:name="_Toc15292"/>
       <w:r>
         <w:rPr>
-          <w:rFonts w:ascii="宋体" w:eastAsia="宋体" w:hAnsi="宋体" w:cs="宋体"/>
+          <w:rFonts w:ascii="宋体" w:hAnsi="宋体" w:eastAsia="宋体" w:cs="宋体"/>
           <w:b/>
           <w:bCs/>
           <w:spacing w:val="-4"/>
@@ -684,20 +692,20 @@
         </w:rPr>
         <w:t>文件编制和变更履历</w:t>
       </w:r>
-      <w:bookmarkEnd w:id="4"/>
+      <w:bookmarkEnd w:id="3"/>
     </w:p>
     <w:tbl>
       <w:tblPr>
-        <w:tblStyle w:val="TableNormal00"/>
+        <w:tblStyle w:val="43"/>
         <w:tblW w:w="9005" w:type="dxa"/>
         <w:tblInd w:w="34" w:type="dxa"/>
         <w:tblBorders>
-          <w:top w:val="single" w:sz="6" w:space="0" w:color="000000"/>
-          <w:left w:val="single" w:sz="6" w:space="0" w:color="000000"/>
-          <w:bottom w:val="single" w:sz="6" w:space="0" w:color="000000"/>
-          <w:right w:val="single" w:sz="6" w:space="0" w:color="000000"/>
-          <w:insideH w:val="single" w:sz="6" w:space="0" w:color="000000"/>
-          <w:insideV w:val="single" w:sz="6" w:space="0" w:color="000000"/>
+          <w:top w:val="single" w:color="000000" w:sz="6" w:space="0"/>
+          <w:left w:val="single" w:color="000000" w:sz="6" w:space="0"/>
+          <w:bottom w:val="single" w:color="000000" w:sz="6" w:space="0"/>
+          <w:right w:val="single" w:color="000000" w:sz="6" w:space="0"/>
+          <w:insideH w:val="single" w:color="000000" w:sz="6" w:space="0"/>
+          <w:insideV w:val="single" w:color="000000" w:sz="6" w:space="0"/>
         </w:tblBorders>
         <w:tblLayout w:type="fixed"/>
         <w:tblCellMar>
@@ -719,17 +727,14 @@
       </w:tblGrid>
       <w:tr>
         <w:tblPrEx>
-          <w:tblW w:w="9005" w:type="dxa"/>
-          <w:tblInd w:w="34" w:type="dxa"/>
           <w:tblBorders>
-            <w:top w:val="single" w:sz="6" w:space="0" w:color="000000"/>
-            <w:left w:val="single" w:sz="6" w:space="0" w:color="000000"/>
-            <w:bottom w:val="single" w:sz="6" w:space="0" w:color="000000"/>
-            <w:right w:val="single" w:sz="6" w:space="0" w:color="000000"/>
-            <w:insideH w:val="single" w:sz="6" w:space="0" w:color="000000"/>
-            <w:insideV w:val="single" w:sz="6" w:space="0" w:color="000000"/>
+            <w:top w:val="single" w:color="000000" w:sz="6" w:space="0"/>
+            <w:left w:val="single" w:color="000000" w:sz="6" w:space="0"/>
+            <w:bottom w:val="single" w:color="000000" w:sz="6" w:space="0"/>
+            <w:right w:val="single" w:color="000000" w:sz="6" w:space="0"/>
+            <w:insideH w:val="single" w:color="000000" w:sz="6" w:space="0"/>
+            <w:insideV w:val="single" w:color="000000" w:sz="6" w:space="0"/>
           </w:tblBorders>
-          <w:tblLayout w:type="fixed"/>
           <w:tblCellMar>
             <w:top w:w="0" w:type="dxa"/>
             <w:left w:w="0" w:type="dxa"/>
@@ -738,15 +743,15 @@
           </w:tblCellMar>
         </w:tblPrEx>
         <w:trPr>
-          <w:trHeight w:val="489"/>
+          <w:trHeight w:val="489" w:hRule="atLeast"/>
         </w:trPr>
         <w:tc>
           <w:tcPr>
             <w:tcW w:w="845" w:type="dxa"/>
             <w:vMerge w:val="restart"/>
             <w:tcBorders>
-              <w:top w:val="single" w:sz="10" w:space="0" w:color="000000"/>
-              <w:left w:val="single" w:sz="10" w:space="0" w:color="000000"/>
+              <w:top w:val="single" w:color="000000" w:sz="10" w:space="0"/>
+              <w:left w:val="single" w:color="000000" w:sz="10" w:space="0"/>
               <w:bottom w:val="nil"/>
             </w:tcBorders>
             <w:shd w:val="clear" w:color="auto" w:fill="D9D9D9"/>
@@ -793,14 +798,14 @@
               <w:ind w:left="172"/>
               <w:textAlignment w:val="baseline"/>
               <w:rPr>
-                <w:rFonts w:ascii="宋体" w:eastAsia="宋体" w:hAnsi="宋体" w:cs="宋体"/>
+                <w:rFonts w:ascii="宋体" w:hAnsi="宋体" w:eastAsia="宋体" w:cs="宋体"/>
                 <w:sz w:val="24"/>
                 <w:szCs w:val="24"/>
               </w:rPr>
             </w:pPr>
             <w:r>
               <w:rPr>
-                <w:rFonts w:ascii="宋体" w:eastAsia="宋体" w:hAnsi="宋体" w:cs="宋体"/>
+                <w:rFonts w:ascii="宋体" w:hAnsi="宋体" w:eastAsia="宋体" w:cs="宋体"/>
                 <w:b/>
                 <w:bCs/>
                 <w:spacing w:val="-5"/>
@@ -816,7 +821,7 @@
             <w:tcW w:w="2155" w:type="dxa"/>
             <w:gridSpan w:val="2"/>
             <w:tcBorders>
-              <w:top w:val="single" w:sz="10" w:space="0" w:color="000000"/>
+              <w:top w:val="single" w:color="000000" w:sz="10" w:space="0"/>
             </w:tcBorders>
             <w:shd w:val="clear" w:color="auto" w:fill="D9D9D9"/>
           </w:tcPr>
@@ -839,14 +844,14 @@
               <w:ind w:left="528"/>
               <w:textAlignment w:val="baseline"/>
               <w:rPr>
-                <w:rFonts w:ascii="宋体" w:eastAsia="宋体" w:hAnsi="宋体" w:cs="宋体"/>
+                <w:rFonts w:ascii="宋体" w:hAnsi="宋体" w:eastAsia="宋体" w:cs="宋体"/>
                 <w:sz w:val="24"/>
                 <w:szCs w:val="24"/>
               </w:rPr>
             </w:pPr>
             <w:r>
               <w:rPr>
-                <w:rFonts w:ascii="宋体" w:eastAsia="宋体" w:hAnsi="宋体" w:cs="宋体"/>
+                <w:rFonts w:ascii="宋体" w:hAnsi="宋体" w:eastAsia="宋体" w:cs="宋体"/>
                 <w:b/>
                 <w:bCs/>
                 <w:spacing w:val="-4"/>
@@ -862,7 +867,7 @@
             <w:tcW w:w="2334" w:type="dxa"/>
             <w:gridSpan w:val="2"/>
             <w:tcBorders>
-              <w:top w:val="single" w:sz="10" w:space="0" w:color="000000"/>
+              <w:top w:val="single" w:color="000000" w:sz="10" w:space="0"/>
             </w:tcBorders>
             <w:shd w:val="clear" w:color="auto" w:fill="D9D9D9"/>
           </w:tcPr>
@@ -885,14 +890,14 @@
               <w:ind w:left="927"/>
               <w:textAlignment w:val="baseline"/>
               <w:rPr>
-                <w:rFonts w:ascii="宋体" w:eastAsia="宋体" w:hAnsi="宋体" w:cs="宋体"/>
+                <w:rFonts w:ascii="宋体" w:hAnsi="宋体" w:eastAsia="宋体" w:cs="宋体"/>
                 <w:sz w:val="24"/>
                 <w:szCs w:val="24"/>
               </w:rPr>
             </w:pPr>
             <w:r>
               <w:rPr>
-                <w:rFonts w:ascii="宋体" w:eastAsia="宋体" w:hAnsi="宋体" w:cs="宋体"/>
+                <w:rFonts w:ascii="宋体" w:hAnsi="宋体" w:eastAsia="宋体" w:cs="宋体"/>
                 <w:b/>
                 <w:bCs/>
                 <w:spacing w:val="-6"/>
@@ -908,7 +913,7 @@
             <w:tcW w:w="2288" w:type="dxa"/>
             <w:gridSpan w:val="2"/>
             <w:tcBorders>
-              <w:top w:val="single" w:sz="10" w:space="0" w:color="000000"/>
+              <w:top w:val="single" w:color="000000" w:sz="10" w:space="0"/>
             </w:tcBorders>
             <w:shd w:val="clear" w:color="auto" w:fill="D9D9D9"/>
           </w:tcPr>
@@ -931,14 +936,14 @@
               <w:ind w:left="911"/>
               <w:textAlignment w:val="baseline"/>
               <w:rPr>
-                <w:rFonts w:ascii="宋体" w:eastAsia="宋体" w:hAnsi="宋体" w:cs="宋体"/>
+                <w:rFonts w:ascii="宋体" w:hAnsi="宋体" w:eastAsia="宋体" w:cs="宋体"/>
                 <w:sz w:val="24"/>
                 <w:szCs w:val="24"/>
               </w:rPr>
             </w:pPr>
             <w:r>
               <w:rPr>
-                <w:rFonts w:ascii="宋体" w:eastAsia="宋体" w:hAnsi="宋体" w:cs="宋体"/>
+                <w:rFonts w:ascii="宋体" w:hAnsi="宋体" w:eastAsia="宋体" w:cs="宋体"/>
                 <w:b/>
                 <w:bCs/>
                 <w:spacing w:val="-6"/>
@@ -954,9 +959,9 @@
             <w:tcW w:w="1383" w:type="dxa"/>
             <w:vMerge w:val="restart"/>
             <w:tcBorders>
-              <w:top w:val="single" w:sz="10" w:space="0" w:color="000000"/>
+              <w:top w:val="single" w:color="000000" w:sz="10" w:space="0"/>
               <w:bottom w:val="nil"/>
-              <w:right w:val="single" w:sz="10" w:space="0" w:color="000000"/>
+              <w:right w:val="single" w:color="000000" w:sz="10" w:space="0"/>
             </w:tcBorders>
             <w:shd w:val="clear" w:color="auto" w:fill="D9D9D9"/>
           </w:tcPr>
@@ -1002,14 +1007,14 @@
               <w:ind w:left="217"/>
               <w:textAlignment w:val="baseline"/>
               <w:rPr>
-                <w:rFonts w:ascii="宋体" w:eastAsia="宋体" w:hAnsi="宋体" w:cs="宋体"/>
+                <w:rFonts w:ascii="宋体" w:hAnsi="宋体" w:eastAsia="宋体" w:cs="宋体"/>
                 <w:sz w:val="24"/>
                 <w:szCs w:val="24"/>
               </w:rPr>
             </w:pPr>
             <w:r>
               <w:rPr>
-                <w:rFonts w:ascii="宋体" w:eastAsia="宋体" w:hAnsi="宋体" w:cs="宋体"/>
+                <w:rFonts w:ascii="宋体" w:hAnsi="宋体" w:eastAsia="宋体" w:cs="宋体"/>
                 <w:b/>
                 <w:bCs/>
                 <w:spacing w:val="-5"/>
@@ -1023,9 +1028,14 @@
       </w:tr>
       <w:tr>
         <w:tblPrEx>
-          <w:tblW w:w="9005" w:type="dxa"/>
-          <w:tblInd w:w="34" w:type="dxa"/>
-          <w:tblLayout w:type="fixed"/>
+          <w:tblBorders>
+            <w:top w:val="single" w:color="000000" w:sz="6" w:space="0"/>
+            <w:left w:val="single" w:color="000000" w:sz="6" w:space="0"/>
+            <w:bottom w:val="single" w:color="000000" w:sz="6" w:space="0"/>
+            <w:right w:val="single" w:color="000000" w:sz="6" w:space="0"/>
+            <w:insideH w:val="single" w:color="000000" w:sz="6" w:space="0"/>
+            <w:insideV w:val="single" w:color="000000" w:sz="6" w:space="0"/>
+          </w:tblBorders>
           <w:tblCellMar>
             <w:top w:w="0" w:type="dxa"/>
             <w:left w:w="0" w:type="dxa"/>
@@ -1034,15 +1044,15 @@
           </w:tblCellMar>
         </w:tblPrEx>
         <w:trPr>
-          <w:trHeight w:val="479"/>
+          <w:trHeight w:val="479" w:hRule="atLeast"/>
         </w:trPr>
         <w:tc>
           <w:tcPr>
             <w:tcW w:w="845" w:type="dxa"/>
-            <w:vMerge/>
+            <w:vMerge w:val="continue"/>
             <w:tcBorders>
               <w:top w:val="nil"/>
-              <w:left w:val="single" w:sz="10" w:space="0" w:color="000000"/>
+              <w:left w:val="single" w:color="000000" w:sz="10" w:space="0"/>
             </w:tcBorders>
           </w:tcPr>
           <w:p>
@@ -1092,14 +1102,14 @@
               <w:ind w:left="191"/>
               <w:textAlignment w:val="baseline"/>
               <w:rPr>
-                <w:rFonts w:ascii="宋体" w:eastAsia="宋体" w:hAnsi="宋体" w:cs="宋体"/>
+                <w:rFonts w:ascii="宋体" w:hAnsi="宋体" w:eastAsia="宋体" w:cs="宋体"/>
                 <w:sz w:val="24"/>
                 <w:szCs w:val="24"/>
               </w:rPr>
             </w:pPr>
             <w:r>
               <w:rPr>
-                <w:rFonts w:ascii="宋体" w:eastAsia="宋体" w:hAnsi="宋体" w:cs="宋体"/>
+                <w:rFonts w:ascii="宋体" w:hAnsi="宋体" w:eastAsia="宋体" w:cs="宋体"/>
                 <w:b/>
                 <w:bCs/>
                 <w:spacing w:val="-5"/>
@@ -1134,14 +1144,14 @@
               <w:ind w:left="430"/>
               <w:textAlignment w:val="baseline"/>
               <w:rPr>
-                <w:rFonts w:ascii="宋体" w:eastAsia="宋体" w:hAnsi="宋体" w:cs="宋体"/>
+                <w:rFonts w:ascii="宋体" w:hAnsi="宋体" w:eastAsia="宋体" w:cs="宋体"/>
                 <w:sz w:val="24"/>
                 <w:szCs w:val="24"/>
               </w:rPr>
             </w:pPr>
             <w:r>
               <w:rPr>
-                <w:rFonts w:ascii="宋体" w:eastAsia="宋体" w:hAnsi="宋体" w:cs="宋体"/>
+                <w:rFonts w:ascii="宋体" w:hAnsi="宋体" w:eastAsia="宋体" w:cs="宋体"/>
                 <w:b/>
                 <w:bCs/>
                 <w:spacing w:val="-15"/>
@@ -1176,14 +1186,14 @@
               <w:ind w:left="244"/>
               <w:textAlignment w:val="baseline"/>
               <w:rPr>
-                <w:rFonts w:ascii="宋体" w:eastAsia="宋体" w:hAnsi="宋体" w:cs="宋体"/>
+                <w:rFonts w:ascii="宋体" w:hAnsi="宋体" w:eastAsia="宋体" w:cs="宋体"/>
                 <w:sz w:val="24"/>
                 <w:szCs w:val="24"/>
               </w:rPr>
             </w:pPr>
             <w:r>
               <w:rPr>
-                <w:rFonts w:ascii="宋体" w:eastAsia="宋体" w:hAnsi="宋体" w:cs="宋体"/>
+                <w:rFonts w:ascii="宋体" w:hAnsi="宋体" w:eastAsia="宋体" w:cs="宋体"/>
                 <w:b/>
                 <w:bCs/>
                 <w:spacing w:val="-8"/>
@@ -1218,14 +1228,14 @@
               <w:ind w:left="487"/>
               <w:textAlignment w:val="baseline"/>
               <w:rPr>
-                <w:rFonts w:ascii="宋体" w:eastAsia="宋体" w:hAnsi="宋体" w:cs="宋体"/>
+                <w:rFonts w:ascii="宋体" w:hAnsi="宋体" w:eastAsia="宋体" w:cs="宋体"/>
                 <w:sz w:val="24"/>
                 <w:szCs w:val="24"/>
               </w:rPr>
             </w:pPr>
             <w:r>
               <w:rPr>
-                <w:rFonts w:ascii="宋体" w:eastAsia="宋体" w:hAnsi="宋体" w:cs="宋体"/>
+                <w:rFonts w:ascii="宋体" w:hAnsi="宋体" w:eastAsia="宋体" w:cs="宋体"/>
                 <w:b/>
                 <w:bCs/>
                 <w:spacing w:val="-15"/>
@@ -1260,14 +1270,14 @@
               <w:ind w:left="268"/>
               <w:textAlignment w:val="baseline"/>
               <w:rPr>
-                <w:rFonts w:ascii="宋体" w:eastAsia="宋体" w:hAnsi="宋体" w:cs="宋体"/>
+                <w:rFonts w:ascii="宋体" w:hAnsi="宋体" w:eastAsia="宋体" w:cs="宋体"/>
                 <w:sz w:val="24"/>
                 <w:szCs w:val="24"/>
               </w:rPr>
             </w:pPr>
             <w:r>
               <w:rPr>
-                <w:rFonts w:ascii="宋体" w:eastAsia="宋体" w:hAnsi="宋体" w:cs="宋体"/>
+                <w:rFonts w:ascii="宋体" w:hAnsi="宋体" w:eastAsia="宋体" w:cs="宋体"/>
                 <w:b/>
                 <w:bCs/>
                 <w:spacing w:val="-5"/>
@@ -1302,14 +1312,14 @@
               <w:ind w:left="441"/>
               <w:textAlignment w:val="baseline"/>
               <w:rPr>
-                <w:rFonts w:ascii="宋体" w:eastAsia="宋体" w:hAnsi="宋体" w:cs="宋体"/>
+                <w:rFonts w:ascii="宋体" w:hAnsi="宋体" w:eastAsia="宋体" w:cs="宋体"/>
                 <w:sz w:val="24"/>
                 <w:szCs w:val="24"/>
               </w:rPr>
             </w:pPr>
             <w:r>
               <w:rPr>
-                <w:rFonts w:ascii="宋体" w:eastAsia="宋体" w:hAnsi="宋体" w:cs="宋体"/>
+                <w:rFonts w:ascii="宋体" w:hAnsi="宋体" w:eastAsia="宋体" w:cs="宋体"/>
                 <w:b/>
                 <w:bCs/>
                 <w:spacing w:val="-15"/>
@@ -1323,10 +1333,10 @@
         <w:tc>
           <w:tcPr>
             <w:tcW w:w="1383" w:type="dxa"/>
-            <w:vMerge/>
+            <w:vMerge w:val="continue"/>
             <w:tcBorders>
               <w:top w:val="nil"/>
-              <w:right w:val="single" w:sz="10" w:space="0" w:color="000000"/>
+              <w:right w:val="single" w:color="000000" w:sz="10" w:space="0"/>
             </w:tcBorders>
           </w:tcPr>
           <w:p>
@@ -1355,9 +1365,14 @@
       </w:tr>
       <w:tr>
         <w:tblPrEx>
-          <w:tblW w:w="9005" w:type="dxa"/>
-          <w:tblInd w:w="34" w:type="dxa"/>
-          <w:tblLayout w:type="fixed"/>
+          <w:tblBorders>
+            <w:top w:val="single" w:color="000000" w:sz="6" w:space="0"/>
+            <w:left w:val="single" w:color="000000" w:sz="6" w:space="0"/>
+            <w:bottom w:val="single" w:color="000000" w:sz="6" w:space="0"/>
+            <w:right w:val="single" w:color="000000" w:sz="6" w:space="0"/>
+            <w:insideH w:val="single" w:color="000000" w:sz="6" w:space="0"/>
+            <w:insideV w:val="single" w:color="000000" w:sz="6" w:space="0"/>
+          </w:tblBorders>
           <w:tblCellMar>
             <w:top w:w="0" w:type="dxa"/>
             <w:left w:w="0" w:type="dxa"/>
@@ -1366,18 +1381,18 @@
           </w:tblCellMar>
         </w:tblPrEx>
         <w:trPr>
-          <w:trHeight w:val="651"/>
+          <w:trHeight w:val="651" w:hRule="atLeast"/>
         </w:trPr>
         <w:tc>
           <w:tcPr>
             <w:tcW w:w="845" w:type="dxa"/>
             <w:tcBorders>
-              <w:left w:val="single" w:sz="10" w:space="0" w:color="000000"/>
+              <w:left w:val="single" w:color="000000" w:sz="10" w:space="0"/>
             </w:tcBorders>
           </w:tcPr>
           <w:p>
             <w:pPr>
-              <w:pStyle w:val="TableText"/>
+              <w:pStyle w:val="28"/>
               <w:keepNext w:val="0"/>
               <w:keepLines w:val="0"/>
               <w:pageBreakBefore w:val="0"/>
@@ -1409,7 +1424,7 @@
           </w:tcPr>
           <w:p>
             <w:pPr>
-              <w:pStyle w:val="TableText"/>
+              <w:pStyle w:val="28"/>
               <w:keepNext w:val="0"/>
               <w:keepLines w:val="0"/>
               <w:pageBreakBefore w:val="0"/>
@@ -1441,7 +1456,7 @@
           </w:tcPr>
           <w:p>
             <w:pPr>
-              <w:pStyle w:val="TableText"/>
+              <w:pStyle w:val="28"/>
               <w:keepNext w:val="0"/>
               <w:keepLines w:val="0"/>
               <w:pageBreakBefore w:val="0"/>
@@ -1473,7 +1488,7 @@
           </w:tcPr>
           <w:p>
             <w:pPr>
-              <w:pStyle w:val="TableText"/>
+              <w:pStyle w:val="28"/>
               <w:keepNext w:val="0"/>
               <w:keepLines w:val="0"/>
               <w:pageBreakBefore w:val="0"/>
@@ -1505,7 +1520,7 @@
           </w:tcPr>
           <w:p>
             <w:pPr>
-              <w:pStyle w:val="TableText"/>
+              <w:pStyle w:val="28"/>
               <w:keepNext w:val="0"/>
               <w:keepLines w:val="0"/>
               <w:pageBreakBefore w:val="0"/>
@@ -1537,7 +1552,7 @@
           </w:tcPr>
           <w:p>
             <w:pPr>
-              <w:pStyle w:val="TableText"/>
+              <w:pStyle w:val="28"/>
               <w:keepNext w:val="0"/>
               <w:keepLines w:val="0"/>
               <w:pageBreakBefore w:val="0"/>
@@ -1569,7 +1584,7 @@
           </w:tcPr>
           <w:p>
             <w:pPr>
-              <w:pStyle w:val="TableText"/>
+              <w:pStyle w:val="28"/>
               <w:keepNext w:val="0"/>
               <w:keepLines w:val="0"/>
               <w:pageBreakBefore w:val="0"/>
@@ -1599,12 +1614,12 @@
           <w:tcPr>
             <w:tcW w:w="1383" w:type="dxa"/>
             <w:tcBorders>
-              <w:right w:val="single" w:sz="10" w:space="0" w:color="000000"/>
+              <w:right w:val="single" w:color="000000" w:sz="10" w:space="0"/>
             </w:tcBorders>
           </w:tcPr>
           <w:p>
             <w:pPr>
-              <w:pStyle w:val="TableText"/>
+              <w:pStyle w:val="28"/>
               <w:keepNext w:val="0"/>
               <w:keepLines w:val="0"/>
               <w:pageBreakBefore w:val="0"/>
@@ -1633,9 +1648,14 @@
       </w:tr>
       <w:tr>
         <w:tblPrEx>
-          <w:tblW w:w="9005" w:type="dxa"/>
-          <w:tblInd w:w="34" w:type="dxa"/>
-          <w:tblLayout w:type="fixed"/>
+          <w:tblBorders>
+            <w:top w:val="single" w:color="000000" w:sz="6" w:space="0"/>
+            <w:left w:val="single" w:color="000000" w:sz="6" w:space="0"/>
+            <w:bottom w:val="single" w:color="000000" w:sz="6" w:space="0"/>
+            <w:right w:val="single" w:color="000000" w:sz="6" w:space="0"/>
+            <w:insideH w:val="single" w:color="000000" w:sz="6" w:space="0"/>
+            <w:insideV w:val="single" w:color="000000" w:sz="6" w:space="0"/>
+          </w:tblBorders>
           <w:tblCellMar>
             <w:top w:w="0" w:type="dxa"/>
             <w:left w:w="0" w:type="dxa"/>
@@ -1644,18 +1664,18 @@
           </w:tblCellMar>
         </w:tblPrEx>
         <w:trPr>
-          <w:trHeight w:val="485"/>
+          <w:trHeight w:val="485" w:hRule="atLeast"/>
         </w:trPr>
         <w:tc>
           <w:tcPr>
             <w:tcW w:w="845" w:type="dxa"/>
             <w:tcBorders>
-              <w:left w:val="single" w:sz="10" w:space="0" w:color="000000"/>
+              <w:left w:val="single" w:color="000000" w:sz="10" w:space="0"/>
             </w:tcBorders>
           </w:tcPr>
           <w:p>
             <w:pPr>
-              <w:pStyle w:val="TableText"/>
+              <w:pStyle w:val="28"/>
               <w:keepNext w:val="0"/>
               <w:keepLines w:val="0"/>
               <w:pageBreakBefore w:val="0"/>
@@ -1681,7 +1701,7 @@
           </w:tcPr>
           <w:p>
             <w:pPr>
-              <w:pStyle w:val="TableText"/>
+              <w:pStyle w:val="28"/>
               <w:keepNext w:val="0"/>
               <w:keepLines w:val="0"/>
               <w:pageBreakBefore w:val="0"/>
@@ -1707,7 +1727,7 @@
           </w:tcPr>
           <w:p>
             <w:pPr>
-              <w:pStyle w:val="TableText"/>
+              <w:pStyle w:val="28"/>
               <w:keepNext w:val="0"/>
               <w:keepLines w:val="0"/>
               <w:pageBreakBefore w:val="0"/>
@@ -1733,7 +1753,7 @@
           </w:tcPr>
           <w:p>
             <w:pPr>
-              <w:pStyle w:val="TableText"/>
+              <w:pStyle w:val="28"/>
               <w:keepNext w:val="0"/>
               <w:keepLines w:val="0"/>
               <w:pageBreakBefore w:val="0"/>
@@ -1759,7 +1779,7 @@
           </w:tcPr>
           <w:p>
             <w:pPr>
-              <w:pStyle w:val="TableText"/>
+              <w:pStyle w:val="28"/>
               <w:keepNext w:val="0"/>
               <w:keepLines w:val="0"/>
               <w:pageBreakBefore w:val="0"/>
@@ -1785,7 +1805,7 @@
           </w:tcPr>
           <w:p>
             <w:pPr>
-              <w:pStyle w:val="TableText"/>
+              <w:pStyle w:val="28"/>
               <w:keepNext w:val="0"/>
               <w:keepLines w:val="0"/>
               <w:pageBreakBefore w:val="0"/>
@@ -1811,7 +1831,7 @@
           </w:tcPr>
           <w:p>
             <w:pPr>
-              <w:pStyle w:val="TableText"/>
+              <w:pStyle w:val="28"/>
               <w:keepNext w:val="0"/>
               <w:keepLines w:val="0"/>
               <w:pageBreakBefore w:val="0"/>
@@ -1835,12 +1855,12 @@
           <w:tcPr>
             <w:tcW w:w="1383" w:type="dxa"/>
             <w:tcBorders>
-              <w:right w:val="single" w:sz="10" w:space="0" w:color="000000"/>
+              <w:right w:val="single" w:color="000000" w:sz="10" w:space="0"/>
             </w:tcBorders>
           </w:tcPr>
           <w:p>
             <w:pPr>
-              <w:pStyle w:val="TableText"/>
+              <w:pStyle w:val="28"/>
               <w:keepNext w:val="0"/>
               <w:keepLines w:val="0"/>
               <w:pageBreakBefore w:val="0"/>
@@ -1863,9 +1883,14 @@
       </w:tr>
       <w:tr>
         <w:tblPrEx>
-          <w:tblW w:w="9005" w:type="dxa"/>
-          <w:tblInd w:w="34" w:type="dxa"/>
-          <w:tblLayout w:type="fixed"/>
+          <w:tblBorders>
+            <w:top w:val="single" w:color="000000" w:sz="6" w:space="0"/>
+            <w:left w:val="single" w:color="000000" w:sz="6" w:space="0"/>
+            <w:bottom w:val="single" w:color="000000" w:sz="6" w:space="0"/>
+            <w:right w:val="single" w:color="000000" w:sz="6" w:space="0"/>
+            <w:insideH w:val="single" w:color="000000" w:sz="6" w:space="0"/>
+            <w:insideV w:val="single" w:color="000000" w:sz="6" w:space="0"/>
+          </w:tblBorders>
           <w:tblCellMar>
             <w:top w:w="0" w:type="dxa"/>
             <w:left w:w="0" w:type="dxa"/>
@@ -1874,19 +1899,19 @@
           </w:tblCellMar>
         </w:tblPrEx>
         <w:trPr>
-          <w:trHeight w:val="503"/>
+          <w:trHeight w:val="503" w:hRule="atLeast"/>
         </w:trPr>
         <w:tc>
           <w:tcPr>
             <w:tcW w:w="845" w:type="dxa"/>
             <w:tcBorders>
-              <w:left w:val="single" w:sz="10" w:space="0" w:color="000000"/>
-              <w:bottom w:val="single" w:sz="10" w:space="0" w:color="000000"/>
+              <w:left w:val="single" w:color="000000" w:sz="10" w:space="0"/>
+              <w:bottom w:val="single" w:color="000000" w:sz="10" w:space="0"/>
             </w:tcBorders>
           </w:tcPr>
           <w:p>
             <w:pPr>
-              <w:pStyle w:val="TableText"/>
+              <w:pStyle w:val="28"/>
               <w:keepNext w:val="0"/>
               <w:keepLines w:val="0"/>
               <w:pageBreakBefore w:val="0"/>
@@ -1910,12 +1935,12 @@
           <w:tcPr>
             <w:tcW w:w="881" w:type="dxa"/>
             <w:tcBorders>
-              <w:bottom w:val="single" w:sz="10" w:space="0" w:color="000000"/>
+              <w:bottom w:val="single" w:color="000000" w:sz="10" w:space="0"/>
             </w:tcBorders>
           </w:tcPr>
           <w:p>
             <w:pPr>
-              <w:pStyle w:val="TableText"/>
+              <w:pStyle w:val="28"/>
               <w:keepNext w:val="0"/>
               <w:keepLines w:val="0"/>
               <w:pageBreakBefore w:val="0"/>
@@ -1939,12 +1964,12 @@
           <w:tcPr>
             <w:tcW w:w="1274" w:type="dxa"/>
             <w:tcBorders>
-              <w:bottom w:val="single" w:sz="10" w:space="0" w:color="000000"/>
+              <w:bottom w:val="single" w:color="000000" w:sz="10" w:space="0"/>
             </w:tcBorders>
           </w:tcPr>
           <w:p>
             <w:pPr>
-              <w:pStyle w:val="TableText"/>
+              <w:pStyle w:val="28"/>
               <w:keepNext w:val="0"/>
               <w:keepLines w:val="0"/>
               <w:pageBreakBefore w:val="0"/>
@@ -1968,12 +1993,12 @@
           <w:tcPr>
             <w:tcW w:w="957" w:type="dxa"/>
             <w:tcBorders>
-              <w:bottom w:val="single" w:sz="10" w:space="0" w:color="000000"/>
+              <w:bottom w:val="single" w:color="000000" w:sz="10" w:space="0"/>
             </w:tcBorders>
           </w:tcPr>
           <w:p>
             <w:pPr>
-              <w:pStyle w:val="TableText"/>
+              <w:pStyle w:val="28"/>
               <w:keepNext w:val="0"/>
               <w:keepLines w:val="0"/>
               <w:pageBreakBefore w:val="0"/>
@@ -1997,12 +2022,12 @@
           <w:tcPr>
             <w:tcW w:w="1377" w:type="dxa"/>
             <w:tcBorders>
-              <w:bottom w:val="single" w:sz="10" w:space="0" w:color="000000"/>
+              <w:bottom w:val="single" w:color="000000" w:sz="10" w:space="0"/>
             </w:tcBorders>
           </w:tcPr>
           <w:p>
             <w:pPr>
-              <w:pStyle w:val="TableText"/>
+              <w:pStyle w:val="28"/>
               <w:keepNext w:val="0"/>
               <w:keepLines w:val="0"/>
               <w:pageBreakBefore w:val="0"/>
@@ -2026,12 +2051,12 @@
           <w:tcPr>
             <w:tcW w:w="1017" w:type="dxa"/>
             <w:tcBorders>
-              <w:bottom w:val="single" w:sz="10" w:space="0" w:color="000000"/>
+              <w:bottom w:val="single" w:color="000000" w:sz="10" w:space="0"/>
             </w:tcBorders>
           </w:tcPr>
           <w:p>
             <w:pPr>
-              <w:pStyle w:val="TableText"/>
+              <w:pStyle w:val="28"/>
               <w:keepNext w:val="0"/>
               <w:keepLines w:val="0"/>
               <w:pageBreakBefore w:val="0"/>
@@ -2055,12 +2080,12 @@
           <w:tcPr>
             <w:tcW w:w="1271" w:type="dxa"/>
             <w:tcBorders>
-              <w:bottom w:val="single" w:sz="10" w:space="0" w:color="000000"/>
+              <w:bottom w:val="single" w:color="000000" w:sz="10" w:space="0"/>
             </w:tcBorders>
           </w:tcPr>
           <w:p>
             <w:pPr>
-              <w:pStyle w:val="TableText"/>
+              <w:pStyle w:val="28"/>
               <w:keepNext w:val="0"/>
               <w:keepLines w:val="0"/>
               <w:pageBreakBefore w:val="0"/>
@@ -2084,13 +2109,13 @@
           <w:tcPr>
             <w:tcW w:w="1383" w:type="dxa"/>
             <w:tcBorders>
-              <w:bottom w:val="single" w:sz="10" w:space="0" w:color="000000"/>
-              <w:right w:val="single" w:sz="10" w:space="0" w:color="000000"/>
+              <w:bottom w:val="single" w:color="000000" w:sz="10" w:space="0"/>
+              <w:right w:val="single" w:color="000000" w:sz="10" w:space="0"/>
             </w:tcBorders>
           </w:tcPr>
           <w:p>
             <w:pPr>
-              <w:pStyle w:val="TableText"/>
+              <w:pStyle w:val="28"/>
               <w:keepNext w:val="0"/>
               <w:keepLines w:val="0"/>
               <w:pageBreakBefore w:val="0"/>
@@ -2144,7 +2169,7 @@
     <w:sdt>
       <w:sdtPr>
         <w:rPr>
-          <w:rFonts w:ascii="宋体" w:eastAsia="宋体" w:hAnsi="宋体" w:cs="Arial"/>
+          <w:rFonts w:ascii="宋体" w:hAnsi="宋体" w:eastAsia="宋体" w:cs="Arial"/>
           <w:snapToGrid w:val="0"/>
           <w:color w:val="000000"/>
           <w:kern w:val="0"/>
@@ -2160,7 +2185,7 @@
       </w:sdtPr>
       <w:sdtEndPr>
         <w:rPr>
-          <w:rFonts w:ascii="宋体" w:eastAsia="宋体" w:hAnsi="宋体" w:cs="Arial"/>
+          <w:rFonts w:ascii="宋体" w:hAnsi="宋体" w:eastAsia="宋体" w:cs="Arial"/>
           <w:snapToGrid w:val="0"/>
           <w:color w:val="000000"/>
           <w:kern w:val="0"/>
@@ -2173,13 +2198,13 @@
         <w:p>
           <w:pPr>
             <w:spacing w:before="0" w:beforeLines="0" w:after="0" w:afterLines="0" w:line="240" w:lineRule="auto"/>
-            <w:ind w:left="0" w:right="0" w:firstLine="0" w:leftChars="0" w:rightChars="0" w:firstLineChars="0"/>
+            <w:ind w:left="0" w:leftChars="0" w:right="0" w:rightChars="0" w:firstLine="0" w:firstLineChars="0"/>
             <w:jc w:val="center"/>
           </w:pPr>
-          <w:bookmarkStart w:id="5" w:name="heading_2"/>
+          <w:bookmarkStart w:id="4" w:name="heading_2"/>
           <w:r>
             <w:rPr>
-              <w:rFonts w:ascii="宋体" w:eastAsia="宋体" w:hAnsi="宋体"/>
+              <w:rFonts w:ascii="宋体" w:hAnsi="宋体" w:eastAsia="宋体"/>
               <w:sz w:val="21"/>
             </w:rPr>
             <w:t>目录</w:t>
@@ -2187,7 +2212,7 @@
         </w:p>
         <w:p>
           <w:pPr>
-            <w:pStyle w:val="TOC1"/>
+            <w:pStyle w:val="16"/>
             <w:tabs>
               <w:tab w:val="right" w:leader="dot" w:pos="8306"/>
             </w:tabs>
@@ -2205,7 +2230,7 @@
             <w:fldChar w:fldCharType="begin"/>
           </w:r>
           <w:r>
-            <w:instrText xml:space="preserve"> HYPERLINK \l _Toc12969 </w:instrText>
+            <w:instrText xml:space="preserve"> HYPERLINK \l _Toc3114 </w:instrText>
           </w:r>
           <w:r>
             <w:fldChar w:fldCharType="separate"/>
@@ -2224,7 +2249,7 @@
             <w:fldChar w:fldCharType="begin"/>
           </w:r>
           <w:r>
-            <w:instrText xml:space="preserve"> PAGEREF _Toc12969 \h </w:instrText>
+            <w:instrText xml:space="preserve"> PAGEREF _Toc3114 \h </w:instrText>
           </w:r>
           <w:r>
             <w:fldChar w:fldCharType="separate"/>
@@ -2241,7 +2266,7 @@
         </w:p>
         <w:p>
           <w:pPr>
-            <w:pStyle w:val="TOC1"/>
+            <w:pStyle w:val="16"/>
             <w:tabs>
               <w:tab w:val="right" w:leader="dot" w:pos="8306"/>
             </w:tabs>
@@ -2250,7 +2275,7 @@
             <w:fldChar w:fldCharType="begin"/>
           </w:r>
           <w:r>
-            <w:instrText xml:space="preserve"> HYPERLINK \l _Toc27971 </w:instrText>
+            <w:instrText xml:space="preserve"> HYPERLINK \l _Toc18514 </w:instrText>
           </w:r>
           <w:r>
             <w:fldChar w:fldCharType="separate"/>
@@ -2269,7 +2294,7 @@
             <w:fldChar w:fldCharType="begin"/>
           </w:r>
           <w:r>
-            <w:instrText xml:space="preserve"> PAGEREF _Toc27971 \h </w:instrText>
+            <w:instrText xml:space="preserve"> PAGEREF _Toc18514 \h </w:instrText>
           </w:r>
           <w:r>
             <w:fldChar w:fldCharType="separate"/>
@@ -2286,7 +2311,7 @@
         </w:p>
         <w:p>
           <w:pPr>
-            <w:pStyle w:val="TOC1"/>
+            <w:pStyle w:val="16"/>
             <w:tabs>
               <w:tab w:val="right" w:leader="dot" w:pos="8306"/>
             </w:tabs>
@@ -2295,7 +2320,7 @@
             <w:fldChar w:fldCharType="begin"/>
           </w:r>
           <w:r>
-            <w:instrText xml:space="preserve"> HYPERLINK \l _Toc30198 </w:instrText>
+            <w:instrText xml:space="preserve"> HYPERLINK \l _Toc5502 </w:instrText>
           </w:r>
           <w:r>
             <w:fldChar w:fldCharType="separate"/>
@@ -2314,7 +2339,7 @@
             <w:fldChar w:fldCharType="begin"/>
           </w:r>
           <w:r>
-            <w:instrText xml:space="preserve"> PAGEREF _Toc30198 \h </w:instrText>
+            <w:instrText xml:space="preserve"> PAGEREF _Toc5502 \h </w:instrText>
           </w:r>
           <w:r>
             <w:fldChar w:fldCharType="separate"/>
@@ -2331,7 +2356,7 @@
         </w:p>
         <w:p>
           <w:pPr>
-            <w:pStyle w:val="TOC1"/>
+            <w:pStyle w:val="16"/>
             <w:tabs>
               <w:tab w:val="right" w:leader="dot" w:pos="8306"/>
             </w:tabs>
@@ -2340,14 +2365,14 @@
             <w:fldChar w:fldCharType="begin"/>
           </w:r>
           <w:r>
-            <w:instrText xml:space="preserve"> HYPERLINK \l _Toc8905 </w:instrText>
+            <w:instrText xml:space="preserve"> HYPERLINK \l _Toc15292 </w:instrText>
           </w:r>
           <w:r>
             <w:fldChar w:fldCharType="separate"/>
           </w:r>
           <w:r>
             <w:rPr>
-              <w:rFonts w:ascii="宋体" w:eastAsia="宋体" w:hAnsi="宋体" w:cs="宋体"/>
+              <w:rFonts w:ascii="宋体" w:hAnsi="宋体" w:eastAsia="宋体" w:cs="宋体"/>
               <w:bCs/>
               <w:spacing w:val="-4"/>
               <w:szCs w:val="30"/>
@@ -2361,7 +2386,7 @@
             <w:fldChar w:fldCharType="begin"/>
           </w:r>
           <w:r>
-            <w:instrText xml:space="preserve"> PAGEREF _Toc8905 \h </w:instrText>
+            <w:instrText xml:space="preserve"> PAGEREF _Toc15292 \h </w:instrText>
           </w:r>
           <w:r>
             <w:fldChar w:fldCharType="separate"/>
@@ -2378,7 +2403,7 @@
         </w:p>
         <w:p>
           <w:pPr>
-            <w:pStyle w:val="TOC1"/>
+            <w:pStyle w:val="16"/>
             <w:tabs>
               <w:tab w:val="right" w:leader="dot" w:pos="8306"/>
             </w:tabs>
@@ -2387,7 +2412,7 @@
             <w:fldChar w:fldCharType="begin"/>
           </w:r>
           <w:r>
-            <w:instrText xml:space="preserve"> HYPERLINK \l _Toc13885 </w:instrText>
+            <w:instrText xml:space="preserve"> HYPERLINK \l _Toc10158 </w:instrText>
           </w:r>
           <w:r>
             <w:fldChar w:fldCharType="separate"/>
@@ -2408,13 +2433,13 @@
             <w:fldChar w:fldCharType="begin"/>
           </w:r>
           <w:r>
-            <w:instrText xml:space="preserve"> PAGEREF _Toc13885 \h </w:instrText>
+            <w:instrText xml:space="preserve"> PAGEREF _Toc10158 \h </w:instrText>
           </w:r>
           <w:r>
             <w:fldChar w:fldCharType="separate"/>
           </w:r>
           <w:r>
-            <w:t>5</w:t>
+            <w:t>4</w:t>
           </w:r>
           <w:r>
             <w:fldChar w:fldCharType="end"/>
@@ -2425,7 +2450,7 @@
         </w:p>
         <w:p>
           <w:pPr>
-            <w:pStyle w:val="TOC1"/>
+            <w:pStyle w:val="16"/>
             <w:tabs>
               <w:tab w:val="right" w:leader="dot" w:pos="8306"/>
             </w:tabs>
@@ -2434,7 +2459,7 @@
             <w:fldChar w:fldCharType="begin"/>
           </w:r>
           <w:r>
-            <w:instrText xml:space="preserve"> HYPERLINK \l _Toc8716 </w:instrText>
+            <w:instrText xml:space="preserve"> HYPERLINK \l _Toc28677 </w:instrText>
           </w:r>
           <w:r>
             <w:fldChar w:fldCharType="separate"/>
@@ -2455,13 +2480,13 @@
             <w:fldChar w:fldCharType="begin"/>
           </w:r>
           <w:r>
-            <w:instrText xml:space="preserve"> PAGEREF _Toc8716 \h </w:instrText>
+            <w:instrText xml:space="preserve"> PAGEREF _Toc28677 \h </w:instrText>
           </w:r>
           <w:r>
             <w:fldChar w:fldCharType="separate"/>
           </w:r>
           <w:r>
-            <w:t>5</w:t>
+            <w:t>4</w:t>
           </w:r>
           <w:r>
             <w:fldChar w:fldCharType="end"/>
@@ -2472,7 +2497,7 @@
         </w:p>
         <w:p>
           <w:pPr>
-            <w:pStyle w:val="TOC2"/>
+            <w:pStyle w:val="17"/>
             <w:tabs>
               <w:tab w:val="right" w:leader="dot" w:pos="8306"/>
             </w:tabs>
@@ -2481,7 +2506,7 @@
             <w:fldChar w:fldCharType="begin"/>
           </w:r>
           <w:r>
-            <w:instrText xml:space="preserve"> HYPERLINK \l _Toc20557 </w:instrText>
+            <w:instrText xml:space="preserve"> HYPERLINK \l _Toc14831 </w:instrText>
           </w:r>
           <w:r>
             <w:fldChar w:fldCharType="separate"/>
@@ -2502,13 +2527,13 @@
             <w:fldChar w:fldCharType="begin"/>
           </w:r>
           <w:r>
-            <w:instrText xml:space="preserve"> PAGEREF _Toc20557 \h </w:instrText>
+            <w:instrText xml:space="preserve"> PAGEREF _Toc14831 \h </w:instrText>
           </w:r>
           <w:r>
             <w:fldChar w:fldCharType="separate"/>
           </w:r>
           <w:r>
-            <w:t>5</w:t>
+            <w:t>4</w:t>
           </w:r>
           <w:r>
             <w:fldChar w:fldCharType="end"/>
@@ -2519,7 +2544,7 @@
         </w:p>
         <w:p>
           <w:pPr>
-            <w:pStyle w:val="TOC2"/>
+            <w:pStyle w:val="17"/>
             <w:tabs>
               <w:tab w:val="right" w:leader="dot" w:pos="8306"/>
             </w:tabs>
@@ -2528,7 +2553,7 @@
             <w:fldChar w:fldCharType="begin"/>
           </w:r>
           <w:r>
-            <w:instrText xml:space="preserve"> HYPERLINK \l _Toc1007 </w:instrText>
+            <w:instrText xml:space="preserve"> HYPERLINK \l _Toc23827 </w:instrText>
           </w:r>
           <w:r>
             <w:fldChar w:fldCharType="separate"/>
@@ -2549,13 +2574,13 @@
             <w:fldChar w:fldCharType="begin"/>
           </w:r>
           <w:r>
-            <w:instrText xml:space="preserve"> PAGEREF _Toc1007 \h </w:instrText>
+            <w:instrText xml:space="preserve"> PAGEREF _Toc23827 \h </w:instrText>
           </w:r>
           <w:r>
             <w:fldChar w:fldCharType="separate"/>
           </w:r>
           <w:r>
-            <w:t>5</w:t>
+            <w:t>4</w:t>
           </w:r>
           <w:r>
             <w:fldChar w:fldCharType="end"/>
@@ -2566,7 +2591,7 @@
         </w:p>
         <w:p>
           <w:pPr>
-            <w:pStyle w:val="TOC1"/>
+            <w:pStyle w:val="16"/>
             <w:tabs>
               <w:tab w:val="right" w:leader="dot" w:pos="8306"/>
             </w:tabs>
@@ -2575,7 +2600,7 @@
             <w:fldChar w:fldCharType="begin"/>
           </w:r>
           <w:r>
-            <w:instrText xml:space="preserve"> HYPERLINK \l _Toc13191 </w:instrText>
+            <w:instrText xml:space="preserve"> HYPERLINK \l _Toc29675 </w:instrText>
           </w:r>
           <w:r>
             <w:fldChar w:fldCharType="separate"/>
@@ -2596,13 +2621,13 @@
             <w:fldChar w:fldCharType="begin"/>
           </w:r>
           <w:r>
-            <w:instrText xml:space="preserve"> PAGEREF _Toc13191 \h </w:instrText>
+            <w:instrText xml:space="preserve"> PAGEREF _Toc29675 \h </w:instrText>
           </w:r>
           <w:r>
             <w:fldChar w:fldCharType="separate"/>
           </w:r>
           <w:r>
-            <w:t>5</w:t>
+            <w:t>4</w:t>
           </w:r>
           <w:r>
             <w:fldChar w:fldCharType="end"/>
@@ -2613,7 +2638,7 @@
         </w:p>
         <w:p>
           <w:pPr>
-            <w:pStyle w:val="TOC1"/>
+            <w:pStyle w:val="16"/>
             <w:tabs>
               <w:tab w:val="right" w:leader="dot" w:pos="8306"/>
             </w:tabs>
@@ -2622,7 +2647,7 @@
             <w:fldChar w:fldCharType="begin"/>
           </w:r>
           <w:r>
-            <w:instrText xml:space="preserve"> HYPERLINK \l _Toc29746 </w:instrText>
+            <w:instrText xml:space="preserve"> HYPERLINK \l _Toc26057 </w:instrText>
           </w:r>
           <w:r>
             <w:fldChar w:fldCharType="separate"/>
@@ -2643,13 +2668,13 @@
             <w:fldChar w:fldCharType="begin"/>
           </w:r>
           <w:r>
-            <w:instrText xml:space="preserve"> PAGEREF _Toc29746 \h </w:instrText>
+            <w:instrText xml:space="preserve"> PAGEREF _Toc26057 \h </w:instrText>
           </w:r>
           <w:r>
             <w:fldChar w:fldCharType="separate"/>
           </w:r>
           <w:r>
-            <w:t>5</w:t>
+            <w:t>4</w:t>
           </w:r>
           <w:r>
             <w:fldChar w:fldCharType="end"/>
@@ -2660,7 +2685,7 @@
         </w:p>
         <w:p>
           <w:pPr>
-            <w:pStyle w:val="TOC2"/>
+            <w:pStyle w:val="17"/>
             <w:tabs>
               <w:tab w:val="right" w:leader="dot" w:pos="8306"/>
             </w:tabs>
@@ -2669,7 +2694,7 @@
             <w:fldChar w:fldCharType="begin"/>
           </w:r>
           <w:r>
-            <w:instrText xml:space="preserve"> HYPERLINK \l _Toc30474 </w:instrText>
+            <w:instrText xml:space="preserve"> HYPERLINK \l _Toc1906 </w:instrText>
           </w:r>
           <w:r>
             <w:fldChar w:fldCharType="separate"/>
@@ -2690,13 +2715,13 @@
             <w:fldChar w:fldCharType="begin"/>
           </w:r>
           <w:r>
-            <w:instrText xml:space="preserve"> PAGEREF _Toc30474 \h </w:instrText>
+            <w:instrText xml:space="preserve"> PAGEREF _Toc1906 \h </w:instrText>
           </w:r>
           <w:r>
             <w:fldChar w:fldCharType="separate"/>
           </w:r>
           <w:r>
-            <w:t>5</w:t>
+            <w:t>4</w:t>
           </w:r>
           <w:r>
             <w:fldChar w:fldCharType="end"/>
@@ -2707,7 +2732,7 @@
         </w:p>
         <w:p>
           <w:pPr>
-            <w:pStyle w:val="TOC2"/>
+            <w:pStyle w:val="17"/>
             <w:tabs>
               <w:tab w:val="right" w:leader="dot" w:pos="8306"/>
             </w:tabs>
@@ -2716,7 +2741,7 @@
             <w:fldChar w:fldCharType="begin"/>
           </w:r>
           <w:r>
-            <w:instrText xml:space="preserve"> HYPERLINK \l _Toc18028 </w:instrText>
+            <w:instrText xml:space="preserve"> HYPERLINK \l _Toc11609 </w:instrText>
           </w:r>
           <w:r>
             <w:fldChar w:fldCharType="separate"/>
@@ -2737,13 +2762,13 @@
             <w:fldChar w:fldCharType="begin"/>
           </w:r>
           <w:r>
-            <w:instrText xml:space="preserve"> PAGEREF _Toc18028 \h </w:instrText>
+            <w:instrText xml:space="preserve"> PAGEREF _Toc11609 \h </w:instrText>
           </w:r>
           <w:r>
             <w:fldChar w:fldCharType="separate"/>
           </w:r>
           <w:r>
-            <w:t>5</w:t>
+            <w:t>4</w:t>
           </w:r>
           <w:r>
             <w:fldChar w:fldCharType="end"/>
@@ -2754,7 +2779,7 @@
         </w:p>
         <w:p>
           <w:pPr>
-            <w:pStyle w:val="TOC2"/>
+            <w:pStyle w:val="17"/>
             <w:tabs>
               <w:tab w:val="right" w:leader="dot" w:pos="8306"/>
             </w:tabs>
@@ -2763,7 +2788,7 @@
             <w:fldChar w:fldCharType="begin"/>
           </w:r>
           <w:r>
-            <w:instrText xml:space="preserve"> HYPERLINK \l _Toc7475 </w:instrText>
+            <w:instrText xml:space="preserve"> HYPERLINK \l _Toc2286 </w:instrText>
           </w:r>
           <w:r>
             <w:fldChar w:fldCharType="separate"/>
@@ -2784,13 +2809,13 @@
             <w:fldChar w:fldCharType="begin"/>
           </w:r>
           <w:r>
-            <w:instrText xml:space="preserve"> PAGEREF _Toc7475 \h </w:instrText>
+            <w:instrText xml:space="preserve"> PAGEREF _Toc2286 \h </w:instrText>
           </w:r>
           <w:r>
             <w:fldChar w:fldCharType="separate"/>
           </w:r>
           <w:r>
-            <w:t>6</w:t>
+            <w:t>5</w:t>
           </w:r>
           <w:r>
             <w:fldChar w:fldCharType="end"/>
@@ -2801,7 +2826,7 @@
         </w:p>
         <w:p>
           <w:pPr>
-            <w:pStyle w:val="TOC1"/>
+            <w:pStyle w:val="16"/>
             <w:tabs>
               <w:tab w:val="right" w:leader="dot" w:pos="8306"/>
             </w:tabs>
@@ -2810,7 +2835,7 @@
             <w:fldChar w:fldCharType="begin"/>
           </w:r>
           <w:r>
-            <w:instrText xml:space="preserve"> HYPERLINK \l _Toc9223 </w:instrText>
+            <w:instrText xml:space="preserve"> HYPERLINK \l _Toc1159 </w:instrText>
           </w:r>
           <w:r>
             <w:fldChar w:fldCharType="separate"/>
@@ -2831,13 +2856,13 @@
             <w:fldChar w:fldCharType="begin"/>
           </w:r>
           <w:r>
-            <w:instrText xml:space="preserve"> PAGEREF _Toc9223 \h </w:instrText>
+            <w:instrText xml:space="preserve"> PAGEREF _Toc1159 \h </w:instrText>
           </w:r>
           <w:r>
             <w:fldChar w:fldCharType="separate"/>
           </w:r>
           <w:r>
-            <w:t>6</w:t>
+            <w:t>5</w:t>
           </w:r>
           <w:r>
             <w:fldChar w:fldCharType="end"/>
@@ -2848,7 +2873,7 @@
         </w:p>
         <w:p>
           <w:pPr>
-            <w:pStyle w:val="TOC2"/>
+            <w:pStyle w:val="17"/>
             <w:tabs>
               <w:tab w:val="right" w:leader="dot" w:pos="8306"/>
             </w:tabs>
@@ -2857,7 +2882,7 @@
             <w:fldChar w:fldCharType="begin"/>
           </w:r>
           <w:r>
-            <w:instrText xml:space="preserve"> HYPERLINK \l _Toc8261 </w:instrText>
+            <w:instrText xml:space="preserve"> HYPERLINK \l _Toc17442 </w:instrText>
           </w:r>
           <w:r>
             <w:fldChar w:fldCharType="separate"/>
@@ -2878,13 +2903,13 @@
             <w:fldChar w:fldCharType="begin"/>
           </w:r>
           <w:r>
-            <w:instrText xml:space="preserve"> PAGEREF _Toc8261 \h </w:instrText>
+            <w:instrText xml:space="preserve"> PAGEREF _Toc17442 \h </w:instrText>
           </w:r>
           <w:r>
             <w:fldChar w:fldCharType="separate"/>
           </w:r>
           <w:r>
-            <w:t>6</w:t>
+            <w:t>5</w:t>
           </w:r>
           <w:r>
             <w:fldChar w:fldCharType="end"/>
@@ -2895,7 +2920,7 @@
         </w:p>
         <w:p>
           <w:pPr>
-            <w:pStyle w:val="TOC2"/>
+            <w:pStyle w:val="17"/>
             <w:tabs>
               <w:tab w:val="right" w:leader="dot" w:pos="8306"/>
             </w:tabs>
@@ -2904,7 +2929,7 @@
             <w:fldChar w:fldCharType="begin"/>
           </w:r>
           <w:r>
-            <w:instrText xml:space="preserve"> HYPERLINK \l _Toc8903 </w:instrText>
+            <w:instrText xml:space="preserve"> HYPERLINK \l _Toc5583 </w:instrText>
           </w:r>
           <w:r>
             <w:fldChar w:fldCharType="separate"/>
@@ -2925,13 +2950,13 @@
             <w:fldChar w:fldCharType="begin"/>
           </w:r>
           <w:r>
-            <w:instrText xml:space="preserve"> PAGEREF _Toc8903 \h </w:instrText>
+            <w:instrText xml:space="preserve"> PAGEREF _Toc5583 \h </w:instrText>
           </w:r>
           <w:r>
             <w:fldChar w:fldCharType="separate"/>
           </w:r>
           <w:r>
-            <w:t>6</w:t>
+            <w:t>5</w:t>
           </w:r>
           <w:r>
             <w:fldChar w:fldCharType="end"/>
@@ -2942,7 +2967,7 @@
         </w:p>
         <w:p>
           <w:pPr>
-            <w:pStyle w:val="TOC2"/>
+            <w:pStyle w:val="17"/>
             <w:tabs>
               <w:tab w:val="right" w:leader="dot" w:pos="8306"/>
             </w:tabs>
@@ -2951,7 +2976,7 @@
             <w:fldChar w:fldCharType="begin"/>
           </w:r>
           <w:r>
-            <w:instrText xml:space="preserve"> HYPERLINK \l _Toc31034 </w:instrText>
+            <w:instrText xml:space="preserve"> HYPERLINK \l _Toc14398 </w:instrText>
           </w:r>
           <w:r>
             <w:fldChar w:fldCharType="separate"/>
@@ -2972,13 +2997,13 @@
             <w:fldChar w:fldCharType="begin"/>
           </w:r>
           <w:r>
-            <w:instrText xml:space="preserve"> PAGEREF _Toc31034 \h </w:instrText>
+            <w:instrText xml:space="preserve"> PAGEREF _Toc14398 \h </w:instrText>
           </w:r>
           <w:r>
             <w:fldChar w:fldCharType="separate"/>
           </w:r>
           <w:r>
-            <w:t>7</w:t>
+            <w:t>6</w:t>
           </w:r>
           <w:r>
             <w:fldChar w:fldCharType="end"/>
@@ -2989,7 +3014,7 @@
         </w:p>
         <w:p>
           <w:pPr>
-            <w:pStyle w:val="TOC2"/>
+            <w:pStyle w:val="17"/>
             <w:tabs>
               <w:tab w:val="right" w:leader="dot" w:pos="8306"/>
             </w:tabs>
@@ -2998,7 +3023,7 @@
             <w:fldChar w:fldCharType="begin"/>
           </w:r>
           <w:r>
-            <w:instrText xml:space="preserve"> HYPERLINK \l _Toc20712 </w:instrText>
+            <w:instrText xml:space="preserve"> HYPERLINK \l _Toc28602 </w:instrText>
           </w:r>
           <w:r>
             <w:fldChar w:fldCharType="separate"/>
@@ -3019,13 +3044,13 @@
             <w:fldChar w:fldCharType="begin"/>
           </w:r>
           <w:r>
-            <w:instrText xml:space="preserve"> PAGEREF _Toc20712 \h </w:instrText>
+            <w:instrText xml:space="preserve"> PAGEREF _Toc28602 \h </w:instrText>
           </w:r>
           <w:r>
             <w:fldChar w:fldCharType="separate"/>
           </w:r>
           <w:r>
-            <w:t>7</w:t>
+            <w:t>6</w:t>
           </w:r>
           <w:r>
             <w:fldChar w:fldCharType="end"/>
@@ -3036,7 +3061,7 @@
         </w:p>
         <w:p>
           <w:pPr>
-            <w:pStyle w:val="TOC3"/>
+            <w:pStyle w:val="13"/>
             <w:tabs>
               <w:tab w:val="right" w:leader="dot" w:pos="8306"/>
             </w:tabs>
@@ -3045,7 +3070,7 @@
             <w:fldChar w:fldCharType="begin"/>
           </w:r>
           <w:r>
-            <w:instrText xml:space="preserve"> HYPERLINK \l _Toc6652 </w:instrText>
+            <w:instrText xml:space="preserve"> HYPERLINK \l _Toc32090 </w:instrText>
           </w:r>
           <w:r>
             <w:fldChar w:fldCharType="separate"/>
@@ -3066,13 +3091,13 @@
             <w:fldChar w:fldCharType="begin"/>
           </w:r>
           <w:r>
-            <w:instrText xml:space="preserve"> PAGEREF _Toc6652 \h </w:instrText>
+            <w:instrText xml:space="preserve"> PAGEREF _Toc32090 \h </w:instrText>
           </w:r>
           <w:r>
             <w:fldChar w:fldCharType="separate"/>
           </w:r>
           <w:r>
-            <w:t>7</w:t>
+            <w:t>6</w:t>
           </w:r>
           <w:r>
             <w:fldChar w:fldCharType="end"/>
@@ -3083,7 +3108,7 @@
         </w:p>
         <w:p>
           <w:pPr>
-            <w:pStyle w:val="TOC3"/>
+            <w:pStyle w:val="13"/>
             <w:tabs>
               <w:tab w:val="right" w:leader="dot" w:pos="8306"/>
             </w:tabs>
@@ -3092,7 +3117,7 @@
             <w:fldChar w:fldCharType="begin"/>
           </w:r>
           <w:r>
-            <w:instrText xml:space="preserve"> HYPERLINK \l _Toc27353 </w:instrText>
+            <w:instrText xml:space="preserve"> HYPERLINK \l _Toc18160 </w:instrText>
           </w:r>
           <w:r>
             <w:fldChar w:fldCharType="separate"/>
@@ -3113,13 +3138,13 @@
             <w:fldChar w:fldCharType="begin"/>
           </w:r>
           <w:r>
-            <w:instrText xml:space="preserve"> PAGEREF _Toc27353 \h </w:instrText>
+            <w:instrText xml:space="preserve"> PAGEREF _Toc18160 \h </w:instrText>
           </w:r>
           <w:r>
             <w:fldChar w:fldCharType="separate"/>
           </w:r>
           <w:r>
-            <w:t>7</w:t>
+            <w:t>6</w:t>
           </w:r>
           <w:r>
             <w:fldChar w:fldCharType="end"/>
@@ -3130,7 +3155,7 @@
         </w:p>
         <w:p>
           <w:pPr>
-            <w:pStyle w:val="TOC3"/>
+            <w:pStyle w:val="13"/>
             <w:tabs>
               <w:tab w:val="right" w:leader="dot" w:pos="8306"/>
             </w:tabs>
@@ -3139,7 +3164,7 @@
             <w:fldChar w:fldCharType="begin"/>
           </w:r>
           <w:r>
-            <w:instrText xml:space="preserve"> HYPERLINK \l _Toc24225 </w:instrText>
+            <w:instrText xml:space="preserve"> HYPERLINK \l _Toc9920 </w:instrText>
           </w:r>
           <w:r>
             <w:fldChar w:fldCharType="separate"/>
@@ -3160,13 +3185,13 @@
             <w:fldChar w:fldCharType="begin"/>
           </w:r>
           <w:r>
-            <w:instrText xml:space="preserve"> PAGEREF _Toc24225 \h </w:instrText>
+            <w:instrText xml:space="preserve"> PAGEREF _Toc9920 \h </w:instrText>
           </w:r>
           <w:r>
             <w:fldChar w:fldCharType="separate"/>
           </w:r>
           <w:r>
-            <w:t>8</w:t>
+            <w:t>7</w:t>
           </w:r>
           <w:r>
             <w:fldChar w:fldCharType="end"/>
@@ -3177,7 +3202,7 @@
         </w:p>
         <w:p>
           <w:pPr>
-            <w:pStyle w:val="TOC3"/>
+            <w:pStyle w:val="13"/>
             <w:tabs>
               <w:tab w:val="right" w:leader="dot" w:pos="8306"/>
             </w:tabs>
@@ -3186,7 +3211,7 @@
             <w:fldChar w:fldCharType="begin"/>
           </w:r>
           <w:r>
-            <w:instrText xml:space="preserve"> HYPERLINK \l _Toc20509 </w:instrText>
+            <w:instrText xml:space="preserve"> HYPERLINK \l _Toc21959 </w:instrText>
           </w:r>
           <w:r>
             <w:fldChar w:fldCharType="separate"/>
@@ -3207,13 +3232,13 @@
             <w:fldChar w:fldCharType="begin"/>
           </w:r>
           <w:r>
-            <w:instrText xml:space="preserve"> PAGEREF _Toc20509 \h </w:instrText>
+            <w:instrText xml:space="preserve"> PAGEREF _Toc21959 \h </w:instrText>
           </w:r>
           <w:r>
             <w:fldChar w:fldCharType="separate"/>
           </w:r>
           <w:r>
-            <w:t>8</w:t>
+            <w:t>7</w:t>
           </w:r>
           <w:r>
             <w:fldChar w:fldCharType="end"/>
@@ -3224,7 +3249,7 @@
         </w:p>
         <w:p>
           <w:pPr>
-            <w:pStyle w:val="TOC3"/>
+            <w:pStyle w:val="13"/>
             <w:tabs>
               <w:tab w:val="right" w:leader="dot" w:pos="8306"/>
             </w:tabs>
@@ -3233,7 +3258,7 @@
             <w:fldChar w:fldCharType="begin"/>
           </w:r>
           <w:r>
-            <w:instrText xml:space="preserve"> HYPERLINK \l _Toc21859 </w:instrText>
+            <w:instrText xml:space="preserve"> HYPERLINK \l _Toc4287 </w:instrText>
           </w:r>
           <w:r>
             <w:fldChar w:fldCharType="separate"/>
@@ -3254,13 +3279,13 @@
             <w:fldChar w:fldCharType="begin"/>
           </w:r>
           <w:r>
-            <w:instrText xml:space="preserve"> PAGEREF _Toc21859 \h </w:instrText>
+            <w:instrText xml:space="preserve"> PAGEREF _Toc4287 \h </w:instrText>
           </w:r>
           <w:r>
             <w:fldChar w:fldCharType="separate"/>
           </w:r>
           <w:r>
-            <w:t>9</w:t>
+            <w:t>8</w:t>
           </w:r>
           <w:r>
             <w:fldChar w:fldCharType="end"/>
@@ -3271,7 +3296,7 @@
         </w:p>
         <w:p>
           <w:pPr>
-            <w:pStyle w:val="TOC3"/>
+            <w:pStyle w:val="13"/>
             <w:tabs>
               <w:tab w:val="right" w:leader="dot" w:pos="8306"/>
             </w:tabs>
@@ -3280,7 +3305,7 @@
             <w:fldChar w:fldCharType="begin"/>
           </w:r>
           <w:r>
-            <w:instrText xml:space="preserve"> HYPERLINK \l _Toc14292 </w:instrText>
+            <w:instrText xml:space="preserve"> HYPERLINK \l _Toc11615 </w:instrText>
           </w:r>
           <w:r>
             <w:fldChar w:fldCharType="separate"/>
@@ -3301,13 +3326,13 @@
             <w:fldChar w:fldCharType="begin"/>
           </w:r>
           <w:r>
-            <w:instrText xml:space="preserve"> PAGEREF _Toc14292 \h </w:instrText>
+            <w:instrText xml:space="preserve"> PAGEREF _Toc11615 \h </w:instrText>
           </w:r>
           <w:r>
             <w:fldChar w:fldCharType="separate"/>
           </w:r>
           <w:r>
-            <w:t>9</w:t>
+            <w:t>8</w:t>
           </w:r>
           <w:r>
             <w:fldChar w:fldCharType="end"/>
@@ -3318,7 +3343,7 @@
         </w:p>
         <w:p>
           <w:pPr>
-            <w:pStyle w:val="TOC3"/>
+            <w:pStyle w:val="13"/>
             <w:tabs>
               <w:tab w:val="right" w:leader="dot" w:pos="8306"/>
             </w:tabs>
@@ -3327,7 +3352,7 @@
             <w:fldChar w:fldCharType="begin"/>
           </w:r>
           <w:r>
-            <w:instrText xml:space="preserve"> HYPERLINK \l _Toc31587 </w:instrText>
+            <w:instrText xml:space="preserve"> HYPERLINK \l _Toc15832 </w:instrText>
           </w:r>
           <w:r>
             <w:fldChar w:fldCharType="separate"/>
@@ -3348,13 +3373,13 @@
             <w:fldChar w:fldCharType="begin"/>
           </w:r>
           <w:r>
-            <w:instrText xml:space="preserve"> PAGEREF _Toc31587 \h </w:instrText>
+            <w:instrText xml:space="preserve"> PAGEREF _Toc15832 \h </w:instrText>
           </w:r>
           <w:r>
             <w:fldChar w:fldCharType="separate"/>
           </w:r>
           <w:r>
-            <w:t>11</w:t>
+            <w:t>10</w:t>
           </w:r>
           <w:r>
             <w:fldChar w:fldCharType="end"/>
@@ -3365,7 +3390,7 @@
         </w:p>
         <w:p>
           <w:pPr>
-            <w:pStyle w:val="TOC1"/>
+            <w:pStyle w:val="16"/>
             <w:tabs>
               <w:tab w:val="right" w:leader="dot" w:pos="8306"/>
             </w:tabs>
@@ -3374,7 +3399,7 @@
             <w:fldChar w:fldCharType="begin"/>
           </w:r>
           <w:r>
-            <w:instrText xml:space="preserve"> HYPERLINK \l _Toc27392 </w:instrText>
+            <w:instrText xml:space="preserve"> HYPERLINK \l _Toc11406 </w:instrText>
           </w:r>
           <w:r>
             <w:fldChar w:fldCharType="separate"/>
@@ -3395,13 +3420,13 @@
             <w:fldChar w:fldCharType="begin"/>
           </w:r>
           <w:r>
-            <w:instrText xml:space="preserve"> PAGEREF _Toc27392 \h </w:instrText>
+            <w:instrText xml:space="preserve"> PAGEREF _Toc11406 \h </w:instrText>
           </w:r>
           <w:r>
             <w:fldChar w:fldCharType="separate"/>
           </w:r>
           <w:r>
-            <w:t>12</w:t>
+            <w:t>11</w:t>
           </w:r>
           <w:r>
             <w:fldChar w:fldCharType="end"/>
@@ -3412,7 +3437,7 @@
         </w:p>
         <w:p>
           <w:pPr>
-            <w:pStyle w:val="TOC1"/>
+            <w:pStyle w:val="16"/>
             <w:tabs>
               <w:tab w:val="right" w:leader="dot" w:pos="8306"/>
             </w:tabs>
@@ -3421,7 +3446,7 @@
             <w:fldChar w:fldCharType="begin"/>
           </w:r>
           <w:r>
-            <w:instrText xml:space="preserve"> HYPERLINK \l _Toc15483 </w:instrText>
+            <w:instrText xml:space="preserve"> HYPERLINK \l _Toc18048 </w:instrText>
           </w:r>
           <w:r>
             <w:fldChar w:fldCharType="separate"/>
@@ -3442,13 +3467,13 @@
             <w:fldChar w:fldCharType="begin"/>
           </w:r>
           <w:r>
-            <w:instrText xml:space="preserve"> PAGEREF _Toc15483 \h </w:instrText>
+            <w:instrText xml:space="preserve"> PAGEREF _Toc18048 \h </w:instrText>
           </w:r>
           <w:r>
             <w:fldChar w:fldCharType="separate"/>
           </w:r>
           <w:r>
-            <w:t>12</w:t>
+            <w:t>11</w:t>
           </w:r>
           <w:r>
             <w:fldChar w:fldCharType="end"/>
@@ -3459,7 +3484,7 @@
         </w:p>
         <w:p>
           <w:pPr>
-            <w:pStyle w:val="TOC1"/>
+            <w:pStyle w:val="16"/>
             <w:tabs>
               <w:tab w:val="right" w:leader="dot" w:pos="8306"/>
             </w:tabs>
@@ -3468,7 +3493,7 @@
             <w:fldChar w:fldCharType="begin"/>
           </w:r>
           <w:r>
-            <w:instrText xml:space="preserve"> HYPERLINK \l _Toc14724 </w:instrText>
+            <w:instrText xml:space="preserve"> HYPERLINK \l _Toc13087 </w:instrText>
           </w:r>
           <w:r>
             <w:fldChar w:fldCharType="separate"/>
@@ -3494,13 +3519,13 @@
             <w:fldChar w:fldCharType="begin"/>
           </w:r>
           <w:r>
-            <w:instrText xml:space="preserve"> PAGEREF _Toc14724 \h </w:instrText>
+            <w:instrText xml:space="preserve"> PAGEREF _Toc13087 \h </w:instrText>
           </w:r>
           <w:r>
             <w:fldChar w:fldCharType="separate"/>
           </w:r>
           <w:r>
-            <w:t>12</w:t>
+            <w:t>11</w:t>
           </w:r>
           <w:r>
             <w:fldChar w:fldCharType="end"/>
@@ -3518,102 +3543,102 @@
     </w:sdt>
     <w:p>
       <w:pPr>
-        <w:pStyle w:val="1"/>
-        <w:keepNext w:val="0"/>
-        <w:keepLines w:val="0"/>
-        <w:pageBreakBefore w:val="0"/>
-        <w:widowControl w:val="0"/>
-        <w:kinsoku w:val="0"/>
-        <w:wordWrap/>
-        <w:overflowPunct/>
-        <w:topLinePunct w:val="0"/>
-        <w:autoSpaceDE w:val="0"/>
-        <w:autoSpaceDN w:val="0"/>
-        <w:bidi w:val="0"/>
-        <w:adjustRightInd w:val="0"/>
-        <w:snapToGrid w:val="0"/>
-        <w:textAlignment w:val="baseline"/>
-      </w:pPr>
-      <w:bookmarkStart w:id="6" w:name="_Toc13885"/>
+        <w:pStyle w:val="29"/>
+        <w:keepNext w:val="0"/>
+        <w:keepLines w:val="0"/>
+        <w:pageBreakBefore w:val="0"/>
+        <w:widowControl w:val="0"/>
+        <w:kinsoku w:val="0"/>
+        <w:wordWrap/>
+        <w:overflowPunct/>
+        <w:topLinePunct w:val="0"/>
+        <w:autoSpaceDE w:val="0"/>
+        <w:autoSpaceDN w:val="0"/>
+        <w:bidi w:val="0"/>
+        <w:adjustRightInd w:val="0"/>
+        <w:snapToGrid w:val="0"/>
+        <w:textAlignment w:val="baseline"/>
+      </w:pPr>
+      <w:bookmarkStart w:id="5" w:name="_Toc10158"/>
       <w:r>
         <w:t>目的</w:t>
       </w:r>
+      <w:bookmarkEnd w:id="4"/>
       <w:bookmarkEnd w:id="5"/>
+    </w:p>
+    <w:p>
+      <w:pPr>
+        <w:pStyle w:val="30"/>
+        <w:keepNext w:val="0"/>
+        <w:keepLines w:val="0"/>
+        <w:pageBreakBefore w:val="0"/>
+        <w:widowControl w:val="0"/>
+        <w:kinsoku w:val="0"/>
+        <w:wordWrap/>
+        <w:overflowPunct/>
+        <w:topLinePunct w:val="0"/>
+        <w:autoSpaceDE w:val="0"/>
+        <w:autoSpaceDN w:val="0"/>
+        <w:bidi w:val="0"/>
+        <w:adjustRightInd w:val="0"/>
+        <w:snapToGrid w:val="0"/>
+        <w:textAlignment w:val="baseline"/>
+      </w:pPr>
+      <w:r>
+        <w:t>本文件编写的目的是为了规范化管理公司的运维服务项目管理，在运维服务业务中倡导一致的项目管理方式，统一运维项目的服务内容管理，规范指导并管理项目运行，以向客户提供标准化、规范化的运维服务，提高用户满意度。</w:t>
+      </w:r>
+    </w:p>
+    <w:p>
+      <w:pPr>
+        <w:pStyle w:val="29"/>
+        <w:keepNext w:val="0"/>
+        <w:keepLines w:val="0"/>
+        <w:pageBreakBefore w:val="0"/>
+        <w:widowControl w:val="0"/>
+        <w:kinsoku w:val="0"/>
+        <w:wordWrap/>
+        <w:overflowPunct/>
+        <w:topLinePunct w:val="0"/>
+        <w:autoSpaceDE w:val="0"/>
+        <w:autoSpaceDN w:val="0"/>
+        <w:bidi w:val="0"/>
+        <w:adjustRightInd w:val="0"/>
+        <w:snapToGrid w:val="0"/>
+        <w:textAlignment w:val="baseline"/>
+      </w:pPr>
+      <w:bookmarkStart w:id="6" w:name="heading_3"/>
+      <w:bookmarkStart w:id="7" w:name="_Toc28677"/>
+      <w:r>
+        <w:t>术语定义与引用标准</w:t>
+      </w:r>
       <w:bookmarkEnd w:id="6"/>
-    </w:p>
-    <w:p>
-      <w:pPr>
-        <w:pStyle w:val="a1"/>
-        <w:keepNext w:val="0"/>
-        <w:keepLines w:val="0"/>
-        <w:pageBreakBefore w:val="0"/>
-        <w:widowControl w:val="0"/>
-        <w:kinsoku w:val="0"/>
-        <w:wordWrap/>
-        <w:overflowPunct/>
-        <w:topLinePunct w:val="0"/>
-        <w:autoSpaceDE w:val="0"/>
-        <w:autoSpaceDN w:val="0"/>
-        <w:bidi w:val="0"/>
-        <w:adjustRightInd w:val="0"/>
-        <w:snapToGrid w:val="0"/>
-        <w:textAlignment w:val="baseline"/>
-      </w:pPr>
-      <w:r>
-        <w:t>本文件编写的目的是为了规范化管理公司的运维服务项目管理，在运维服务业务中倡导一致的项目管理方式，统一运维项目的服务内容管理，规范指导并管理项目运行，以向客户提供标准化、规范化的运维服务，提高用户满意度。</w:t>
-      </w:r>
-    </w:p>
-    <w:p>
-      <w:pPr>
-        <w:pStyle w:val="1"/>
-        <w:keepNext w:val="0"/>
-        <w:keepLines w:val="0"/>
-        <w:pageBreakBefore w:val="0"/>
-        <w:widowControl w:val="0"/>
-        <w:kinsoku w:val="0"/>
-        <w:wordWrap/>
-        <w:overflowPunct/>
-        <w:topLinePunct w:val="0"/>
-        <w:autoSpaceDE w:val="0"/>
-        <w:autoSpaceDN w:val="0"/>
-        <w:bidi w:val="0"/>
-        <w:adjustRightInd w:val="0"/>
-        <w:snapToGrid w:val="0"/>
-        <w:textAlignment w:val="baseline"/>
-      </w:pPr>
-      <w:bookmarkStart w:id="7" w:name="heading_3"/>
-      <w:bookmarkStart w:id="8" w:name="_Toc8716"/>
-      <w:r>
-        <w:t>术语定义与引用标准</w:t>
-      </w:r>
       <w:bookmarkEnd w:id="7"/>
+    </w:p>
+    <w:p>
+      <w:pPr>
+        <w:pStyle w:val="31"/>
+        <w:keepNext w:val="0"/>
+        <w:keepLines w:val="0"/>
+        <w:pageBreakBefore w:val="0"/>
+        <w:widowControl w:val="0"/>
+        <w:kinsoku w:val="0"/>
+        <w:wordWrap/>
+        <w:overflowPunct/>
+        <w:topLinePunct w:val="0"/>
+        <w:autoSpaceDE w:val="0"/>
+        <w:autoSpaceDN w:val="0"/>
+        <w:bidi w:val="0"/>
+        <w:adjustRightInd w:val="0"/>
+        <w:snapToGrid w:val="0"/>
+        <w:textAlignment w:val="baseline"/>
+      </w:pPr>
+      <w:bookmarkStart w:id="8" w:name="heading_4"/>
+      <w:bookmarkStart w:id="9" w:name="_Toc14831"/>
+      <w:r>
+        <w:t>术语定义</w:t>
+      </w:r>
       <w:bookmarkEnd w:id="8"/>
-    </w:p>
-    <w:p>
-      <w:pPr>
-        <w:pStyle w:val="2"/>
-        <w:keepNext w:val="0"/>
-        <w:keepLines w:val="0"/>
-        <w:pageBreakBefore w:val="0"/>
-        <w:widowControl w:val="0"/>
-        <w:kinsoku w:val="0"/>
-        <w:wordWrap/>
-        <w:overflowPunct/>
-        <w:topLinePunct w:val="0"/>
-        <w:autoSpaceDE w:val="0"/>
-        <w:autoSpaceDN w:val="0"/>
-        <w:bidi w:val="0"/>
-        <w:adjustRightInd w:val="0"/>
-        <w:snapToGrid w:val="0"/>
-        <w:textAlignment w:val="baseline"/>
-      </w:pPr>
-      <w:bookmarkStart w:id="9" w:name="_Toc20557"/>
-      <w:bookmarkStart w:id="10" w:name="heading_4"/>
-      <w:r>
-        <w:t>术语定义</w:t>
-      </w:r>
       <w:bookmarkEnd w:id="9"/>
-      <w:bookmarkEnd w:id="10"/>
     </w:p>
     <w:p>
       <w:pPr>
@@ -3637,7 +3662,7 @@
       </w:pPr>
       <w:r>
         <w:rPr>
-          <w:rFonts w:ascii="Arial" w:eastAsia="等线" w:hAnsi="Arial" w:cs="Arial"/>
+          <w:rFonts w:ascii="Arial" w:hAnsi="Arial" w:eastAsia="等线" w:cs="Arial"/>
           <w:sz w:val="22"/>
         </w:rPr>
         <w:t>无</w:t>
@@ -3645,33 +3670,33 @@
     </w:p>
     <w:p>
       <w:pPr>
-        <w:pStyle w:val="2"/>
-        <w:keepNext w:val="0"/>
-        <w:keepLines w:val="0"/>
-        <w:pageBreakBefore w:val="0"/>
-        <w:widowControl w:val="0"/>
-        <w:kinsoku w:val="0"/>
-        <w:wordWrap/>
-        <w:overflowPunct/>
-        <w:topLinePunct w:val="0"/>
-        <w:autoSpaceDE w:val="0"/>
-        <w:autoSpaceDN w:val="0"/>
-        <w:bidi w:val="0"/>
-        <w:adjustRightInd w:val="0"/>
-        <w:snapToGrid w:val="0"/>
-        <w:textAlignment w:val="baseline"/>
-      </w:pPr>
-      <w:bookmarkStart w:id="11" w:name="heading_5"/>
-      <w:bookmarkStart w:id="12" w:name="_Toc1007"/>
+        <w:pStyle w:val="31"/>
+        <w:keepNext w:val="0"/>
+        <w:keepLines w:val="0"/>
+        <w:pageBreakBefore w:val="0"/>
+        <w:widowControl w:val="0"/>
+        <w:kinsoku w:val="0"/>
+        <w:wordWrap/>
+        <w:overflowPunct/>
+        <w:topLinePunct w:val="0"/>
+        <w:autoSpaceDE w:val="0"/>
+        <w:autoSpaceDN w:val="0"/>
+        <w:bidi w:val="0"/>
+        <w:adjustRightInd w:val="0"/>
+        <w:snapToGrid w:val="0"/>
+        <w:textAlignment w:val="baseline"/>
+      </w:pPr>
+      <w:bookmarkStart w:id="10" w:name="heading_5"/>
+      <w:bookmarkStart w:id="11" w:name="_Toc23827"/>
       <w:r>
         <w:t>引用标准</w:t>
       </w:r>
+      <w:bookmarkEnd w:id="10"/>
       <w:bookmarkEnd w:id="11"/>
-      <w:bookmarkEnd w:id="12"/>
-    </w:p>
-    <w:p>
-      <w:pPr>
-        <w:pStyle w:val="a3"/>
+    </w:p>
+    <w:p>
+      <w:pPr>
+        <w:pStyle w:val="40"/>
         <w:keepNext w:val="0"/>
         <w:keepLines w:val="0"/>
         <w:pageBreakBefore w:val="0"/>
@@ -3689,7 +3714,7 @@
         <w:bidi w:val="0"/>
         <w:adjustRightInd w:val="0"/>
         <w:snapToGrid w:val="0"/>
-        <w:ind w:left="425" w:hanging="425" w:leftChars="0" w:firstLineChars="0"/>
+        <w:ind w:left="425" w:leftChars="0" w:hanging="425" w:firstLineChars="0"/>
         <w:textAlignment w:val="baseline"/>
       </w:pPr>
       <w:r>
@@ -3708,7 +3733,7 @@
     </w:p>
     <w:p>
       <w:pPr>
-        <w:pStyle w:val="a3"/>
+        <w:pStyle w:val="40"/>
         <w:keepNext w:val="0"/>
         <w:keepLines w:val="0"/>
         <w:pageBreakBefore w:val="0"/>
@@ -3726,7 +3751,7 @@
         <w:bidi w:val="0"/>
         <w:adjustRightInd w:val="0"/>
         <w:snapToGrid w:val="0"/>
-        <w:ind w:left="425" w:hanging="425" w:leftChars="0" w:firstLineChars="0"/>
+        <w:ind w:left="425" w:leftChars="0" w:hanging="425" w:firstLineChars="0"/>
         <w:textAlignment w:val="baseline"/>
       </w:pPr>
       <w:r>
@@ -3735,7 +3760,7 @@
     </w:p>
     <w:p>
       <w:pPr>
-        <w:pStyle w:val="a3"/>
+        <w:pStyle w:val="40"/>
         <w:keepNext w:val="0"/>
         <w:keepLines w:val="0"/>
         <w:pageBreakBefore w:val="0"/>
@@ -3753,7 +3778,7 @@
         <w:bidi w:val="0"/>
         <w:adjustRightInd w:val="0"/>
         <w:snapToGrid w:val="0"/>
-        <w:ind w:left="425" w:hanging="425" w:leftChars="0" w:firstLineChars="0"/>
+        <w:ind w:left="425" w:leftChars="0" w:hanging="425" w:firstLineChars="0"/>
         <w:textAlignment w:val="baseline"/>
       </w:pPr>
       <w:r>
@@ -3762,81 +3787,81 @@
     </w:p>
     <w:p>
       <w:pPr>
-        <w:pStyle w:val="1"/>
-        <w:keepNext w:val="0"/>
-        <w:keepLines w:val="0"/>
-        <w:pageBreakBefore w:val="0"/>
-        <w:widowControl w:val="0"/>
-        <w:kinsoku w:val="0"/>
-        <w:wordWrap/>
-        <w:overflowPunct/>
-        <w:topLinePunct w:val="0"/>
-        <w:autoSpaceDE w:val="0"/>
-        <w:autoSpaceDN w:val="0"/>
-        <w:bidi w:val="0"/>
-        <w:adjustRightInd w:val="0"/>
-        <w:snapToGrid w:val="0"/>
-        <w:textAlignment w:val="baseline"/>
-      </w:pPr>
-      <w:bookmarkStart w:id="13" w:name="heading_6"/>
-      <w:bookmarkStart w:id="14" w:name="_Toc13191"/>
+        <w:pStyle w:val="29"/>
+        <w:keepNext w:val="0"/>
+        <w:keepLines w:val="0"/>
+        <w:pageBreakBefore w:val="0"/>
+        <w:widowControl w:val="0"/>
+        <w:kinsoku w:val="0"/>
+        <w:wordWrap/>
+        <w:overflowPunct/>
+        <w:topLinePunct w:val="0"/>
+        <w:autoSpaceDE w:val="0"/>
+        <w:autoSpaceDN w:val="0"/>
+        <w:bidi w:val="0"/>
+        <w:adjustRightInd w:val="0"/>
+        <w:snapToGrid w:val="0"/>
+        <w:textAlignment w:val="baseline"/>
+      </w:pPr>
+      <w:bookmarkStart w:id="12" w:name="heading_6"/>
+      <w:bookmarkStart w:id="13" w:name="_Toc29675"/>
       <w:r>
         <w:t>适用范围</w:t>
       </w:r>
+      <w:bookmarkEnd w:id="12"/>
       <w:bookmarkEnd w:id="13"/>
+    </w:p>
+    <w:p>
+      <w:pPr>
+        <w:pStyle w:val="30"/>
+        <w:keepNext w:val="0"/>
+        <w:keepLines w:val="0"/>
+        <w:pageBreakBefore w:val="0"/>
+        <w:widowControl w:val="0"/>
+        <w:kinsoku w:val="0"/>
+        <w:wordWrap/>
+        <w:overflowPunct/>
+        <w:topLinePunct w:val="0"/>
+        <w:autoSpaceDE w:val="0"/>
+        <w:autoSpaceDN w:val="0"/>
+        <w:bidi w:val="0"/>
+        <w:adjustRightInd w:val="0"/>
+        <w:snapToGrid w:val="0"/>
+        <w:textAlignment w:val="baseline"/>
+      </w:pPr>
+      <w:r>
+        <w:t>本文件适用于公司的运维服务项目管理。</w:t>
+      </w:r>
+    </w:p>
+    <w:p>
+      <w:pPr>
+        <w:pStyle w:val="29"/>
+        <w:keepNext w:val="0"/>
+        <w:keepLines w:val="0"/>
+        <w:pageBreakBefore w:val="0"/>
+        <w:widowControl w:val="0"/>
+        <w:kinsoku w:val="0"/>
+        <w:wordWrap/>
+        <w:overflowPunct/>
+        <w:topLinePunct w:val="0"/>
+        <w:autoSpaceDE w:val="0"/>
+        <w:autoSpaceDN w:val="0"/>
+        <w:bidi w:val="0"/>
+        <w:adjustRightInd w:val="0"/>
+        <w:snapToGrid w:val="0"/>
+        <w:textAlignment w:val="baseline"/>
+      </w:pPr>
+      <w:bookmarkStart w:id="14" w:name="heading_7"/>
+      <w:bookmarkStart w:id="15" w:name="_Toc26057"/>
+      <w:r>
+        <w:t>职责</w:t>
+      </w:r>
       <w:bookmarkEnd w:id="14"/>
-    </w:p>
-    <w:p>
-      <w:pPr>
-        <w:pStyle w:val="a1"/>
-        <w:keepNext w:val="0"/>
-        <w:keepLines w:val="0"/>
-        <w:pageBreakBefore w:val="0"/>
-        <w:widowControl w:val="0"/>
-        <w:kinsoku w:val="0"/>
-        <w:wordWrap/>
-        <w:overflowPunct/>
-        <w:topLinePunct w:val="0"/>
-        <w:autoSpaceDE w:val="0"/>
-        <w:autoSpaceDN w:val="0"/>
-        <w:bidi w:val="0"/>
-        <w:adjustRightInd w:val="0"/>
-        <w:snapToGrid w:val="0"/>
-        <w:textAlignment w:val="baseline"/>
-      </w:pPr>
-      <w:r>
-        <w:t>本文件适用于公司的运维服务项目管理。</w:t>
-      </w:r>
-    </w:p>
-    <w:p>
-      <w:pPr>
-        <w:pStyle w:val="1"/>
-        <w:keepNext w:val="0"/>
-        <w:keepLines w:val="0"/>
-        <w:pageBreakBefore w:val="0"/>
-        <w:widowControl w:val="0"/>
-        <w:kinsoku w:val="0"/>
-        <w:wordWrap/>
-        <w:overflowPunct/>
-        <w:topLinePunct w:val="0"/>
-        <w:autoSpaceDE w:val="0"/>
-        <w:autoSpaceDN w:val="0"/>
-        <w:bidi w:val="0"/>
-        <w:adjustRightInd w:val="0"/>
-        <w:snapToGrid w:val="0"/>
-        <w:textAlignment w:val="baseline"/>
-      </w:pPr>
-      <w:bookmarkStart w:id="15" w:name="heading_7"/>
-      <w:bookmarkStart w:id="16" w:name="_Toc29746"/>
-      <w:r>
-        <w:t>职责</w:t>
-      </w:r>
       <w:bookmarkEnd w:id="15"/>
-      <w:bookmarkEnd w:id="16"/>
-    </w:p>
-    <w:p>
-      <w:pPr>
-        <w:pStyle w:val="a1"/>
+    </w:p>
+    <w:p>
+      <w:pPr>
+        <w:pStyle w:val="30"/>
         <w:keepNext w:val="0"/>
         <w:keepLines w:val="0"/>
         <w:pageBreakBefore w:val="0"/>
@@ -3878,33 +3903,33 @@
     </w:p>
     <w:p>
       <w:pPr>
-        <w:pStyle w:val="2"/>
-        <w:keepNext w:val="0"/>
-        <w:keepLines w:val="0"/>
-        <w:pageBreakBefore w:val="0"/>
-        <w:widowControl w:val="0"/>
-        <w:kinsoku w:val="0"/>
-        <w:wordWrap/>
-        <w:overflowPunct/>
-        <w:topLinePunct w:val="0"/>
-        <w:autoSpaceDE w:val="0"/>
-        <w:autoSpaceDN w:val="0"/>
-        <w:bidi w:val="0"/>
-        <w:adjustRightInd w:val="0"/>
-        <w:snapToGrid w:val="0"/>
-        <w:textAlignment w:val="baseline"/>
-      </w:pPr>
-      <w:bookmarkStart w:id="17" w:name="_Toc30474"/>
-      <w:bookmarkStart w:id="18" w:name="heading_9"/>
+        <w:pStyle w:val="31"/>
+        <w:keepNext w:val="0"/>
+        <w:keepLines w:val="0"/>
+        <w:pageBreakBefore w:val="0"/>
+        <w:widowControl w:val="0"/>
+        <w:kinsoku w:val="0"/>
+        <w:wordWrap/>
+        <w:overflowPunct/>
+        <w:topLinePunct w:val="0"/>
+        <w:autoSpaceDE w:val="0"/>
+        <w:autoSpaceDN w:val="0"/>
+        <w:bidi w:val="0"/>
+        <w:adjustRightInd w:val="0"/>
+        <w:snapToGrid w:val="0"/>
+        <w:textAlignment w:val="baseline"/>
+      </w:pPr>
+      <w:bookmarkStart w:id="16" w:name="heading_9"/>
+      <w:bookmarkStart w:id="17" w:name="_Toc1906"/>
       <w:r>
         <w:t>人力资源部</w:t>
       </w:r>
+      <w:bookmarkEnd w:id="16"/>
       <w:bookmarkEnd w:id="17"/>
-      <w:bookmarkEnd w:id="18"/>
-    </w:p>
-    <w:p>
-      <w:pPr>
-        <w:pStyle w:val="a3"/>
+    </w:p>
+    <w:p>
+      <w:pPr>
+        <w:pStyle w:val="40"/>
         <w:keepNext w:val="0"/>
         <w:keepLines w:val="0"/>
         <w:pageBreakBefore w:val="0"/>
@@ -3930,7 +3955,7 @@
     </w:p>
     <w:p>
       <w:pPr>
-        <w:pStyle w:val="a3"/>
+        <w:pStyle w:val="40"/>
         <w:keepNext w:val="0"/>
         <w:keepLines w:val="0"/>
         <w:pageBreakBefore w:val="0"/>
@@ -3956,7 +3981,7 @@
     </w:p>
     <w:p>
       <w:pPr>
-        <w:pStyle w:val="a3"/>
+        <w:pStyle w:val="40"/>
         <w:keepNext w:val="0"/>
         <w:keepLines w:val="0"/>
         <w:pageBreakBefore w:val="0"/>
@@ -3982,33 +4007,33 @@
     </w:p>
     <w:p>
       <w:pPr>
-        <w:pStyle w:val="2"/>
-        <w:keepNext w:val="0"/>
-        <w:keepLines w:val="0"/>
-        <w:pageBreakBefore w:val="0"/>
-        <w:widowControl w:val="0"/>
-        <w:kinsoku w:val="0"/>
-        <w:wordWrap/>
-        <w:overflowPunct/>
-        <w:topLinePunct w:val="0"/>
-        <w:autoSpaceDE w:val="0"/>
-        <w:autoSpaceDN w:val="0"/>
-        <w:bidi w:val="0"/>
-        <w:adjustRightInd w:val="0"/>
-        <w:snapToGrid w:val="0"/>
-        <w:textAlignment w:val="baseline"/>
-      </w:pPr>
-      <w:bookmarkStart w:id="19" w:name="heading_11"/>
-      <w:bookmarkStart w:id="20" w:name="_Toc18028"/>
+        <w:pStyle w:val="31"/>
+        <w:keepNext w:val="0"/>
+        <w:keepLines w:val="0"/>
+        <w:pageBreakBefore w:val="0"/>
+        <w:widowControl w:val="0"/>
+        <w:kinsoku w:val="0"/>
+        <w:wordWrap/>
+        <w:overflowPunct/>
+        <w:topLinePunct w:val="0"/>
+        <w:autoSpaceDE w:val="0"/>
+        <w:autoSpaceDN w:val="0"/>
+        <w:bidi w:val="0"/>
+        <w:adjustRightInd w:val="0"/>
+        <w:snapToGrid w:val="0"/>
+        <w:textAlignment w:val="baseline"/>
+      </w:pPr>
+      <w:bookmarkStart w:id="18" w:name="heading_11"/>
+      <w:bookmarkStart w:id="19" w:name="_Toc11609"/>
       <w:r>
         <w:t>运维部</w:t>
       </w:r>
+      <w:bookmarkEnd w:id="18"/>
       <w:bookmarkEnd w:id="19"/>
-      <w:bookmarkEnd w:id="20"/>
-    </w:p>
-    <w:p>
-      <w:pPr>
-        <w:pStyle w:val="a3"/>
+    </w:p>
+    <w:p>
+      <w:pPr>
+        <w:pStyle w:val="40"/>
         <w:keepNext w:val="0"/>
         <w:keepLines w:val="0"/>
         <w:pageBreakBefore w:val="0"/>
@@ -4030,7 +4055,7 @@
     </w:p>
     <w:p>
       <w:pPr>
-        <w:pStyle w:val="a3"/>
+        <w:pStyle w:val="40"/>
         <w:keepNext w:val="0"/>
         <w:keepLines w:val="0"/>
         <w:pageBreakBefore w:val="0"/>
@@ -4056,7 +4081,7 @@
     </w:p>
     <w:p>
       <w:pPr>
-        <w:pStyle w:val="a3"/>
+        <w:pStyle w:val="40"/>
         <w:keepNext w:val="0"/>
         <w:keepLines w:val="0"/>
         <w:pageBreakBefore w:val="0"/>
@@ -4082,7 +4107,7 @@
     </w:p>
     <w:p>
       <w:pPr>
-        <w:pStyle w:val="a3"/>
+        <w:pStyle w:val="40"/>
         <w:keepNext w:val="0"/>
         <w:keepLines w:val="0"/>
         <w:pageBreakBefore w:val="0"/>
@@ -4108,7 +4133,7 @@
     </w:p>
     <w:p>
       <w:pPr>
-        <w:pStyle w:val="a3"/>
+        <w:pStyle w:val="40"/>
         <w:keepNext w:val="0"/>
         <w:keepLines w:val="0"/>
         <w:pageBreakBefore w:val="0"/>
@@ -4144,7 +4169,7 @@
     </w:p>
     <w:p>
       <w:pPr>
-        <w:pStyle w:val="a3"/>
+        <w:pStyle w:val="40"/>
         <w:keepNext w:val="0"/>
         <w:keepLines w:val="0"/>
         <w:pageBreakBefore w:val="0"/>
@@ -4170,33 +4195,33 @@
     </w:p>
     <w:p>
       <w:pPr>
-        <w:pStyle w:val="2"/>
-        <w:keepNext w:val="0"/>
-        <w:keepLines w:val="0"/>
-        <w:pageBreakBefore w:val="0"/>
-        <w:widowControl w:val="0"/>
-        <w:kinsoku w:val="0"/>
-        <w:wordWrap/>
-        <w:overflowPunct/>
-        <w:topLinePunct w:val="0"/>
-        <w:autoSpaceDE w:val="0"/>
-        <w:autoSpaceDN w:val="0"/>
-        <w:bidi w:val="0"/>
-        <w:adjustRightInd w:val="0"/>
-        <w:snapToGrid w:val="0"/>
-        <w:textAlignment w:val="baseline"/>
-      </w:pPr>
-      <w:bookmarkStart w:id="21" w:name="_Toc7475"/>
-      <w:bookmarkStart w:id="22" w:name="heading_12"/>
+        <w:pStyle w:val="31"/>
+        <w:keepNext w:val="0"/>
+        <w:keepLines w:val="0"/>
+        <w:pageBreakBefore w:val="0"/>
+        <w:widowControl w:val="0"/>
+        <w:kinsoku w:val="0"/>
+        <w:wordWrap/>
+        <w:overflowPunct/>
+        <w:topLinePunct w:val="0"/>
+        <w:autoSpaceDE w:val="0"/>
+        <w:autoSpaceDN w:val="0"/>
+        <w:bidi w:val="0"/>
+        <w:adjustRightInd w:val="0"/>
+        <w:snapToGrid w:val="0"/>
+        <w:textAlignment w:val="baseline"/>
+      </w:pPr>
+      <w:bookmarkStart w:id="20" w:name="heading_12"/>
+      <w:bookmarkStart w:id="21" w:name="_Toc2286"/>
       <w:r>
         <w:t>质量部</w:t>
       </w:r>
+      <w:bookmarkEnd w:id="20"/>
       <w:bookmarkEnd w:id="21"/>
-      <w:bookmarkEnd w:id="22"/>
-    </w:p>
-    <w:p>
-      <w:pPr>
-        <w:pStyle w:val="a3"/>
+    </w:p>
+    <w:p>
+      <w:pPr>
+        <w:pStyle w:val="40"/>
         <w:keepNext w:val="0"/>
         <w:keepLines w:val="0"/>
         <w:pageBreakBefore w:val="0"/>
@@ -4222,7 +4247,7 @@
     </w:p>
     <w:p>
       <w:pPr>
-        <w:pStyle w:val="a3"/>
+        <w:pStyle w:val="40"/>
         <w:keepNext w:val="0"/>
         <w:keepLines w:val="0"/>
         <w:pageBreakBefore w:val="0"/>
@@ -4248,107 +4273,107 @@
     </w:p>
     <w:p>
       <w:pPr>
-        <w:pStyle w:val="1"/>
-        <w:keepNext w:val="0"/>
-        <w:keepLines w:val="0"/>
-        <w:pageBreakBefore w:val="0"/>
-        <w:widowControl w:val="0"/>
-        <w:kinsoku w:val="0"/>
-        <w:wordWrap/>
-        <w:overflowPunct/>
-        <w:topLinePunct w:val="0"/>
-        <w:autoSpaceDE w:val="0"/>
-        <w:autoSpaceDN w:val="0"/>
-        <w:bidi w:val="0"/>
-        <w:adjustRightInd w:val="0"/>
-        <w:snapToGrid w:val="0"/>
-        <w:textAlignment w:val="baseline"/>
-      </w:pPr>
-      <w:bookmarkStart w:id="23" w:name="heading_13"/>
-      <w:bookmarkStart w:id="24" w:name="_Toc9223"/>
+        <w:pStyle w:val="29"/>
+        <w:keepNext w:val="0"/>
+        <w:keepLines w:val="0"/>
+        <w:pageBreakBefore w:val="0"/>
+        <w:widowControl w:val="0"/>
+        <w:kinsoku w:val="0"/>
+        <w:wordWrap/>
+        <w:overflowPunct/>
+        <w:topLinePunct w:val="0"/>
+        <w:autoSpaceDE w:val="0"/>
+        <w:autoSpaceDN w:val="0"/>
+        <w:bidi w:val="0"/>
+        <w:adjustRightInd w:val="0"/>
+        <w:snapToGrid w:val="0"/>
+        <w:textAlignment w:val="baseline"/>
+      </w:pPr>
+      <w:bookmarkStart w:id="22" w:name="heading_13"/>
+      <w:bookmarkStart w:id="23" w:name="_Toc1159"/>
       <w:r>
         <w:t>运维项目交付管理</w:t>
       </w:r>
+      <w:bookmarkEnd w:id="22"/>
       <w:bookmarkEnd w:id="23"/>
+    </w:p>
+    <w:p>
+      <w:pPr>
+        <w:pStyle w:val="31"/>
+        <w:keepNext w:val="0"/>
+        <w:keepLines w:val="0"/>
+        <w:pageBreakBefore w:val="0"/>
+        <w:widowControl w:val="0"/>
+        <w:kinsoku w:val="0"/>
+        <w:wordWrap/>
+        <w:overflowPunct/>
+        <w:topLinePunct w:val="0"/>
+        <w:autoSpaceDE w:val="0"/>
+        <w:autoSpaceDN w:val="0"/>
+        <w:bidi w:val="0"/>
+        <w:adjustRightInd w:val="0"/>
+        <w:snapToGrid w:val="0"/>
+        <w:textAlignment w:val="baseline"/>
+      </w:pPr>
+      <w:bookmarkStart w:id="24" w:name="heading_14"/>
+      <w:bookmarkStart w:id="25" w:name="_Toc17442"/>
+      <w:r>
+        <w:t>项目立项</w:t>
+      </w:r>
       <w:bookmarkEnd w:id="24"/>
-    </w:p>
-    <w:p>
-      <w:pPr>
-        <w:pStyle w:val="2"/>
-        <w:keepNext w:val="0"/>
-        <w:keepLines w:val="0"/>
-        <w:pageBreakBefore w:val="0"/>
-        <w:widowControl w:val="0"/>
-        <w:kinsoku w:val="0"/>
-        <w:wordWrap/>
-        <w:overflowPunct/>
-        <w:topLinePunct w:val="0"/>
-        <w:autoSpaceDE w:val="0"/>
-        <w:autoSpaceDN w:val="0"/>
-        <w:bidi w:val="0"/>
-        <w:adjustRightInd w:val="0"/>
-        <w:snapToGrid w:val="0"/>
-        <w:textAlignment w:val="baseline"/>
-      </w:pPr>
-      <w:bookmarkStart w:id="25" w:name="heading_14"/>
-      <w:bookmarkStart w:id="26" w:name="_Toc8261"/>
-      <w:r>
-        <w:t>项目立项</w:t>
-      </w:r>
       <w:bookmarkEnd w:id="25"/>
+    </w:p>
+    <w:p>
+      <w:pPr>
+        <w:pStyle w:val="30"/>
+        <w:keepNext w:val="0"/>
+        <w:keepLines w:val="0"/>
+        <w:pageBreakBefore w:val="0"/>
+        <w:widowControl w:val="0"/>
+        <w:kinsoku w:val="0"/>
+        <w:wordWrap/>
+        <w:overflowPunct/>
+        <w:topLinePunct w:val="0"/>
+        <w:autoSpaceDE w:val="0"/>
+        <w:autoSpaceDN w:val="0"/>
+        <w:bidi w:val="0"/>
+        <w:adjustRightInd w:val="0"/>
+        <w:snapToGrid w:val="0"/>
+        <w:textAlignment w:val="baseline"/>
+      </w:pPr>
+      <w:r>
+        <w:t>项目立项分为两类，一类是续签类运维项目，一类是新签订运维项目。续签类项目原则上由原运维项目经理及团队负责项目的交付实施工作，新签订运维项目由部门经理召集部门项目经理组成员及其相关团队根据项目SLA确定项目经理及团队成员，组建项目团队。项目团队组建完毕后由项目经理在公司项目管理系统中申报立项工作。</w:t>
+      </w:r>
+    </w:p>
+    <w:p>
+      <w:pPr>
+        <w:pStyle w:val="31"/>
+        <w:keepNext w:val="0"/>
+        <w:keepLines w:val="0"/>
+        <w:pageBreakBefore w:val="0"/>
+        <w:widowControl w:val="0"/>
+        <w:kinsoku w:val="0"/>
+        <w:wordWrap/>
+        <w:overflowPunct/>
+        <w:topLinePunct w:val="0"/>
+        <w:autoSpaceDE w:val="0"/>
+        <w:autoSpaceDN w:val="0"/>
+        <w:bidi w:val="0"/>
+        <w:adjustRightInd w:val="0"/>
+        <w:snapToGrid w:val="0"/>
+        <w:textAlignment w:val="baseline"/>
+      </w:pPr>
+      <w:bookmarkStart w:id="26" w:name="heading_15"/>
+      <w:bookmarkStart w:id="27" w:name="_Toc5583"/>
+      <w:r>
+        <w:t>项目策划</w:t>
+      </w:r>
       <w:bookmarkEnd w:id="26"/>
-    </w:p>
-    <w:p>
-      <w:pPr>
-        <w:pStyle w:val="a1"/>
-        <w:keepNext w:val="0"/>
-        <w:keepLines w:val="0"/>
-        <w:pageBreakBefore w:val="0"/>
-        <w:widowControl w:val="0"/>
-        <w:kinsoku w:val="0"/>
-        <w:wordWrap/>
-        <w:overflowPunct/>
-        <w:topLinePunct w:val="0"/>
-        <w:autoSpaceDE w:val="0"/>
-        <w:autoSpaceDN w:val="0"/>
-        <w:bidi w:val="0"/>
-        <w:adjustRightInd w:val="0"/>
-        <w:snapToGrid w:val="0"/>
-        <w:textAlignment w:val="baseline"/>
-      </w:pPr>
-      <w:r>
-        <w:t>项目立项分为两类，一类是续签类运维项目，一类是新签订运维项目。续签类项目原则上由原运维项目经理及团队负责项目的交付实施工作，新签订运维项目由部门经理召集部门项目经理组成员及其相关团队根据项目SLA确定项目经理及团队成员，组建项目团队。项目团队组建完毕后由项目经理在公司项目管理系统中申报立项工作。</w:t>
-      </w:r>
-    </w:p>
-    <w:p>
-      <w:pPr>
-        <w:pStyle w:val="2"/>
-        <w:keepNext w:val="0"/>
-        <w:keepLines w:val="0"/>
-        <w:pageBreakBefore w:val="0"/>
-        <w:widowControl w:val="0"/>
-        <w:kinsoku w:val="0"/>
-        <w:wordWrap/>
-        <w:overflowPunct/>
-        <w:topLinePunct w:val="0"/>
-        <w:autoSpaceDE w:val="0"/>
-        <w:autoSpaceDN w:val="0"/>
-        <w:bidi w:val="0"/>
-        <w:adjustRightInd w:val="0"/>
-        <w:snapToGrid w:val="0"/>
-        <w:textAlignment w:val="baseline"/>
-      </w:pPr>
-      <w:bookmarkStart w:id="27" w:name="heading_15"/>
-      <w:bookmarkStart w:id="28" w:name="_Toc8903"/>
-      <w:r>
-        <w:t>项目策划</w:t>
-      </w:r>
       <w:bookmarkEnd w:id="27"/>
-      <w:bookmarkEnd w:id="28"/>
-    </w:p>
-    <w:p>
-      <w:pPr>
-        <w:pStyle w:val="a1"/>
+    </w:p>
+    <w:p>
+      <w:pPr>
+        <w:pStyle w:val="30"/>
         <w:keepNext w:val="0"/>
         <w:keepLines w:val="0"/>
         <w:pageBreakBefore w:val="0"/>
@@ -4370,7 +4395,7 @@
     </w:p>
     <w:p>
       <w:pPr>
-        <w:pStyle w:val="a3"/>
+        <w:pStyle w:val="40"/>
         <w:keepNext w:val="0"/>
         <w:keepLines w:val="0"/>
         <w:pageBreakBefore w:val="0"/>
@@ -4396,7 +4421,7 @@
     </w:p>
     <w:p>
       <w:pPr>
-        <w:pStyle w:val="a3"/>
+        <w:pStyle w:val="40"/>
         <w:keepNext w:val="0"/>
         <w:keepLines w:val="0"/>
         <w:pageBreakBefore w:val="0"/>
@@ -4422,7 +4447,7 @@
     </w:p>
     <w:p>
       <w:pPr>
-        <w:pStyle w:val="a3"/>
+        <w:pStyle w:val="40"/>
         <w:keepNext w:val="0"/>
         <w:keepLines w:val="0"/>
         <w:pageBreakBefore w:val="0"/>
@@ -4448,7 +4473,7 @@
     </w:p>
     <w:p>
       <w:pPr>
-        <w:pStyle w:val="a3"/>
+        <w:pStyle w:val="40"/>
         <w:keepNext w:val="0"/>
         <w:keepLines w:val="0"/>
         <w:pageBreakBefore w:val="0"/>
@@ -4474,7 +4499,7 @@
     </w:p>
     <w:p>
       <w:pPr>
-        <w:pStyle w:val="a3"/>
+        <w:pStyle w:val="40"/>
         <w:keepNext w:val="0"/>
         <w:keepLines w:val="0"/>
         <w:pageBreakBefore w:val="0"/>
@@ -4500,7 +4525,7 @@
     </w:p>
     <w:p>
       <w:pPr>
-        <w:pStyle w:val="a3"/>
+        <w:pStyle w:val="40"/>
         <w:keepNext w:val="0"/>
         <w:keepLines w:val="0"/>
         <w:pageBreakBefore w:val="0"/>
@@ -4526,7 +4551,7 @@
     </w:p>
     <w:p>
       <w:pPr>
-        <w:pStyle w:val="a3"/>
+        <w:pStyle w:val="40"/>
         <w:keepNext w:val="0"/>
         <w:keepLines w:val="0"/>
         <w:pageBreakBefore w:val="0"/>
@@ -4552,33 +4577,33 @@
     </w:p>
     <w:p>
       <w:pPr>
-        <w:pStyle w:val="2"/>
-        <w:keepNext w:val="0"/>
-        <w:keepLines w:val="0"/>
-        <w:pageBreakBefore w:val="0"/>
-        <w:widowControl w:val="0"/>
-        <w:kinsoku w:val="0"/>
-        <w:wordWrap/>
-        <w:overflowPunct/>
-        <w:topLinePunct w:val="0"/>
-        <w:autoSpaceDE w:val="0"/>
-        <w:autoSpaceDN w:val="0"/>
-        <w:bidi w:val="0"/>
-        <w:adjustRightInd w:val="0"/>
-        <w:snapToGrid w:val="0"/>
-        <w:textAlignment w:val="baseline"/>
-      </w:pPr>
-      <w:bookmarkStart w:id="29" w:name="heading_16"/>
-      <w:bookmarkStart w:id="30" w:name="_Toc31034"/>
+        <w:pStyle w:val="31"/>
+        <w:keepNext w:val="0"/>
+        <w:keepLines w:val="0"/>
+        <w:pageBreakBefore w:val="0"/>
+        <w:widowControl w:val="0"/>
+        <w:kinsoku w:val="0"/>
+        <w:wordWrap/>
+        <w:overflowPunct/>
+        <w:topLinePunct w:val="0"/>
+        <w:autoSpaceDE w:val="0"/>
+        <w:autoSpaceDN w:val="0"/>
+        <w:bidi w:val="0"/>
+        <w:adjustRightInd w:val="0"/>
+        <w:snapToGrid w:val="0"/>
+        <w:textAlignment w:val="baseline"/>
+      </w:pPr>
+      <w:bookmarkStart w:id="28" w:name="heading_16"/>
+      <w:bookmarkStart w:id="29" w:name="_Toc14398"/>
       <w:r>
         <w:t>计划评审</w:t>
       </w:r>
+      <w:bookmarkEnd w:id="28"/>
       <w:bookmarkEnd w:id="29"/>
-      <w:bookmarkEnd w:id="30"/>
-    </w:p>
-    <w:p>
-      <w:pPr>
-        <w:pStyle w:val="a1"/>
+    </w:p>
+    <w:p>
+      <w:pPr>
+        <w:pStyle w:val="30"/>
         <w:keepNext w:val="0"/>
         <w:keepLines w:val="0"/>
         <w:pageBreakBefore w:val="0"/>
@@ -4610,7 +4635,7 @@
     </w:p>
     <w:p>
       <w:pPr>
-        <w:pStyle w:val="a1"/>
+        <w:pStyle w:val="30"/>
         <w:keepNext w:val="0"/>
         <w:keepLines w:val="0"/>
         <w:pageBreakBefore w:val="0"/>
@@ -4632,107 +4657,107 @@
     </w:p>
     <w:p>
       <w:pPr>
-        <w:pStyle w:val="2"/>
-        <w:keepNext w:val="0"/>
-        <w:keepLines w:val="0"/>
-        <w:pageBreakBefore w:val="0"/>
-        <w:widowControl w:val="0"/>
-        <w:kinsoku w:val="0"/>
-        <w:wordWrap/>
-        <w:overflowPunct/>
-        <w:topLinePunct w:val="0"/>
-        <w:autoSpaceDE w:val="0"/>
-        <w:autoSpaceDN w:val="0"/>
-        <w:bidi w:val="0"/>
-        <w:adjustRightInd w:val="0"/>
-        <w:snapToGrid w:val="0"/>
-        <w:textAlignment w:val="baseline"/>
-      </w:pPr>
-      <w:bookmarkStart w:id="31" w:name="heading_17"/>
-      <w:bookmarkStart w:id="32" w:name="_Toc20712"/>
+        <w:pStyle w:val="31"/>
+        <w:keepNext w:val="0"/>
+        <w:keepLines w:val="0"/>
+        <w:pageBreakBefore w:val="0"/>
+        <w:widowControl w:val="0"/>
+        <w:kinsoku w:val="0"/>
+        <w:wordWrap/>
+        <w:overflowPunct/>
+        <w:topLinePunct w:val="0"/>
+        <w:autoSpaceDE w:val="0"/>
+        <w:autoSpaceDN w:val="0"/>
+        <w:bidi w:val="0"/>
+        <w:adjustRightInd w:val="0"/>
+        <w:snapToGrid w:val="0"/>
+        <w:textAlignment w:val="baseline"/>
+      </w:pPr>
+      <w:bookmarkStart w:id="30" w:name="heading_17"/>
+      <w:bookmarkStart w:id="31" w:name="_Toc28602"/>
       <w:r>
         <w:t>项目实施</w:t>
       </w:r>
+      <w:bookmarkEnd w:id="30"/>
       <w:bookmarkEnd w:id="31"/>
+    </w:p>
+    <w:p>
+      <w:pPr>
+        <w:pStyle w:val="32"/>
+        <w:keepNext w:val="0"/>
+        <w:keepLines w:val="0"/>
+        <w:pageBreakBefore w:val="0"/>
+        <w:widowControl w:val="0"/>
+        <w:kinsoku w:val="0"/>
+        <w:wordWrap/>
+        <w:overflowPunct/>
+        <w:topLinePunct w:val="0"/>
+        <w:autoSpaceDE w:val="0"/>
+        <w:autoSpaceDN w:val="0"/>
+        <w:bidi w:val="0"/>
+        <w:adjustRightInd w:val="0"/>
+        <w:snapToGrid w:val="0"/>
+        <w:textAlignment w:val="baseline"/>
+      </w:pPr>
+      <w:bookmarkStart w:id="32" w:name="heading_18"/>
+      <w:bookmarkStart w:id="33" w:name="_Toc32090"/>
+      <w:r>
+        <w:t>项目团队组建</w:t>
+      </w:r>
       <w:bookmarkEnd w:id="32"/>
-    </w:p>
-    <w:p>
-      <w:pPr>
-        <w:pStyle w:val="3"/>
-        <w:keepNext w:val="0"/>
-        <w:keepLines w:val="0"/>
-        <w:pageBreakBefore w:val="0"/>
-        <w:widowControl w:val="0"/>
-        <w:kinsoku w:val="0"/>
-        <w:wordWrap/>
-        <w:overflowPunct/>
-        <w:topLinePunct w:val="0"/>
-        <w:autoSpaceDE w:val="0"/>
-        <w:autoSpaceDN w:val="0"/>
-        <w:bidi w:val="0"/>
-        <w:adjustRightInd w:val="0"/>
-        <w:snapToGrid w:val="0"/>
-        <w:textAlignment w:val="baseline"/>
-      </w:pPr>
-      <w:bookmarkStart w:id="33" w:name="_Toc6652"/>
-      <w:bookmarkStart w:id="34" w:name="heading_18"/>
-      <w:r>
-        <w:t>项目团队组建</w:t>
-      </w:r>
       <w:bookmarkEnd w:id="33"/>
+    </w:p>
+    <w:p>
+      <w:pPr>
+        <w:pStyle w:val="30"/>
+        <w:keepNext w:val="0"/>
+        <w:keepLines w:val="0"/>
+        <w:pageBreakBefore w:val="0"/>
+        <w:widowControl w:val="0"/>
+        <w:kinsoku w:val="0"/>
+        <w:wordWrap/>
+        <w:overflowPunct/>
+        <w:topLinePunct w:val="0"/>
+        <w:autoSpaceDE w:val="0"/>
+        <w:autoSpaceDN w:val="0"/>
+        <w:bidi w:val="0"/>
+        <w:adjustRightInd w:val="0"/>
+        <w:snapToGrid w:val="0"/>
+        <w:textAlignment w:val="baseline"/>
+      </w:pPr>
+      <w:r>
+        <w:t>项目经理根据项目管理计划负责组建项目团队，明确团队职责、汇报关系；制定成员培训计划，持续提升团队能力。</w:t>
+      </w:r>
+    </w:p>
+    <w:p>
+      <w:pPr>
+        <w:pStyle w:val="32"/>
+        <w:keepNext w:val="0"/>
+        <w:keepLines w:val="0"/>
+        <w:pageBreakBefore w:val="0"/>
+        <w:widowControl w:val="0"/>
+        <w:kinsoku w:val="0"/>
+        <w:wordWrap/>
+        <w:overflowPunct/>
+        <w:topLinePunct w:val="0"/>
+        <w:autoSpaceDE w:val="0"/>
+        <w:autoSpaceDN w:val="0"/>
+        <w:bidi w:val="0"/>
+        <w:adjustRightInd w:val="0"/>
+        <w:snapToGrid w:val="0"/>
+        <w:textAlignment w:val="baseline"/>
+      </w:pPr>
+      <w:bookmarkStart w:id="34" w:name="heading_19"/>
+      <w:bookmarkStart w:id="35" w:name="_Toc18160"/>
+      <w:r>
+        <w:t>项目实施</w:t>
+      </w:r>
       <w:bookmarkEnd w:id="34"/>
-    </w:p>
-    <w:p>
-      <w:pPr>
-        <w:pStyle w:val="a1"/>
-        <w:keepNext w:val="0"/>
-        <w:keepLines w:val="0"/>
-        <w:pageBreakBefore w:val="0"/>
-        <w:widowControl w:val="0"/>
-        <w:kinsoku w:val="0"/>
-        <w:wordWrap/>
-        <w:overflowPunct/>
-        <w:topLinePunct w:val="0"/>
-        <w:autoSpaceDE w:val="0"/>
-        <w:autoSpaceDN w:val="0"/>
-        <w:bidi w:val="0"/>
-        <w:adjustRightInd w:val="0"/>
-        <w:snapToGrid w:val="0"/>
-        <w:textAlignment w:val="baseline"/>
-      </w:pPr>
-      <w:r>
-        <w:t>项目经理根据项目管理计划负责组建项目团队，明确团队职责、汇报关系；制定成员培训计划，持续提升团队能力。</w:t>
-      </w:r>
-    </w:p>
-    <w:p>
-      <w:pPr>
-        <w:pStyle w:val="3"/>
-        <w:keepNext w:val="0"/>
-        <w:keepLines w:val="0"/>
-        <w:pageBreakBefore w:val="0"/>
-        <w:widowControl w:val="0"/>
-        <w:kinsoku w:val="0"/>
-        <w:wordWrap/>
-        <w:overflowPunct/>
-        <w:topLinePunct w:val="0"/>
-        <w:autoSpaceDE w:val="0"/>
-        <w:autoSpaceDN w:val="0"/>
-        <w:bidi w:val="0"/>
-        <w:adjustRightInd w:val="0"/>
-        <w:snapToGrid w:val="0"/>
-        <w:textAlignment w:val="baseline"/>
-      </w:pPr>
-      <w:bookmarkStart w:id="35" w:name="heading_19"/>
-      <w:bookmarkStart w:id="36" w:name="_Toc27353"/>
-      <w:r>
-        <w:t>项目实施</w:t>
-      </w:r>
       <w:bookmarkEnd w:id="35"/>
-      <w:bookmarkEnd w:id="36"/>
-    </w:p>
-    <w:p>
-      <w:pPr>
-        <w:pStyle w:val="a1"/>
+    </w:p>
+    <w:p>
+      <w:pPr>
+        <w:pStyle w:val="30"/>
         <w:keepNext w:val="0"/>
         <w:keepLines w:val="0"/>
         <w:pageBreakBefore w:val="0"/>
@@ -4754,7 +4779,7 @@
     </w:p>
     <w:p>
       <w:pPr>
-        <w:pStyle w:val="a1"/>
+        <w:pStyle w:val="30"/>
         <w:numPr>
           <w:ilvl w:val="0"/>
           <w:numId w:val="7"/>
@@ -4767,7 +4792,7 @@
     </w:p>
     <w:p>
       <w:pPr>
-        <w:pStyle w:val="a1"/>
+        <w:pStyle w:val="30"/>
         <w:numPr>
           <w:ilvl w:val="0"/>
           <w:numId w:val="7"/>
@@ -4780,7 +4805,7 @@
     </w:p>
     <w:p>
       <w:pPr>
-        <w:pStyle w:val="a1"/>
+        <w:pStyle w:val="30"/>
         <w:numPr>
           <w:ilvl w:val="0"/>
           <w:numId w:val="7"/>
@@ -4793,7 +4818,7 @@
     </w:p>
     <w:p>
       <w:pPr>
-        <w:pStyle w:val="a1"/>
+        <w:pStyle w:val="30"/>
         <w:numPr>
           <w:ilvl w:val="0"/>
           <w:numId w:val="7"/>
@@ -4806,7 +4831,7 @@
     </w:p>
     <w:p>
       <w:pPr>
-        <w:pStyle w:val="a1"/>
+        <w:pStyle w:val="30"/>
         <w:numPr>
           <w:ilvl w:val="0"/>
           <w:numId w:val="7"/>
@@ -4819,7 +4844,7 @@
     </w:p>
     <w:p>
       <w:pPr>
-        <w:pStyle w:val="a1"/>
+        <w:pStyle w:val="30"/>
         <w:numPr>
           <w:ilvl w:val="0"/>
           <w:numId w:val="7"/>
@@ -4842,7 +4867,7 @@
     </w:p>
     <w:p>
       <w:pPr>
-        <w:pStyle w:val="a1"/>
+        <w:pStyle w:val="30"/>
         <w:numPr>
           <w:ilvl w:val="0"/>
           <w:numId w:val="7"/>
@@ -4855,7 +4880,7 @@
     </w:p>
     <w:p>
       <w:pPr>
-        <w:pStyle w:val="a1"/>
+        <w:pStyle w:val="30"/>
         <w:numPr>
           <w:ilvl w:val="0"/>
           <w:numId w:val="7"/>
@@ -4868,33 +4893,33 @@
     </w:p>
     <w:p>
       <w:pPr>
-        <w:pStyle w:val="3"/>
-        <w:keepNext w:val="0"/>
-        <w:keepLines w:val="0"/>
-        <w:pageBreakBefore w:val="0"/>
-        <w:widowControl w:val="0"/>
-        <w:kinsoku w:val="0"/>
-        <w:wordWrap/>
-        <w:overflowPunct/>
-        <w:topLinePunct w:val="0"/>
-        <w:autoSpaceDE w:val="0"/>
-        <w:autoSpaceDN w:val="0"/>
-        <w:bidi w:val="0"/>
-        <w:adjustRightInd w:val="0"/>
-        <w:snapToGrid w:val="0"/>
-        <w:textAlignment w:val="baseline"/>
-      </w:pPr>
-      <w:bookmarkStart w:id="37" w:name="heading_20"/>
-      <w:bookmarkStart w:id="38" w:name="_Toc24225"/>
+        <w:pStyle w:val="32"/>
+        <w:keepNext w:val="0"/>
+        <w:keepLines w:val="0"/>
+        <w:pageBreakBefore w:val="0"/>
+        <w:widowControl w:val="0"/>
+        <w:kinsoku w:val="0"/>
+        <w:wordWrap/>
+        <w:overflowPunct/>
+        <w:topLinePunct w:val="0"/>
+        <w:autoSpaceDE w:val="0"/>
+        <w:autoSpaceDN w:val="0"/>
+        <w:bidi w:val="0"/>
+        <w:adjustRightInd w:val="0"/>
+        <w:snapToGrid w:val="0"/>
+        <w:textAlignment w:val="baseline"/>
+      </w:pPr>
+      <w:bookmarkStart w:id="36" w:name="heading_20"/>
+      <w:bookmarkStart w:id="37" w:name="_Toc9920"/>
       <w:r>
         <w:t>项目检查</w:t>
       </w:r>
+      <w:bookmarkEnd w:id="36"/>
       <w:bookmarkEnd w:id="37"/>
-      <w:bookmarkEnd w:id="38"/>
-    </w:p>
-    <w:p>
-      <w:pPr>
-        <w:pStyle w:val="a1"/>
+    </w:p>
+    <w:p>
+      <w:pPr>
+        <w:pStyle w:val="30"/>
         <w:bidi w:val="0"/>
       </w:pPr>
       <w:r>
@@ -4903,7 +4928,7 @@
     </w:p>
     <w:p>
       <w:pPr>
-        <w:pStyle w:val="a1"/>
+        <w:pStyle w:val="30"/>
         <w:bidi w:val="0"/>
       </w:pPr>
       <w:r>
@@ -4919,33 +4944,33 @@
     </w:p>
     <w:p>
       <w:pPr>
-        <w:pStyle w:val="3"/>
-        <w:keepNext w:val="0"/>
-        <w:keepLines w:val="0"/>
-        <w:pageBreakBefore w:val="0"/>
-        <w:widowControl w:val="0"/>
-        <w:kinsoku w:val="0"/>
-        <w:wordWrap/>
-        <w:overflowPunct/>
-        <w:topLinePunct w:val="0"/>
-        <w:autoSpaceDE w:val="0"/>
-        <w:autoSpaceDN w:val="0"/>
-        <w:bidi w:val="0"/>
-        <w:adjustRightInd w:val="0"/>
-        <w:snapToGrid w:val="0"/>
-        <w:textAlignment w:val="baseline"/>
-      </w:pPr>
-      <w:bookmarkStart w:id="39" w:name="heading_21"/>
-      <w:bookmarkStart w:id="40" w:name="_Toc20509"/>
+        <w:pStyle w:val="32"/>
+        <w:keepNext w:val="0"/>
+        <w:keepLines w:val="0"/>
+        <w:pageBreakBefore w:val="0"/>
+        <w:widowControl w:val="0"/>
+        <w:kinsoku w:val="0"/>
+        <w:wordWrap/>
+        <w:overflowPunct/>
+        <w:topLinePunct w:val="0"/>
+        <w:autoSpaceDE w:val="0"/>
+        <w:autoSpaceDN w:val="0"/>
+        <w:bidi w:val="0"/>
+        <w:adjustRightInd w:val="0"/>
+        <w:snapToGrid w:val="0"/>
+        <w:textAlignment w:val="baseline"/>
+      </w:pPr>
+      <w:bookmarkStart w:id="38" w:name="heading_21"/>
+      <w:bookmarkStart w:id="39" w:name="_Toc21959"/>
       <w:r>
         <w:t>项目验收</w:t>
       </w:r>
+      <w:bookmarkEnd w:id="38"/>
       <w:bookmarkEnd w:id="39"/>
-      <w:bookmarkEnd w:id="40"/>
-    </w:p>
-    <w:p>
-      <w:pPr>
-        <w:pStyle w:val="a1"/>
+    </w:p>
+    <w:p>
+      <w:pPr>
+        <w:pStyle w:val="30"/>
         <w:keepNext w:val="0"/>
         <w:keepLines w:val="0"/>
         <w:pageBreakBefore w:val="0"/>
@@ -4967,7 +4992,7 @@
     </w:p>
     <w:p>
       <w:pPr>
-        <w:pStyle w:val="a3"/>
+        <w:pStyle w:val="40"/>
         <w:keepNext w:val="0"/>
         <w:keepLines w:val="0"/>
         <w:pageBreakBefore w:val="0"/>
@@ -4987,15 +5012,15 @@
         <w:snapToGrid w:val="0"/>
         <w:textAlignment w:val="baseline"/>
       </w:pPr>
-      <w:bookmarkStart w:id="41" w:name="heading_22"/>
+      <w:bookmarkStart w:id="40" w:name="heading_22"/>
       <w:r>
         <w:t>内部验收</w:t>
       </w:r>
-      <w:bookmarkEnd w:id="41"/>
-    </w:p>
-    <w:p>
-      <w:pPr>
-        <w:pStyle w:val="a1"/>
+      <w:bookmarkEnd w:id="40"/>
+    </w:p>
+    <w:p>
+      <w:pPr>
+        <w:pStyle w:val="30"/>
         <w:keepNext w:val="0"/>
         <w:keepLines w:val="0"/>
         <w:pageBreakBefore w:val="0"/>
@@ -5027,7 +5052,7 @@
     </w:p>
     <w:p>
       <w:pPr>
-        <w:pStyle w:val="a1"/>
+        <w:pStyle w:val="30"/>
         <w:keepNext w:val="0"/>
         <w:keepLines w:val="0"/>
         <w:pageBreakBefore w:val="0"/>
@@ -5069,7 +5094,7 @@
     </w:p>
     <w:p>
       <w:pPr>
-        <w:pStyle w:val="a3"/>
+        <w:pStyle w:val="40"/>
         <w:keepNext w:val="0"/>
         <w:keepLines w:val="0"/>
         <w:pageBreakBefore w:val="0"/>
@@ -5089,111 +5114,111 @@
         <w:snapToGrid w:val="0"/>
         <w:textAlignment w:val="baseline"/>
       </w:pPr>
-      <w:bookmarkStart w:id="42" w:name="heading_23"/>
+      <w:bookmarkStart w:id="41" w:name="heading_23"/>
       <w:r>
         <w:t>客户验收</w:t>
       </w:r>
+      <w:bookmarkEnd w:id="41"/>
+    </w:p>
+    <w:p>
+      <w:pPr>
+        <w:pStyle w:val="30"/>
+        <w:keepNext w:val="0"/>
+        <w:keepLines w:val="0"/>
+        <w:pageBreakBefore w:val="0"/>
+        <w:widowControl w:val="0"/>
+        <w:kinsoku w:val="0"/>
+        <w:wordWrap/>
+        <w:overflowPunct/>
+        <w:topLinePunct w:val="0"/>
+        <w:autoSpaceDE w:val="0"/>
+        <w:autoSpaceDN w:val="0"/>
+        <w:bidi w:val="0"/>
+        <w:adjustRightInd w:val="0"/>
+        <w:snapToGrid w:val="0"/>
+        <w:textAlignment w:val="baseline"/>
+      </w:pPr>
+      <w:r>
+        <w:t>项目经理应按合同约定的时间推进客户开展项目验收活动。客户对项目进行初验后，如存在遗留问题，项目经理应在终验或与客户约定的时间前组织解决落实。</w:t>
+      </w:r>
+    </w:p>
+    <w:p>
+      <w:pPr>
+        <w:pStyle w:val="32"/>
+        <w:keepNext w:val="0"/>
+        <w:keepLines w:val="0"/>
+        <w:pageBreakBefore w:val="0"/>
+        <w:widowControl w:val="0"/>
+        <w:kinsoku w:val="0"/>
+        <w:wordWrap/>
+        <w:overflowPunct/>
+        <w:topLinePunct w:val="0"/>
+        <w:autoSpaceDE w:val="0"/>
+        <w:autoSpaceDN w:val="0"/>
+        <w:bidi w:val="0"/>
+        <w:adjustRightInd w:val="0"/>
+        <w:snapToGrid w:val="0"/>
+        <w:textAlignment w:val="baseline"/>
+      </w:pPr>
+      <w:bookmarkStart w:id="42" w:name="heading_24"/>
+      <w:bookmarkStart w:id="43" w:name="_Toc4287"/>
+      <w:r>
+        <w:t>项目改进</w:t>
+      </w:r>
       <w:bookmarkEnd w:id="42"/>
-    </w:p>
-    <w:p>
-      <w:pPr>
-        <w:pStyle w:val="a1"/>
-        <w:keepNext w:val="0"/>
-        <w:keepLines w:val="0"/>
-        <w:pageBreakBefore w:val="0"/>
-        <w:widowControl w:val="0"/>
-        <w:kinsoku w:val="0"/>
-        <w:wordWrap/>
-        <w:overflowPunct/>
-        <w:topLinePunct w:val="0"/>
-        <w:autoSpaceDE w:val="0"/>
-        <w:autoSpaceDN w:val="0"/>
-        <w:bidi w:val="0"/>
-        <w:adjustRightInd w:val="0"/>
-        <w:snapToGrid w:val="0"/>
-        <w:textAlignment w:val="baseline"/>
-      </w:pPr>
-      <w:r>
-        <w:t>项目经理应按合同约定的时间推进客户开展项目验收活动。客户对项目进行初验后，如存在遗留问题，项目经理应在终验或与客户约定的时间前组织解决落实。</w:t>
-      </w:r>
-    </w:p>
-    <w:p>
-      <w:pPr>
-        <w:pStyle w:val="3"/>
-        <w:keepNext w:val="0"/>
-        <w:keepLines w:val="0"/>
-        <w:pageBreakBefore w:val="0"/>
-        <w:widowControl w:val="0"/>
-        <w:kinsoku w:val="0"/>
-        <w:wordWrap/>
-        <w:overflowPunct/>
-        <w:topLinePunct w:val="0"/>
-        <w:autoSpaceDE w:val="0"/>
-        <w:autoSpaceDN w:val="0"/>
-        <w:bidi w:val="0"/>
-        <w:adjustRightInd w:val="0"/>
-        <w:snapToGrid w:val="0"/>
-        <w:textAlignment w:val="baseline"/>
-      </w:pPr>
-      <w:bookmarkStart w:id="43" w:name="heading_24"/>
-      <w:bookmarkStart w:id="44" w:name="_Toc21859"/>
-      <w:r>
-        <w:t>项目改进</w:t>
-      </w:r>
       <w:bookmarkEnd w:id="43"/>
+    </w:p>
+    <w:p>
+      <w:pPr>
+        <w:pStyle w:val="30"/>
+        <w:keepNext w:val="0"/>
+        <w:keepLines w:val="0"/>
+        <w:pageBreakBefore w:val="0"/>
+        <w:widowControl w:val="0"/>
+        <w:kinsoku w:val="0"/>
+        <w:wordWrap/>
+        <w:overflowPunct/>
+        <w:topLinePunct w:val="0"/>
+        <w:autoSpaceDE w:val="0"/>
+        <w:autoSpaceDN w:val="0"/>
+        <w:bidi w:val="0"/>
+        <w:adjustRightInd w:val="0"/>
+        <w:snapToGrid w:val="0"/>
+        <w:textAlignment w:val="baseline"/>
+      </w:pPr>
+      <w:r>
+        <w:t>总结分析不符合服务级别协议的服务交付，提出并实施改善建议，跟踪反馈；调查分析需方投诉或满意度低分项，与需方确认不满意的具体内容，提出并实施改善意见，跟踪反馈；对需要规避的安全问题和风险提出并实施改进措施，跟踪反馈；按照交付改进计划持续改进。</w:t>
+      </w:r>
+    </w:p>
+    <w:p>
+      <w:pPr>
+        <w:pStyle w:val="32"/>
+        <w:keepNext w:val="0"/>
+        <w:keepLines w:val="0"/>
+        <w:pageBreakBefore w:val="0"/>
+        <w:widowControl w:val="0"/>
+        <w:kinsoku w:val="0"/>
+        <w:wordWrap/>
+        <w:overflowPunct/>
+        <w:topLinePunct w:val="0"/>
+        <w:autoSpaceDE w:val="0"/>
+        <w:autoSpaceDN w:val="0"/>
+        <w:bidi w:val="0"/>
+        <w:adjustRightInd w:val="0"/>
+        <w:snapToGrid w:val="0"/>
+        <w:textAlignment w:val="baseline"/>
+      </w:pPr>
+      <w:bookmarkStart w:id="44" w:name="heading_25"/>
+      <w:bookmarkStart w:id="45" w:name="_Toc11615"/>
+      <w:r>
+        <w:t>项目交付</w:t>
+      </w:r>
       <w:bookmarkEnd w:id="44"/>
-    </w:p>
-    <w:p>
-      <w:pPr>
-        <w:pStyle w:val="a1"/>
-        <w:keepNext w:val="0"/>
-        <w:keepLines w:val="0"/>
-        <w:pageBreakBefore w:val="0"/>
-        <w:widowControl w:val="0"/>
-        <w:kinsoku w:val="0"/>
-        <w:wordWrap/>
-        <w:overflowPunct/>
-        <w:topLinePunct w:val="0"/>
-        <w:autoSpaceDE w:val="0"/>
-        <w:autoSpaceDN w:val="0"/>
-        <w:bidi w:val="0"/>
-        <w:adjustRightInd w:val="0"/>
-        <w:snapToGrid w:val="0"/>
-        <w:textAlignment w:val="baseline"/>
-      </w:pPr>
-      <w:r>
-        <w:t>总结分析不符合服务级别协议的服务交付，提出并实施改善建议，跟踪反馈；调查分析需方投诉或满意度低分项，与需方确认不满意的具体内容，提出并实施改善意见，跟踪反馈；对需要规避的安全问题和风险提出并实施改进措施，跟踪反馈；按照交付改进计划持续改进。</w:t>
-      </w:r>
-    </w:p>
-    <w:p>
-      <w:pPr>
-        <w:pStyle w:val="3"/>
-        <w:keepNext w:val="0"/>
-        <w:keepLines w:val="0"/>
-        <w:pageBreakBefore w:val="0"/>
-        <w:widowControl w:val="0"/>
-        <w:kinsoku w:val="0"/>
-        <w:wordWrap/>
-        <w:overflowPunct/>
-        <w:topLinePunct w:val="0"/>
-        <w:autoSpaceDE w:val="0"/>
-        <w:autoSpaceDN w:val="0"/>
-        <w:bidi w:val="0"/>
-        <w:adjustRightInd w:val="0"/>
-        <w:snapToGrid w:val="0"/>
-        <w:textAlignment w:val="baseline"/>
-      </w:pPr>
-      <w:bookmarkStart w:id="45" w:name="heading_25"/>
-      <w:bookmarkStart w:id="46" w:name="_Toc14292"/>
-      <w:r>
-        <w:t>项目交付</w:t>
-      </w:r>
       <w:bookmarkEnd w:id="45"/>
-      <w:bookmarkEnd w:id="46"/>
-    </w:p>
-    <w:p>
-      <w:pPr>
-        <w:pStyle w:val="a1"/>
+    </w:p>
+    <w:p>
+      <w:pPr>
+        <w:pStyle w:val="30"/>
         <w:keepNext w:val="0"/>
         <w:keepLines w:val="0"/>
         <w:pageBreakBefore w:val="0"/>
@@ -5215,7 +5240,7 @@
     </w:p>
     <w:p>
       <w:pPr>
-        <w:pStyle w:val="a3"/>
+        <w:pStyle w:val="40"/>
         <w:keepNext w:val="0"/>
         <w:keepLines w:val="0"/>
         <w:pageBreakBefore w:val="0"/>
@@ -5233,18 +5258,18 @@
         <w:bidi w:val="0"/>
         <w:adjustRightInd w:val="0"/>
         <w:snapToGrid w:val="0"/>
-        <w:ind w:left="425" w:hanging="425" w:leftChars="0" w:firstLineChars="0"/>
-        <w:textAlignment w:val="baseline"/>
-      </w:pPr>
-      <w:bookmarkStart w:id="47" w:name="heading_26"/>
+        <w:ind w:left="425" w:leftChars="0" w:hanging="425" w:firstLineChars="0"/>
+        <w:textAlignment w:val="baseline"/>
+      </w:pPr>
+      <w:bookmarkStart w:id="46" w:name="heading_26"/>
       <w:r>
         <w:t>现场交付</w:t>
       </w:r>
-      <w:bookmarkEnd w:id="47"/>
-    </w:p>
-    <w:p>
-      <w:pPr>
-        <w:pStyle w:val="a1"/>
+      <w:bookmarkEnd w:id="46"/>
+    </w:p>
+    <w:p>
+      <w:pPr>
+        <w:pStyle w:val="30"/>
         <w:keepNext w:val="0"/>
         <w:keepLines w:val="0"/>
         <w:pageBreakBefore w:val="0"/>
@@ -5266,7 +5291,7 @@
     </w:p>
     <w:p>
       <w:pPr>
-        <w:pStyle w:val="a3"/>
+        <w:pStyle w:val="40"/>
         <w:keepNext w:val="0"/>
         <w:keepLines w:val="0"/>
         <w:pageBreakBefore w:val="0"/>
@@ -5284,7 +5309,7 @@
         <w:bidi w:val="0"/>
         <w:adjustRightInd w:val="0"/>
         <w:snapToGrid w:val="0"/>
-        <w:ind w:left="425" w:hanging="425" w:leftChars="0" w:firstLineChars="0"/>
+        <w:ind w:left="425" w:leftChars="0" w:hanging="425" w:firstLineChars="0"/>
         <w:textAlignment w:val="baseline"/>
       </w:pPr>
       <w:r>
@@ -5293,7 +5318,7 @@
     </w:p>
     <w:p>
       <w:pPr>
-        <w:pStyle w:val="a3"/>
+        <w:pStyle w:val="40"/>
         <w:keepNext w:val="0"/>
         <w:keepLines w:val="0"/>
         <w:pageBreakBefore w:val="0"/>
@@ -5311,7 +5336,7 @@
         <w:bidi w:val="0"/>
         <w:adjustRightInd w:val="0"/>
         <w:snapToGrid w:val="0"/>
-        <w:ind w:left="425" w:hanging="425" w:leftChars="0" w:firstLineChars="0"/>
+        <w:ind w:left="425" w:leftChars="0" w:hanging="425" w:firstLineChars="0"/>
         <w:textAlignment w:val="baseline"/>
       </w:pPr>
       <w:r>
@@ -5320,7 +5345,7 @@
     </w:p>
     <w:p>
       <w:pPr>
-        <w:pStyle w:val="a3"/>
+        <w:pStyle w:val="40"/>
         <w:keepNext w:val="0"/>
         <w:keepLines w:val="0"/>
         <w:pageBreakBefore w:val="0"/>
@@ -5338,7 +5363,7 @@
         <w:bidi w:val="0"/>
         <w:adjustRightInd w:val="0"/>
         <w:snapToGrid w:val="0"/>
-        <w:ind w:left="425" w:hanging="425" w:leftChars="0" w:firstLineChars="0"/>
+        <w:ind w:left="425" w:leftChars="0" w:hanging="425" w:firstLineChars="0"/>
         <w:textAlignment w:val="baseline"/>
       </w:pPr>
       <w:r>
@@ -5347,7 +5372,7 @@
     </w:p>
     <w:p>
       <w:pPr>
-        <w:pStyle w:val="a3"/>
+        <w:pStyle w:val="40"/>
         <w:keepNext w:val="0"/>
         <w:keepLines w:val="0"/>
         <w:pageBreakBefore w:val="0"/>
@@ -5365,7 +5390,7 @@
         <w:bidi w:val="0"/>
         <w:adjustRightInd w:val="0"/>
         <w:snapToGrid w:val="0"/>
-        <w:ind w:left="425" w:hanging="425" w:leftChars="0" w:firstLineChars="0"/>
+        <w:ind w:left="425" w:leftChars="0" w:hanging="425" w:firstLineChars="0"/>
         <w:textAlignment w:val="baseline"/>
       </w:pPr>
       <w:r>
@@ -5374,7 +5399,7 @@
     </w:p>
     <w:p>
       <w:pPr>
-        <w:pStyle w:val="a3"/>
+        <w:pStyle w:val="40"/>
         <w:keepNext w:val="0"/>
         <w:keepLines w:val="0"/>
         <w:pageBreakBefore w:val="0"/>
@@ -5392,7 +5417,7 @@
         <w:bidi w:val="0"/>
         <w:adjustRightInd w:val="0"/>
         <w:snapToGrid w:val="0"/>
-        <w:ind w:left="425" w:hanging="425" w:leftChars="0" w:firstLineChars="0"/>
+        <w:ind w:left="425" w:leftChars="0" w:hanging="425" w:firstLineChars="0"/>
         <w:textAlignment w:val="baseline"/>
       </w:pPr>
       <w:r>
@@ -5401,7 +5426,7 @@
     </w:p>
     <w:p>
       <w:pPr>
-        <w:pStyle w:val="a3"/>
+        <w:pStyle w:val="40"/>
         <w:keepNext w:val="0"/>
         <w:keepLines w:val="0"/>
         <w:pageBreakBefore w:val="0"/>
@@ -5419,7 +5444,7 @@
         <w:bidi w:val="0"/>
         <w:adjustRightInd w:val="0"/>
         <w:snapToGrid w:val="0"/>
-        <w:ind w:left="425" w:hanging="425" w:leftChars="0" w:firstLineChars="0"/>
+        <w:ind w:left="425" w:leftChars="0" w:hanging="425" w:firstLineChars="0"/>
         <w:textAlignment w:val="baseline"/>
       </w:pPr>
       <w:r>
@@ -5428,7 +5453,7 @@
     </w:p>
     <w:p>
       <w:pPr>
-        <w:pStyle w:val="a3"/>
+        <w:pStyle w:val="40"/>
         <w:keepNext w:val="0"/>
         <w:keepLines w:val="0"/>
         <w:pageBreakBefore w:val="0"/>
@@ -5446,7 +5471,7 @@
         <w:bidi w:val="0"/>
         <w:adjustRightInd w:val="0"/>
         <w:snapToGrid w:val="0"/>
-        <w:ind w:left="425" w:hanging="425" w:leftChars="0" w:firstLineChars="0"/>
+        <w:ind w:left="425" w:leftChars="0" w:hanging="425" w:firstLineChars="0"/>
         <w:textAlignment w:val="baseline"/>
       </w:pPr>
       <w:r>
@@ -5455,7 +5480,7 @@
     </w:p>
     <w:p>
       <w:pPr>
-        <w:pStyle w:val="a3"/>
+        <w:pStyle w:val="40"/>
         <w:keepNext w:val="0"/>
         <w:keepLines w:val="0"/>
         <w:pageBreakBefore w:val="0"/>
@@ -5473,7 +5498,7 @@
         <w:bidi w:val="0"/>
         <w:adjustRightInd w:val="0"/>
         <w:snapToGrid w:val="0"/>
-        <w:ind w:left="425" w:hanging="425" w:leftChars="0" w:firstLineChars="0"/>
+        <w:ind w:left="425" w:leftChars="0" w:hanging="425" w:firstLineChars="0"/>
         <w:textAlignment w:val="baseline"/>
       </w:pPr>
       <w:r>
@@ -5482,7 +5507,7 @@
     </w:p>
     <w:p>
       <w:pPr>
-        <w:pStyle w:val="a3"/>
+        <w:pStyle w:val="40"/>
         <w:keepNext w:val="0"/>
         <w:keepLines w:val="0"/>
         <w:pageBreakBefore w:val="0"/>
@@ -5500,7 +5525,7 @@
         <w:bidi w:val="0"/>
         <w:adjustRightInd w:val="0"/>
         <w:snapToGrid w:val="0"/>
-        <w:ind w:left="425" w:hanging="425" w:leftChars="0" w:firstLineChars="0"/>
+        <w:ind w:left="425" w:leftChars="0" w:hanging="425" w:firstLineChars="0"/>
         <w:textAlignment w:val="baseline"/>
       </w:pPr>
       <w:r>
@@ -5509,7 +5534,7 @@
     </w:p>
     <w:p>
       <w:pPr>
-        <w:pStyle w:val="a3"/>
+        <w:pStyle w:val="40"/>
         <w:keepNext w:val="0"/>
         <w:keepLines w:val="0"/>
         <w:pageBreakBefore w:val="0"/>
@@ -5527,7 +5552,7 @@
         <w:bidi w:val="0"/>
         <w:adjustRightInd w:val="0"/>
         <w:snapToGrid w:val="0"/>
-        <w:ind w:left="425" w:hanging="425" w:leftChars="0" w:firstLineChars="0"/>
+        <w:ind w:left="425" w:leftChars="0" w:hanging="425" w:firstLineChars="0"/>
         <w:textAlignment w:val="baseline"/>
       </w:pPr>
       <w:r>
@@ -5536,7 +5561,7 @@
     </w:p>
     <w:p>
       <w:pPr>
-        <w:pStyle w:val="a3"/>
+        <w:pStyle w:val="40"/>
         <w:keepNext w:val="0"/>
         <w:keepLines w:val="0"/>
         <w:pageBreakBefore w:val="0"/>
@@ -5554,7 +5579,7 @@
         <w:bidi w:val="0"/>
         <w:adjustRightInd w:val="0"/>
         <w:snapToGrid w:val="0"/>
-        <w:ind w:left="425" w:hanging="425" w:leftChars="0" w:firstLineChars="0"/>
+        <w:ind w:left="425" w:leftChars="0" w:hanging="425" w:firstLineChars="0"/>
         <w:textAlignment w:val="baseline"/>
       </w:pPr>
       <w:r>
@@ -5573,7 +5598,7 @@
     </w:p>
     <w:p>
       <w:pPr>
-        <w:pStyle w:val="a3"/>
+        <w:pStyle w:val="40"/>
         <w:keepNext w:val="0"/>
         <w:keepLines w:val="0"/>
         <w:pageBreakBefore w:val="0"/>
@@ -5591,7 +5616,7 @@
         <w:bidi w:val="0"/>
         <w:adjustRightInd w:val="0"/>
         <w:snapToGrid w:val="0"/>
-        <w:ind w:left="425" w:hanging="425" w:leftChars="0" w:firstLineChars="0"/>
+        <w:ind w:left="425" w:leftChars="0" w:hanging="425" w:firstLineChars="0"/>
         <w:textAlignment w:val="baseline"/>
       </w:pPr>
       <w:r>
@@ -5607,7 +5632,7 @@
     </w:p>
     <w:p>
       <w:pPr>
-        <w:pStyle w:val="a3"/>
+        <w:pStyle w:val="40"/>
         <w:keepNext w:val="0"/>
         <w:keepLines w:val="0"/>
         <w:pageBreakBefore w:val="0"/>
@@ -5625,7 +5650,7 @@
         <w:bidi w:val="0"/>
         <w:adjustRightInd w:val="0"/>
         <w:snapToGrid w:val="0"/>
-        <w:ind w:left="425" w:hanging="425" w:leftChars="0" w:firstLineChars="0"/>
+        <w:ind w:left="425" w:leftChars="0" w:hanging="425" w:firstLineChars="0"/>
         <w:textAlignment w:val="baseline"/>
       </w:pPr>
       <w:r>
@@ -5644,7 +5669,7 @@
     </w:p>
     <w:p>
       <w:pPr>
-        <w:pStyle w:val="a3"/>
+        <w:pStyle w:val="40"/>
         <w:keepNext w:val="0"/>
         <w:keepLines w:val="0"/>
         <w:pageBreakBefore w:val="0"/>
@@ -5662,18 +5687,18 @@
         <w:bidi w:val="0"/>
         <w:adjustRightInd w:val="0"/>
         <w:snapToGrid w:val="0"/>
-        <w:ind w:left="425" w:hanging="425" w:leftChars="0" w:firstLineChars="0"/>
-        <w:textAlignment w:val="baseline"/>
-      </w:pPr>
-      <w:bookmarkStart w:id="48" w:name="heading_27"/>
+        <w:ind w:left="425" w:leftChars="0" w:hanging="425" w:firstLineChars="0"/>
+        <w:textAlignment w:val="baseline"/>
+      </w:pPr>
+      <w:bookmarkStart w:id="47" w:name="heading_27"/>
       <w:r>
         <w:t>远程交付</w:t>
       </w:r>
-      <w:bookmarkEnd w:id="48"/>
-    </w:p>
-    <w:p>
-      <w:pPr>
-        <w:pStyle w:val="a1"/>
+      <w:bookmarkEnd w:id="47"/>
+    </w:p>
+    <w:p>
+      <w:pPr>
+        <w:pStyle w:val="30"/>
         <w:keepNext w:val="0"/>
         <w:keepLines w:val="0"/>
         <w:pageBreakBefore w:val="0"/>
@@ -5695,7 +5720,7 @@
     </w:p>
     <w:p>
       <w:pPr>
-        <w:pStyle w:val="a3"/>
+        <w:pStyle w:val="40"/>
         <w:keepNext w:val="0"/>
         <w:keepLines w:val="0"/>
         <w:pageBreakBefore w:val="0"/>
@@ -5713,7 +5738,7 @@
         <w:bidi w:val="0"/>
         <w:adjustRightInd w:val="0"/>
         <w:snapToGrid w:val="0"/>
-        <w:ind w:left="425" w:hanging="425" w:leftChars="0" w:firstLineChars="0"/>
+        <w:ind w:left="425" w:leftChars="0" w:hanging="425" w:firstLineChars="0"/>
         <w:textAlignment w:val="baseline"/>
       </w:pPr>
       <w:r>
@@ -5722,7 +5747,7 @@
     </w:p>
     <w:p>
       <w:pPr>
-        <w:pStyle w:val="a3"/>
+        <w:pStyle w:val="40"/>
         <w:keepNext w:val="0"/>
         <w:keepLines w:val="0"/>
         <w:pageBreakBefore w:val="0"/>
@@ -5740,7 +5765,7 @@
         <w:bidi w:val="0"/>
         <w:adjustRightInd w:val="0"/>
         <w:snapToGrid w:val="0"/>
-        <w:ind w:left="425" w:hanging="425" w:leftChars="0" w:firstLineChars="0"/>
+        <w:ind w:left="425" w:leftChars="0" w:hanging="425" w:firstLineChars="0"/>
         <w:textAlignment w:val="baseline"/>
       </w:pPr>
       <w:r>
@@ -5759,7 +5784,7 @@
     </w:p>
     <w:p>
       <w:pPr>
-        <w:pStyle w:val="a3"/>
+        <w:pStyle w:val="40"/>
         <w:keepNext w:val="0"/>
         <w:keepLines w:val="0"/>
         <w:pageBreakBefore w:val="0"/>
@@ -5777,7 +5802,7 @@
         <w:bidi w:val="0"/>
         <w:adjustRightInd w:val="0"/>
         <w:snapToGrid w:val="0"/>
-        <w:ind w:left="425" w:hanging="425" w:leftChars="0" w:firstLineChars="0"/>
+        <w:ind w:left="425" w:leftChars="0" w:hanging="425" w:firstLineChars="0"/>
         <w:textAlignment w:val="baseline"/>
       </w:pPr>
       <w:r>
@@ -5786,7 +5811,7 @@
     </w:p>
     <w:p>
       <w:pPr>
-        <w:pStyle w:val="a3"/>
+        <w:pStyle w:val="40"/>
         <w:keepNext w:val="0"/>
         <w:keepLines w:val="0"/>
         <w:pageBreakBefore w:val="0"/>
@@ -5804,7 +5829,7 @@
         <w:bidi w:val="0"/>
         <w:adjustRightInd w:val="0"/>
         <w:snapToGrid w:val="0"/>
-        <w:ind w:left="425" w:hanging="425" w:leftChars="0" w:firstLineChars="0"/>
+        <w:ind w:left="425" w:leftChars="0" w:hanging="425" w:firstLineChars="0"/>
         <w:textAlignment w:val="baseline"/>
       </w:pPr>
       <w:r>
@@ -5813,7 +5838,7 @@
     </w:p>
     <w:p>
       <w:pPr>
-        <w:pStyle w:val="a3"/>
+        <w:pStyle w:val="40"/>
         <w:keepNext w:val="0"/>
         <w:keepLines w:val="0"/>
         <w:pageBreakBefore w:val="0"/>
@@ -5831,7 +5856,7 @@
         <w:bidi w:val="0"/>
         <w:adjustRightInd w:val="0"/>
         <w:snapToGrid w:val="0"/>
-        <w:ind w:left="425" w:hanging="425" w:leftChars="0" w:firstLineChars="0"/>
+        <w:ind w:left="425" w:leftChars="0" w:hanging="425" w:firstLineChars="0"/>
         <w:textAlignment w:val="baseline"/>
       </w:pPr>
       <w:r>
@@ -5840,7 +5865,7 @@
     </w:p>
     <w:p>
       <w:pPr>
-        <w:pStyle w:val="a3"/>
+        <w:pStyle w:val="40"/>
         <w:keepNext w:val="0"/>
         <w:keepLines w:val="0"/>
         <w:pageBreakBefore w:val="0"/>
@@ -5858,7 +5883,7 @@
         <w:bidi w:val="0"/>
         <w:adjustRightInd w:val="0"/>
         <w:snapToGrid w:val="0"/>
-        <w:ind w:left="425" w:hanging="425" w:leftChars="0" w:firstLineChars="0"/>
+        <w:ind w:left="425" w:leftChars="0" w:hanging="425" w:firstLineChars="0"/>
         <w:textAlignment w:val="baseline"/>
       </w:pPr>
       <w:r>
@@ -5867,7 +5892,7 @@
     </w:p>
     <w:p>
       <w:pPr>
-        <w:pStyle w:val="a3"/>
+        <w:pStyle w:val="40"/>
         <w:keepNext w:val="0"/>
         <w:keepLines w:val="0"/>
         <w:pageBreakBefore w:val="0"/>
@@ -5885,7 +5910,7 @@
         <w:bidi w:val="0"/>
         <w:adjustRightInd w:val="0"/>
         <w:snapToGrid w:val="0"/>
-        <w:ind w:left="425" w:hanging="425" w:leftChars="0" w:firstLineChars="0"/>
+        <w:ind w:left="425" w:leftChars="0" w:hanging="425" w:firstLineChars="0"/>
         <w:textAlignment w:val="baseline"/>
       </w:pPr>
       <w:r>
@@ -5894,7 +5919,7 @@
     </w:p>
     <w:p>
       <w:pPr>
-        <w:pStyle w:val="a3"/>
+        <w:pStyle w:val="40"/>
         <w:keepNext w:val="0"/>
         <w:keepLines w:val="0"/>
         <w:pageBreakBefore w:val="0"/>
@@ -5912,7 +5937,7 @@
         <w:bidi w:val="0"/>
         <w:adjustRightInd w:val="0"/>
         <w:snapToGrid w:val="0"/>
-        <w:ind w:left="425" w:hanging="425" w:leftChars="0" w:firstLineChars="0"/>
+        <w:ind w:left="425" w:leftChars="0" w:hanging="425" w:firstLineChars="0"/>
         <w:textAlignment w:val="baseline"/>
       </w:pPr>
       <w:r>
@@ -5921,7 +5946,7 @@
     </w:p>
     <w:p>
       <w:pPr>
-        <w:pStyle w:val="a3"/>
+        <w:pStyle w:val="40"/>
         <w:keepNext w:val="0"/>
         <w:keepLines w:val="0"/>
         <w:pageBreakBefore w:val="0"/>
@@ -5939,7 +5964,7 @@
         <w:bidi w:val="0"/>
         <w:adjustRightInd w:val="0"/>
         <w:snapToGrid w:val="0"/>
-        <w:ind w:left="425" w:hanging="425" w:leftChars="0" w:firstLineChars="0"/>
+        <w:ind w:left="425" w:leftChars="0" w:hanging="425" w:firstLineChars="0"/>
         <w:textAlignment w:val="baseline"/>
       </w:pPr>
       <w:r>
@@ -5948,7 +5973,7 @@
     </w:p>
     <w:p>
       <w:pPr>
-        <w:pStyle w:val="a3"/>
+        <w:pStyle w:val="40"/>
         <w:keepNext w:val="0"/>
         <w:keepLines w:val="0"/>
         <w:pageBreakBefore w:val="0"/>
@@ -5966,7 +5991,7 @@
         <w:bidi w:val="0"/>
         <w:adjustRightInd w:val="0"/>
         <w:snapToGrid w:val="0"/>
-        <w:ind w:left="425" w:hanging="425" w:leftChars="0" w:firstLineChars="0"/>
+        <w:ind w:left="425" w:leftChars="0" w:hanging="425" w:firstLineChars="0"/>
         <w:textAlignment w:val="baseline"/>
       </w:pPr>
       <w:r>
@@ -5975,7 +6000,7 @@
     </w:p>
     <w:p>
       <w:pPr>
-        <w:pStyle w:val="a3"/>
+        <w:pStyle w:val="40"/>
         <w:keepNext w:val="0"/>
         <w:keepLines w:val="0"/>
         <w:pageBreakBefore w:val="0"/>
@@ -5993,7 +6018,7 @@
         <w:bidi w:val="0"/>
         <w:adjustRightInd w:val="0"/>
         <w:snapToGrid w:val="0"/>
-        <w:ind w:left="425" w:hanging="425" w:leftChars="0" w:firstLineChars="0"/>
+        <w:ind w:left="425" w:leftChars="0" w:hanging="425" w:firstLineChars="0"/>
         <w:textAlignment w:val="baseline"/>
       </w:pPr>
       <w:r>
@@ -6012,7 +6037,7 @@
     </w:p>
     <w:p>
       <w:pPr>
-        <w:pStyle w:val="a3"/>
+        <w:pStyle w:val="40"/>
         <w:keepNext w:val="0"/>
         <w:keepLines w:val="0"/>
         <w:pageBreakBefore w:val="0"/>
@@ -6030,7 +6055,7 @@
         <w:bidi w:val="0"/>
         <w:adjustRightInd w:val="0"/>
         <w:snapToGrid w:val="0"/>
-        <w:ind w:left="425" w:hanging="425" w:leftChars="0" w:firstLineChars="0"/>
+        <w:ind w:left="425" w:leftChars="0" w:hanging="425" w:firstLineChars="0"/>
         <w:textAlignment w:val="baseline"/>
       </w:pPr>
       <w:r>
@@ -6046,7 +6071,7 @@
     </w:p>
     <w:p>
       <w:pPr>
-        <w:pStyle w:val="a3"/>
+        <w:pStyle w:val="40"/>
         <w:keepNext w:val="0"/>
         <w:keepLines w:val="0"/>
         <w:pageBreakBefore w:val="0"/>
@@ -6064,7 +6089,7 @@
         <w:bidi w:val="0"/>
         <w:adjustRightInd w:val="0"/>
         <w:snapToGrid w:val="0"/>
-        <w:ind w:left="425" w:hanging="425" w:leftChars="0" w:firstLineChars="0"/>
+        <w:ind w:left="425" w:leftChars="0" w:hanging="425" w:firstLineChars="0"/>
         <w:textAlignment w:val="baseline"/>
       </w:pPr>
       <w:r>
@@ -6073,7 +6098,7 @@
     </w:p>
     <w:p>
       <w:pPr>
-        <w:pStyle w:val="a1"/>
+        <w:pStyle w:val="30"/>
         <w:keepNext w:val="0"/>
         <w:keepLines w:val="0"/>
         <w:pageBreakBefore w:val="0"/>
@@ -6095,33 +6120,33 @@
     </w:p>
     <w:p>
       <w:pPr>
-        <w:pStyle w:val="3"/>
-        <w:keepNext w:val="0"/>
-        <w:keepLines w:val="0"/>
-        <w:pageBreakBefore w:val="0"/>
-        <w:widowControl w:val="0"/>
-        <w:kinsoku w:val="0"/>
-        <w:wordWrap/>
-        <w:overflowPunct/>
-        <w:topLinePunct w:val="0"/>
-        <w:autoSpaceDE w:val="0"/>
-        <w:autoSpaceDN w:val="0"/>
-        <w:bidi w:val="0"/>
-        <w:adjustRightInd w:val="0"/>
-        <w:snapToGrid w:val="0"/>
-        <w:textAlignment w:val="baseline"/>
-      </w:pPr>
-      <w:bookmarkStart w:id="49" w:name="heading_28"/>
-      <w:bookmarkStart w:id="50" w:name="_Toc31587"/>
+        <w:pStyle w:val="32"/>
+        <w:keepNext w:val="0"/>
+        <w:keepLines w:val="0"/>
+        <w:pageBreakBefore w:val="0"/>
+        <w:widowControl w:val="0"/>
+        <w:kinsoku w:val="0"/>
+        <w:wordWrap/>
+        <w:overflowPunct/>
+        <w:topLinePunct w:val="0"/>
+        <w:autoSpaceDE w:val="0"/>
+        <w:autoSpaceDN w:val="0"/>
+        <w:bidi w:val="0"/>
+        <w:adjustRightInd w:val="0"/>
+        <w:snapToGrid w:val="0"/>
+        <w:textAlignment w:val="baseline"/>
+      </w:pPr>
+      <w:bookmarkStart w:id="48" w:name="heading_28"/>
+      <w:bookmarkStart w:id="49" w:name="_Toc15832"/>
       <w:r>
         <w:t>交付成果</w:t>
       </w:r>
+      <w:bookmarkEnd w:id="48"/>
       <w:bookmarkEnd w:id="49"/>
-      <w:bookmarkEnd w:id="50"/>
-    </w:p>
-    <w:p>
-      <w:pPr>
-        <w:pStyle w:val="a3"/>
+    </w:p>
+    <w:p>
+      <w:pPr>
+        <w:pStyle w:val="40"/>
         <w:keepNext w:val="0"/>
         <w:keepLines w:val="0"/>
         <w:pageBreakBefore w:val="0"/>
@@ -6139,18 +6164,18 @@
         <w:bidi w:val="0"/>
         <w:adjustRightInd w:val="0"/>
         <w:snapToGrid w:val="0"/>
-        <w:ind w:left="425" w:hanging="425" w:leftChars="0" w:firstLineChars="0"/>
-        <w:textAlignment w:val="baseline"/>
-      </w:pPr>
-      <w:bookmarkStart w:id="51" w:name="heading_29"/>
+        <w:ind w:left="425" w:leftChars="0" w:hanging="425" w:firstLineChars="0"/>
+        <w:textAlignment w:val="baseline"/>
+      </w:pPr>
+      <w:bookmarkStart w:id="50" w:name="heading_29"/>
       <w:r>
         <w:t>例行操作</w:t>
       </w:r>
-      <w:bookmarkEnd w:id="51"/>
-    </w:p>
-    <w:p>
-      <w:pPr>
-        <w:pStyle w:val="a1"/>
+      <w:bookmarkEnd w:id="50"/>
+    </w:p>
+    <w:p>
+      <w:pPr>
+        <w:pStyle w:val="30"/>
         <w:keepNext w:val="0"/>
         <w:keepLines w:val="0"/>
         <w:pageBreakBefore w:val="0"/>
@@ -6172,7 +6197,7 @@
     </w:p>
     <w:p>
       <w:pPr>
-        <w:pStyle w:val="a3"/>
+        <w:pStyle w:val="40"/>
         <w:keepNext w:val="0"/>
         <w:keepLines w:val="0"/>
         <w:pageBreakBefore w:val="0"/>
@@ -6190,18 +6215,18 @@
         <w:bidi w:val="0"/>
         <w:adjustRightInd w:val="0"/>
         <w:snapToGrid w:val="0"/>
-        <w:ind w:left="425" w:hanging="425" w:leftChars="0" w:firstLineChars="0"/>
-        <w:textAlignment w:val="baseline"/>
-      </w:pPr>
-      <w:bookmarkStart w:id="52" w:name="heading_30"/>
+        <w:ind w:left="425" w:leftChars="0" w:hanging="425" w:firstLineChars="0"/>
+        <w:textAlignment w:val="baseline"/>
+      </w:pPr>
+      <w:bookmarkStart w:id="51" w:name="heading_30"/>
       <w:r>
         <w:t>应急响应</w:t>
       </w:r>
-      <w:bookmarkEnd w:id="52"/>
-    </w:p>
-    <w:p>
-      <w:pPr>
-        <w:pStyle w:val="a1"/>
+      <w:bookmarkEnd w:id="51"/>
+    </w:p>
+    <w:p>
+      <w:pPr>
+        <w:pStyle w:val="30"/>
         <w:keepNext w:val="0"/>
         <w:keepLines w:val="0"/>
         <w:pageBreakBefore w:val="0"/>
@@ -6223,7 +6248,7 @@
     </w:p>
     <w:p>
       <w:pPr>
-        <w:pStyle w:val="a3"/>
+        <w:pStyle w:val="40"/>
         <w:keepNext w:val="0"/>
         <w:keepLines w:val="0"/>
         <w:pageBreakBefore w:val="0"/>
@@ -6241,18 +6266,18 @@
         <w:bidi w:val="0"/>
         <w:adjustRightInd w:val="0"/>
         <w:snapToGrid w:val="0"/>
-        <w:ind w:left="425" w:hanging="425" w:leftChars="0" w:firstLineChars="0"/>
-        <w:textAlignment w:val="baseline"/>
-      </w:pPr>
-      <w:bookmarkStart w:id="53" w:name="heading_31"/>
+        <w:ind w:left="425" w:leftChars="0" w:hanging="425" w:firstLineChars="0"/>
+        <w:textAlignment w:val="baseline"/>
+      </w:pPr>
+      <w:bookmarkStart w:id="52" w:name="heading_31"/>
       <w:r>
         <w:t>优化改善</w:t>
       </w:r>
-      <w:bookmarkEnd w:id="53"/>
-    </w:p>
-    <w:p>
-      <w:pPr>
-        <w:pStyle w:val="a1"/>
+      <w:bookmarkEnd w:id="52"/>
+    </w:p>
+    <w:p>
+      <w:pPr>
+        <w:pStyle w:val="30"/>
         <w:keepNext w:val="0"/>
         <w:keepLines w:val="0"/>
         <w:pageBreakBefore w:val="0"/>
@@ -6274,7 +6299,7 @@
     </w:p>
     <w:p>
       <w:pPr>
-        <w:pStyle w:val="a3"/>
+        <w:pStyle w:val="40"/>
         <w:keepNext w:val="0"/>
         <w:keepLines w:val="0"/>
         <w:pageBreakBefore w:val="0"/>
@@ -6292,66 +6317,66 @@
         <w:bidi w:val="0"/>
         <w:adjustRightInd w:val="0"/>
         <w:snapToGrid w:val="0"/>
-        <w:ind w:left="425" w:hanging="425" w:leftChars="0" w:firstLineChars="0"/>
-        <w:textAlignment w:val="baseline"/>
-      </w:pPr>
-      <w:bookmarkStart w:id="54" w:name="heading_32"/>
+        <w:ind w:left="425" w:leftChars="0" w:hanging="425" w:firstLineChars="0"/>
+        <w:textAlignment w:val="baseline"/>
+      </w:pPr>
+      <w:bookmarkStart w:id="53" w:name="heading_32"/>
       <w:r>
         <w:t>调研评估</w:t>
       </w:r>
+      <w:bookmarkEnd w:id="53"/>
+    </w:p>
+    <w:p>
+      <w:pPr>
+        <w:pStyle w:val="30"/>
+        <w:keepNext w:val="0"/>
+        <w:keepLines w:val="0"/>
+        <w:pageBreakBefore w:val="0"/>
+        <w:widowControl w:val="0"/>
+        <w:kinsoku w:val="0"/>
+        <w:wordWrap/>
+        <w:overflowPunct/>
+        <w:topLinePunct w:val="0"/>
+        <w:autoSpaceDE w:val="0"/>
+        <w:autoSpaceDN w:val="0"/>
+        <w:bidi w:val="0"/>
+        <w:adjustRightInd w:val="0"/>
+        <w:snapToGrid w:val="0"/>
+        <w:textAlignment w:val="baseline"/>
+      </w:pPr>
+      <w:r>
+        <w:t>根据用户需求，形成的调研评估交付成果包括但不限于：调研评估计划书；调研评估分析报告；调研评估的规划方案或建议及评审记录；需方满意度调查和分析报告。</w:t>
+      </w:r>
+    </w:p>
+    <w:p>
+      <w:pPr>
+        <w:pStyle w:val="29"/>
+        <w:keepNext w:val="0"/>
+        <w:keepLines w:val="0"/>
+        <w:pageBreakBefore w:val="0"/>
+        <w:widowControl w:val="0"/>
+        <w:kinsoku w:val="0"/>
+        <w:wordWrap/>
+        <w:overflowPunct/>
+        <w:topLinePunct w:val="0"/>
+        <w:autoSpaceDE w:val="0"/>
+        <w:autoSpaceDN w:val="0"/>
+        <w:bidi w:val="0"/>
+        <w:adjustRightInd w:val="0"/>
+        <w:snapToGrid w:val="0"/>
+        <w:textAlignment w:val="baseline"/>
+      </w:pPr>
+      <w:bookmarkStart w:id="54" w:name="heading_33"/>
+      <w:bookmarkStart w:id="55" w:name="_Toc11406"/>
+      <w:r>
+        <w:t>相关文件和记录</w:t>
+      </w:r>
       <w:bookmarkEnd w:id="54"/>
-    </w:p>
-    <w:p>
-      <w:pPr>
-        <w:pStyle w:val="a1"/>
-        <w:keepNext w:val="0"/>
-        <w:keepLines w:val="0"/>
-        <w:pageBreakBefore w:val="0"/>
-        <w:widowControl w:val="0"/>
-        <w:kinsoku w:val="0"/>
-        <w:wordWrap/>
-        <w:overflowPunct/>
-        <w:topLinePunct w:val="0"/>
-        <w:autoSpaceDE w:val="0"/>
-        <w:autoSpaceDN w:val="0"/>
-        <w:bidi w:val="0"/>
-        <w:adjustRightInd w:val="0"/>
-        <w:snapToGrid w:val="0"/>
-        <w:textAlignment w:val="baseline"/>
-      </w:pPr>
-      <w:r>
-        <w:t>根据用户需求，形成的调研评估交付成果包括但不限于：调研评估计划书；调研评估分析报告；调研评估的规划方案或建议及评审记录；需方满意度调查和分析报告。</w:t>
-      </w:r>
-    </w:p>
-    <w:p>
-      <w:pPr>
-        <w:pStyle w:val="1"/>
-        <w:keepNext w:val="0"/>
-        <w:keepLines w:val="0"/>
-        <w:pageBreakBefore w:val="0"/>
-        <w:widowControl w:val="0"/>
-        <w:kinsoku w:val="0"/>
-        <w:wordWrap/>
-        <w:overflowPunct/>
-        <w:topLinePunct w:val="0"/>
-        <w:autoSpaceDE w:val="0"/>
-        <w:autoSpaceDN w:val="0"/>
-        <w:bidi w:val="0"/>
-        <w:adjustRightInd w:val="0"/>
-        <w:snapToGrid w:val="0"/>
-        <w:textAlignment w:val="baseline"/>
-      </w:pPr>
-      <w:bookmarkStart w:id="55" w:name="heading_33"/>
-      <w:bookmarkStart w:id="56" w:name="_Toc27392"/>
-      <w:r>
-        <w:t>相关文件和记录</w:t>
-      </w:r>
       <w:bookmarkEnd w:id="55"/>
-      <w:bookmarkEnd w:id="56"/>
-    </w:p>
-    <w:p>
-      <w:pPr>
-        <w:pStyle w:val="a3"/>
+    </w:p>
+    <w:p>
+      <w:pPr>
+        <w:pStyle w:val="40"/>
         <w:numPr>
           <w:ilvl w:val="0"/>
           <w:numId w:val="13"/>
@@ -6364,7 +6389,7 @@
     </w:p>
     <w:p>
       <w:pPr>
-        <w:pStyle w:val="a3"/>
+        <w:pStyle w:val="40"/>
         <w:numPr>
           <w:ilvl w:val="0"/>
           <w:numId w:val="13"/>
@@ -6377,7 +6402,7 @@
     </w:p>
     <w:p>
       <w:pPr>
-        <w:pStyle w:val="a3"/>
+        <w:pStyle w:val="40"/>
         <w:numPr>
           <w:ilvl w:val="0"/>
           <w:numId w:val="13"/>
@@ -6390,49 +6415,54 @@
     </w:p>
     <w:p>
       <w:pPr>
-        <w:pStyle w:val="1"/>
-        <w:keepNext w:val="0"/>
-        <w:keepLines w:val="0"/>
-        <w:pageBreakBefore w:val="0"/>
-        <w:widowControl w:val="0"/>
-        <w:kinsoku w:val="0"/>
-        <w:wordWrap/>
-        <w:overflowPunct/>
-        <w:topLinePunct w:val="0"/>
-        <w:autoSpaceDE w:val="0"/>
-        <w:autoSpaceDN w:val="0"/>
-        <w:bidi w:val="0"/>
-        <w:adjustRightInd w:val="0"/>
-        <w:snapToGrid w:val="0"/>
-        <w:textAlignment w:val="baseline"/>
-      </w:pPr>
-      <w:bookmarkStart w:id="57" w:name="heading_34"/>
-      <w:bookmarkStart w:id="58" w:name="_Toc15483"/>
+        <w:pStyle w:val="29"/>
+        <w:keepNext w:val="0"/>
+        <w:keepLines w:val="0"/>
+        <w:pageBreakBefore w:val="0"/>
+        <w:widowControl w:val="0"/>
+        <w:kinsoku w:val="0"/>
+        <w:wordWrap/>
+        <w:overflowPunct/>
+        <w:topLinePunct w:val="0"/>
+        <w:autoSpaceDE w:val="0"/>
+        <w:autoSpaceDN w:val="0"/>
+        <w:bidi w:val="0"/>
+        <w:adjustRightInd w:val="0"/>
+        <w:snapToGrid w:val="0"/>
+        <w:textAlignment w:val="baseline"/>
+      </w:pPr>
+      <w:bookmarkStart w:id="56" w:name="heading_34"/>
+      <w:bookmarkStart w:id="57" w:name="_Toc18048"/>
       <w:r>
         <w:t>交付管理关键指标</w:t>
       </w:r>
+      <w:bookmarkEnd w:id="56"/>
       <w:bookmarkEnd w:id="57"/>
-      <w:bookmarkEnd w:id="58"/>
-    </w:p>
-    <w:p>
-      <w:pPr>
-        <w:pStyle w:val="a1"/>
-        <w:bidi w:val="0"/>
-      </w:pPr>
-      <w:r>
-        <w:t>运维部每年需结合上年度管理指标、管理指标达成情况、管理评审结果等内容制定交付管理的关键指标，包括指标项、指标值等内容。</w:t>
-      </w:r>
-    </w:p>
-    <w:p>
-      <w:pPr>
-        <w:pStyle w:val="1"/>
+    </w:p>
+    <w:p>
+      <w:pPr>
+        <w:pStyle w:val="30"/>
+        <w:bidi w:val="0"/>
+      </w:pPr>
+      <w:r>
+        <w:t>运维部每年需结合</w:t>
+      </w:r>
+      <w:bookmarkStart w:id="59" w:name="_GoBack"/>
+      <w:bookmarkEnd w:id="59"/>
+      <w:r>
+        <w:t>管理指标、管理指标达成情况、管理评审结果等内容制定交付管理的关键指标，包括指标项、指标值等内容。</w:t>
+      </w:r>
+    </w:p>
+    <w:p>
+      <w:pPr>
+        <w:pStyle w:val="29"/>
         <w:bidi w:val="0"/>
         <w:rPr>
           <w:rFonts w:hint="default"/>
           <w:lang w:val="en-US" w:eastAsia="zh-CN"/>
         </w:rPr>
       </w:pPr>
-      <w:bookmarkStart w:id="59" w:name="_Toc14724"/>
+      <w:bookmarkStart w:id="58" w:name="_Toc13087"/>
       <w:r>
         <w:rPr>
           <w:rFonts w:hint="eastAsia"/>
@@ -6440,21 +6470,22 @@
         </w:rPr>
         <w:t>KPI指标</w:t>
       </w:r>
-      <w:bookmarkEnd w:id="59"/>
+      <w:bookmarkEnd w:id="58"/>
     </w:p>
     <w:tbl>
       <w:tblPr>
-        <w:tblStyle w:val="TableGrid"/>
+        <w:tblStyle w:val="21"/>
         <w:tblW w:w="0" w:type="auto"/>
         <w:tblInd w:w="0" w:type="dxa"/>
         <w:tblBorders>
-          <w:top w:val="single" w:sz="4" w:space="0" w:color="auto"/>
-          <w:left w:val="single" w:sz="4" w:space="0" w:color="auto"/>
-          <w:bottom w:val="single" w:sz="4" w:space="0" w:color="auto"/>
-          <w:right w:val="single" w:sz="4" w:space="0" w:color="auto"/>
-          <w:insideH w:val="single" w:sz="4" w:space="0" w:color="auto"/>
-          <w:insideV w:val="single" w:sz="4" w:space="0" w:color="auto"/>
+          <w:top w:val="single" w:color="auto" w:sz="4" w:space="0"/>
+          <w:left w:val="single" w:color="auto" w:sz="4" w:space="0"/>
+          <w:bottom w:val="single" w:color="auto" w:sz="4" w:space="0"/>
+          <w:right w:val="single" w:color="auto" w:sz="4" w:space="0"/>
+          <w:insideH w:val="single" w:color="auto" w:sz="4" w:space="0"/>
+          <w:insideV w:val="single" w:color="auto" w:sz="4" w:space="0"/>
         </w:tblBorders>
+        <w:tblLayout w:type="autofit"/>
         <w:tblCellMar>
           <w:top w:w="0" w:type="dxa"/>
           <w:left w:w="108" w:type="dxa"/>
@@ -6470,15 +6501,13 @@
       </w:tblGrid>
       <w:tr>
         <w:tblPrEx>
-          <w:tblW w:w="0" w:type="auto"/>
-          <w:tblInd w:w="0" w:type="dxa"/>
           <w:tblBorders>
-            <w:top w:val="single" w:sz="4" w:space="0" w:color="auto"/>
-            <w:left w:val="single" w:sz="4" w:space="0" w:color="auto"/>
-            <w:bottom w:val="single" w:sz="4" w:space="0" w:color="auto"/>
-            <w:right w:val="single" w:sz="4" w:space="0" w:color="auto"/>
-            <w:insideH w:val="single" w:sz="4" w:space="0" w:color="auto"/>
-            <w:insideV w:val="single" w:sz="4" w:space="0" w:color="auto"/>
+            <w:top w:val="single" w:color="auto" w:sz="4" w:space="0"/>
+            <w:left w:val="single" w:color="auto" w:sz="4" w:space="0"/>
+            <w:bottom w:val="single" w:color="auto" w:sz="4" w:space="0"/>
+            <w:right w:val="single" w:color="auto" w:sz="4" w:space="0"/>
+            <w:insideH w:val="single" w:color="auto" w:sz="4" w:space="0"/>
+            <w:insideV w:val="single" w:color="auto" w:sz="4" w:space="0"/>
           </w:tblBorders>
           <w:tblCellMar>
             <w:top w:w="0" w:type="dxa"/>
@@ -6494,12 +6523,12 @@
           </w:tcPr>
           <w:p>
             <w:pPr>
-              <w:pStyle w:val="TableText"/>
+              <w:pStyle w:val="28"/>
               <w:widowControl w:val="0"/>
               <w:spacing w:before="196" w:line="217" w:lineRule="auto"/>
               <w:ind w:left="491" w:leftChars="0"/>
               <w:rPr>
-                <w:rFonts w:ascii="宋体" w:eastAsia="宋体" w:hAnsi="宋体" w:cs="宋体" w:hint="default"/>
+                <w:rFonts w:hint="default" w:ascii="宋体" w:hAnsi="宋体" w:eastAsia="宋体" w:cs="宋体"/>
                 <w:snapToGrid w:val="0"/>
                 <w:color w:val="000000"/>
                 <w:kern w:val="0"/>
@@ -6527,11 +6556,11 @@
           </w:tcPr>
           <w:p>
             <w:pPr>
-              <w:pStyle w:val="TableText"/>
+              <w:pStyle w:val="28"/>
               <w:widowControl w:val="0"/>
               <w:spacing w:before="197" w:line="217" w:lineRule="auto"/>
               <w:rPr>
-                <w:rFonts w:ascii="宋体" w:eastAsia="宋体" w:hAnsi="宋体" w:cs="宋体" w:hint="default"/>
+                <w:rFonts w:hint="default" w:ascii="宋体" w:hAnsi="宋体" w:eastAsia="宋体" w:cs="宋体"/>
                 <w:snapToGrid w:val="0"/>
                 <w:color w:val="000000"/>
                 <w:kern w:val="0"/>
@@ -6559,7 +6588,7 @@
           </w:tcPr>
           <w:p>
             <w:pPr>
-              <w:pStyle w:val="TableText"/>
+              <w:pStyle w:val="28"/>
               <w:widowControl w:val="0"/>
               <w:spacing w:before="40" w:line="218" w:lineRule="auto"/>
               <w:ind w:left="212"/>
@@ -6581,12 +6610,12 @@
           </w:p>
           <w:p>
             <w:pPr>
-              <w:pStyle w:val="TableText"/>
+              <w:pStyle w:val="28"/>
               <w:widowControl w:val="0"/>
               <w:spacing w:before="28" w:line="208" w:lineRule="auto"/>
               <w:ind w:left="216" w:leftChars="0"/>
               <w:rPr>
-                <w:rFonts w:ascii="宋体" w:eastAsia="宋体" w:hAnsi="宋体" w:cs="宋体" w:hint="default"/>
+                <w:rFonts w:hint="default" w:ascii="宋体" w:hAnsi="宋体" w:eastAsia="宋体" w:cs="宋体"/>
                 <w:snapToGrid w:val="0"/>
                 <w:color w:val="000000"/>
                 <w:kern w:val="0"/>
@@ -6614,7 +6643,7 @@
           </w:tcPr>
           <w:p>
             <w:pPr>
-              <w:pStyle w:val="TableText"/>
+              <w:pStyle w:val="28"/>
               <w:widowControl w:val="0"/>
               <w:spacing w:before="40" w:line="218" w:lineRule="auto"/>
               <w:ind w:left="155"/>
@@ -6636,12 +6665,12 @@
           </w:p>
           <w:p>
             <w:pPr>
-              <w:pStyle w:val="TableText"/>
+              <w:pStyle w:val="28"/>
               <w:widowControl w:val="0"/>
               <w:spacing w:before="28" w:line="208" w:lineRule="auto"/>
               <w:ind w:left="156" w:leftChars="0"/>
               <w:rPr>
-                <w:rFonts w:ascii="宋体" w:eastAsia="宋体" w:hAnsi="宋体" w:cs="宋体" w:hint="default"/>
+                <w:rFonts w:hint="default" w:ascii="宋体" w:hAnsi="宋体" w:eastAsia="宋体" w:cs="宋体"/>
                 <w:snapToGrid w:val="0"/>
                 <w:color w:val="000000"/>
                 <w:kern w:val="0"/>
@@ -6665,8 +6694,14 @@
       </w:tr>
       <w:tr>
         <w:tblPrEx>
-          <w:tblW w:w="0" w:type="auto"/>
-          <w:tblInd w:w="0" w:type="dxa"/>
+          <w:tblBorders>
+            <w:top w:val="single" w:color="auto" w:sz="4" w:space="0"/>
+            <w:left w:val="single" w:color="auto" w:sz="4" w:space="0"/>
+            <w:bottom w:val="single" w:color="auto" w:sz="4" w:space="0"/>
+            <w:right w:val="single" w:color="auto" w:sz="4" w:space="0"/>
+            <w:insideH w:val="single" w:color="auto" w:sz="4" w:space="0"/>
+            <w:insideV w:val="single" w:color="auto" w:sz="4" w:space="0"/>
+          </w:tblBorders>
           <w:tblCellMar>
             <w:top w:w="0" w:type="dxa"/>
             <w:left w:w="108" w:type="dxa"/>
@@ -6681,12 +6716,12 @@
           </w:tcPr>
           <w:p>
             <w:pPr>
-              <w:pStyle w:val="a1"/>
+              <w:pStyle w:val="30"/>
               <w:widowControl w:val="0"/>
               <w:bidi w:val="0"/>
-              <w:ind w:left="0" w:firstLine="0" w:leftChars="0" w:firstLineChars="0"/>
+              <w:ind w:left="0" w:leftChars="0" w:firstLine="0" w:firstLineChars="0"/>
               <w:rPr>
-                <w:rFonts w:ascii="Arial" w:eastAsia="宋体" w:hAnsi="Arial" w:cs="Arial" w:hint="default"/>
+                <w:rFonts w:hint="default" w:ascii="Arial" w:hAnsi="Arial" w:eastAsia="宋体" w:cs="Arial"/>
                 <w:snapToGrid w:val="0"/>
                 <w:color w:val="000000"/>
                 <w:kern w:val="0"/>
@@ -6711,12 +6746,12 @@
           </w:tcPr>
           <w:p>
             <w:pPr>
-              <w:pStyle w:val="a1"/>
+              <w:pStyle w:val="30"/>
               <w:widowControl w:val="0"/>
               <w:bidi w:val="0"/>
-              <w:ind w:left="0" w:firstLine="0" w:leftChars="0" w:firstLineChars="0"/>
+              <w:ind w:left="0" w:leftChars="0" w:firstLine="0" w:firstLineChars="0"/>
               <w:rPr>
-                <w:rFonts w:ascii="Arial" w:eastAsia="宋体" w:hAnsi="Arial" w:cs="Arial" w:hint="default"/>
+                <w:rFonts w:hint="default" w:ascii="Arial" w:hAnsi="Arial" w:eastAsia="宋体" w:cs="Arial"/>
                 <w:snapToGrid w:val="0"/>
                 <w:color w:val="000000"/>
                 <w:kern w:val="0"/>
@@ -6741,13 +6776,13 @@
           </w:tcPr>
           <w:p>
             <w:pPr>
-              <w:pStyle w:val="a1"/>
+              <w:pStyle w:val="30"/>
               <w:widowControl w:val="0"/>
               <w:bidi w:val="0"/>
-              <w:ind w:left="0" w:right="0" w:firstLine="0" w:leftChars="0" w:rightChars="0" w:firstLineChars="0"/>
+              <w:ind w:left="0" w:leftChars="0" w:right="0" w:rightChars="0" w:firstLine="0" w:firstLineChars="0"/>
               <w:jc w:val="both"/>
               <w:rPr>
-                <w:rFonts w:ascii="Arial" w:eastAsia="宋体" w:hAnsi="Arial" w:cs="Arial" w:hint="default"/>
+                <w:rFonts w:hint="default" w:ascii="Arial" w:hAnsi="Arial" w:eastAsia="宋体" w:cs="Arial"/>
                 <w:snapToGrid w:val="0"/>
                 <w:color w:val="000000"/>
                 <w:kern w:val="0"/>
@@ -6772,12 +6807,12 @@
           </w:tcPr>
           <w:p>
             <w:pPr>
-              <w:pStyle w:val="a1"/>
+              <w:pStyle w:val="30"/>
               <w:widowControl w:val="0"/>
               <w:bidi w:val="0"/>
-              <w:ind w:left="0" w:firstLine="0" w:leftChars="0" w:firstLineChars="0"/>
+              <w:ind w:left="0" w:leftChars="0" w:firstLine="0" w:firstLineChars="0"/>
               <w:rPr>
-                <w:rFonts w:ascii="Arial" w:eastAsia="宋体" w:hAnsi="Arial" w:cs="Arial" w:hint="default"/>
+                <w:rFonts w:hint="default" w:ascii="Arial" w:hAnsi="Arial" w:eastAsia="宋体" w:cs="Arial"/>
                 <w:snapToGrid w:val="0"/>
                 <w:color w:val="000000"/>
                 <w:kern w:val="0"/>
@@ -6799,7 +6834,7 @@
     </w:tbl>
     <w:p>
       <w:pPr>
-        <w:pStyle w:val="a1"/>
+        <w:pStyle w:val="30"/>
         <w:rPr>
           <w:rFonts w:hint="default"/>
           <w:lang w:val="en-US" w:eastAsia="zh-CN"/>
@@ -6809,23 +6844,73 @@
     <w:sectPr>
       <w:pgSz w:w="11906" w:h="16838"/>
       <w:pgMar w:top="1440" w:right="1800" w:bottom="1440" w:left="1800" w:header="851" w:footer="992" w:gutter="0"/>
-      <w:cols w:num="1" w:space="425"/>
+      <w:cols w:space="425" w:num="1"/>
       <w:docGrid w:type="lines" w:linePitch="312" w:charSpace="0"/>
     </w:sectPr>
   </w:body>
 </w:document>
 </file>
 
+<file path=word/endnotes.xml><?xml version="1.0" encoding="utf-8"?>
+<w:endnotes xmlns:wpc="http://schemas.microsoft.com/office/word/2010/wordprocessingCanvas" xmlns:mc="http://schemas.openxmlformats.org/markup-compatibility/2006" xmlns:o="urn:schemas-microsoft-com:office:office" xmlns:r="http://schemas.openxmlformats.org/officeDocument/2006/relationships" xmlns:m="http://schemas.openxmlformats.org/officeDocument/2006/math" xmlns:v="urn:schemas-microsoft-com:vml" xmlns:wp14="http://schemas.microsoft.com/office/word/2010/wordprocessingDrawing" xmlns:wp="http://schemas.openxmlformats.org/drawingml/2006/wordprocessingDrawing" xmlns:w="http://schemas.openxmlformats.org/wordprocessingml/2006/main" xmlns:w14="http://schemas.microsoft.com/office/word/2010/wordml" xmlns:w15="http://schemas.microsoft.com/office/word/2012/wordml" xmlns:w10="urn:schemas-microsoft-com:office:word" xmlns:wpg="http://schemas.microsoft.com/office/word/2010/wordprocessingGroup" xmlns:wpi="http://schemas.microsoft.com/office/word/2010/wordprocessingInk" xmlns:wne="http://schemas.microsoft.com/office/word/2006/wordml" xmlns:wps="http://schemas.microsoft.com/office/word/2010/wordprocessingShape" xmlns:wpsCustomData="http://www.wps.cn/officeDocument/2013/wpsCustomData" mc:Ignorable="w14 w15 wp14">
+  <w:endnote w:type="separator" w:id="0">
+    <w:p>
+      <w:pPr>
+        <w:spacing w:line="240" w:lineRule="auto"/>
+      </w:pPr>
+      <w:r>
+        <w:separator/>
+      </w:r>
+    </w:p>
+  </w:endnote>
+  <w:endnote w:type="continuationSeparator" w:id="1">
+    <w:p>
+      <w:pPr>
+        <w:spacing w:line="240" w:lineRule="auto"/>
+      </w:pPr>
+      <w:r>
+        <w:continuationSeparator/>
+      </w:r>
+    </w:p>
+  </w:endnote>
+</w:endnotes>
+</file>
+
+<file path=word/footnotes.xml><?xml version="1.0" encoding="utf-8"?>
+<w:footnotes xmlns:wpc="http://schemas.microsoft.com/office/word/2010/wordprocessingCanvas" xmlns:mc="http://schemas.openxmlformats.org/markup-compatibility/2006" xmlns:o="urn:schemas-microsoft-com:office:office" xmlns:r="http://schemas.openxmlformats.org/officeDocument/2006/relationships" xmlns:m="http://schemas.openxmlformats.org/officeDocument/2006/math" xmlns:v="urn:schemas-microsoft-com:vml" xmlns:wp14="http://schemas.microsoft.com/office/word/2010/wordprocessingDrawing" xmlns:wp="http://schemas.openxmlformats.org/drawingml/2006/wordprocessingDrawing" xmlns:w="http://schemas.openxmlformats.org/wordprocessingml/2006/main" xmlns:w14="http://schemas.microsoft.com/office/word/2010/wordml" xmlns:w15="http://schemas.microsoft.com/office/word/2012/wordml" xmlns:w10="urn:schemas-microsoft-com:office:word" xmlns:wpg="http://schemas.microsoft.com/office/word/2010/wordprocessingGroup" xmlns:wpi="http://schemas.microsoft.com/office/word/2010/wordprocessingInk" xmlns:wne="http://schemas.microsoft.com/office/word/2006/wordml" xmlns:wps="http://schemas.microsoft.com/office/word/2010/wordprocessingShape" xmlns:wpsCustomData="http://www.wps.cn/officeDocument/2013/wpsCustomData" mc:Ignorable="w14 w15 wp14">
+  <w:footnote w:type="separator" w:id="0">
+    <w:p>
+      <w:pPr>
+        <w:spacing w:line="360" w:lineRule="auto"/>
+      </w:pPr>
+      <w:r>
+        <w:separator/>
+      </w:r>
+    </w:p>
+  </w:footnote>
+  <w:footnote w:type="continuationSeparator" w:id="1">
+    <w:p>
+      <w:pPr>
+        <w:spacing w:line="360" w:lineRule="auto"/>
+      </w:pPr>
+      <w:r>
+        <w:continuationSeparator/>
+      </w:r>
+    </w:p>
+  </w:footnote>
+</w:footnotes>
+</file>
+
 <file path=word/numbering.xml><?xml version="1.0" encoding="utf-8"?>
-<w:numbering xmlns:wpc="http://schemas.microsoft.com/office/word/2010/wordprocessingCanvas" xmlns:mc="http://schemas.openxmlformats.org/markup-compatibility/2006" xmlns:o="urn:schemas-microsoft-com:office:office" xmlns:r="http://schemas.openxmlformats.org/officeDocument/2006/relationships" xmlns:m="http://schemas.openxmlformats.org/officeDocument/2006/math" xmlns:v="urn:schemas-microsoft-com:vml" xmlns:wp14="http://schemas.microsoft.com/office/word/2010/wordprocessingDrawing" xmlns:wp="http://schemas.openxmlformats.org/drawingml/2006/wordprocessingDrawing" xmlns:w10="urn:schemas-microsoft-com:office:word" xmlns:w="http://schemas.openxmlformats.org/wordprocessingml/2006/main" xmlns:w14="http://schemas.microsoft.com/office/word/2010/wordml" xmlns:w15="http://schemas.microsoft.com/office/word/2012/wordml" xmlns:wne="http://schemas.microsoft.com/office/word/2006/wordml" xmlns:wpg="http://schemas.microsoft.com/office/word/2010/wordprocessingGroup" xmlns:wpi="http://schemas.microsoft.com/office/word/2010/wordprocessingInk" xmlns:wps="http://schemas.microsoft.com/office/word/2010/wordprocessingShape" mc:Ignorable="w14 w15 wp14">
+<w:numbering xmlns:wpc="http://schemas.microsoft.com/office/word/2010/wordprocessingCanvas" xmlns:mc="http://schemas.openxmlformats.org/markup-compatibility/2006" xmlns:o="urn:schemas-microsoft-com:office:office" xmlns:r="http://schemas.openxmlformats.org/officeDocument/2006/relationships" xmlns:m="http://schemas.openxmlformats.org/officeDocument/2006/math" xmlns:v="urn:schemas-microsoft-com:vml" xmlns:wp14="http://schemas.microsoft.com/office/word/2010/wordprocessingDrawing" xmlns:wp="http://schemas.openxmlformats.org/drawingml/2006/wordprocessingDrawing" xmlns:w10="urn:schemas-microsoft-com:office:word" xmlns:w="http://schemas.openxmlformats.org/wordprocessingml/2006/main" xmlns:w14="http://schemas.microsoft.com/office/word/2010/wordml" xmlns:wpg="http://schemas.microsoft.com/office/word/2010/wordprocessingGroup" xmlns:wpi="http://schemas.microsoft.com/office/word/2010/wordprocessingInk" xmlns:wne="http://schemas.microsoft.com/office/word/2006/wordml" xmlns:wps="http://schemas.microsoft.com/office/word/2010/wordprocessingShape" xmlns:wpsCustomData="http://www.wps.cn/officeDocument/2013/wpsCustomData" mc:Ignorable="w14 wp14">
   <w:abstractNum w:abstractNumId="0">
     <w:nsid w:val="8E964DCE"/>
     <w:multiLevelType w:val="multilevel"/>
     <w:tmpl w:val="8E964DCE"/>
-    <w:lvl w:ilvl="0">
+    <w:lvl w:ilvl="0" w:tentative="0">
       <w:start w:val="1"/>
       <w:numFmt w:val="decimal"/>
-      <w:pStyle w:val="Heading1"/>
+      <w:pStyle w:val="2"/>
       <w:lvlText w:val="%1."/>
       <w:lvlJc w:val="left"/>
       <w:pPr>
@@ -6835,10 +6920,10 @@
         <w:rFonts w:hint="default"/>
       </w:rPr>
     </w:lvl>
-    <w:lvl w:ilvl="1">
+    <w:lvl w:ilvl="1" w:tentative="0">
       <w:start w:val="1"/>
       <w:numFmt w:val="decimal"/>
-      <w:pStyle w:val="Heading2"/>
+      <w:pStyle w:val="3"/>
       <w:lvlText w:val="%1.%2."/>
       <w:lvlJc w:val="left"/>
       <w:pPr>
@@ -6848,10 +6933,10 @@
         <w:rFonts w:hint="default"/>
       </w:rPr>
     </w:lvl>
-    <w:lvl w:ilvl="2">
+    <w:lvl w:ilvl="2" w:tentative="0">
       <w:start w:val="1"/>
       <w:numFmt w:val="decimal"/>
-      <w:pStyle w:val="Heading3"/>
+      <w:pStyle w:val="4"/>
       <w:lvlText w:val="%1.%2.%3."/>
       <w:lvlJc w:val="left"/>
       <w:pPr>
@@ -6861,10 +6946,10 @@
         <w:rFonts w:hint="default"/>
       </w:rPr>
     </w:lvl>
-    <w:lvl w:ilvl="3">
+    <w:lvl w:ilvl="3" w:tentative="0">
       <w:start w:val="1"/>
       <w:numFmt w:val="decimal"/>
-      <w:pStyle w:val="Heading4"/>
+      <w:pStyle w:val="5"/>
       <w:lvlText w:val="%1.%2.%3.%4."/>
       <w:lvlJc w:val="left"/>
       <w:pPr>
@@ -6874,10 +6959,10 @@
         <w:rFonts w:hint="default"/>
       </w:rPr>
     </w:lvl>
-    <w:lvl w:ilvl="4">
+    <w:lvl w:ilvl="4" w:tentative="0">
       <w:start w:val="1"/>
       <w:numFmt w:val="decimal"/>
-      <w:pStyle w:val="Heading5"/>
+      <w:pStyle w:val="6"/>
       <w:lvlText w:val="%1.%2.%3.%4.%5."/>
       <w:lvlJc w:val="left"/>
       <w:pPr>
@@ -6887,10 +6972,10 @@
         <w:rFonts w:hint="default"/>
       </w:rPr>
     </w:lvl>
-    <w:lvl w:ilvl="5">
+    <w:lvl w:ilvl="5" w:tentative="0">
       <w:start w:val="1"/>
       <w:numFmt w:val="decimal"/>
-      <w:pStyle w:val="Heading6"/>
+      <w:pStyle w:val="7"/>
       <w:lvlText w:val="%1.%2.%3.%4.%5.%6."/>
       <w:lvlJc w:val="left"/>
       <w:pPr>
@@ -6900,10 +6985,10 @@
         <w:rFonts w:hint="default"/>
       </w:rPr>
     </w:lvl>
-    <w:lvl w:ilvl="6">
+    <w:lvl w:ilvl="6" w:tentative="0">
       <w:start w:val="1"/>
       <w:numFmt w:val="decimal"/>
-      <w:pStyle w:val="Heading7"/>
+      <w:pStyle w:val="8"/>
       <w:lvlText w:val="%1.%2.%3.%4.%5.%6.%7."/>
       <w:lvlJc w:val="left"/>
       <w:pPr>
@@ -6913,10 +6998,10 @@
         <w:rFonts w:hint="default"/>
       </w:rPr>
     </w:lvl>
-    <w:lvl w:ilvl="7">
+    <w:lvl w:ilvl="7" w:tentative="0">
       <w:start w:val="1"/>
       <w:numFmt w:val="decimal"/>
-      <w:pStyle w:val="Heading8"/>
+      <w:pStyle w:val="9"/>
       <w:lvlText w:val="%1.%2.%3.%4.%5.%6.%7.%8."/>
       <w:lvlJc w:val="left"/>
       <w:pPr>
@@ -6926,10 +7011,10 @@
         <w:rFonts w:hint="default"/>
       </w:rPr>
     </w:lvl>
-    <w:lvl w:ilvl="8">
+    <w:lvl w:ilvl="8" w:tentative="0">
       <w:start w:val="1"/>
       <w:numFmt w:val="decimal"/>
-      <w:pStyle w:val="Heading9"/>
+      <w:pStyle w:val="10"/>
       <w:lvlText w:val="%1.%2.%3.%4.%5.%6.%7.%8.%9."/>
       <w:lvlJc w:val="left"/>
       <w:pPr>
@@ -6944,7 +7029,7 @@
     <w:nsid w:val="C80A81F0"/>
     <w:multiLevelType w:val="singleLevel"/>
     <w:tmpl w:val="C80A81F0"/>
-    <w:lvl w:ilvl="0">
+    <w:lvl w:ilvl="0" w:tentative="0">
       <w:start w:val="1"/>
       <w:numFmt w:val="decimal"/>
       <w:lvlText w:val="%1."/>
@@ -6961,7 +7046,7 @@
     <w:nsid w:val="EA537FDA"/>
     <w:multiLevelType w:val="singleLevel"/>
     <w:tmpl w:val="EA537FDA"/>
-    <w:lvl w:ilvl="0">
+    <w:lvl w:ilvl="0" w:tentative="0">
       <w:start w:val="1"/>
       <w:numFmt w:val="decimal"/>
       <w:lvlText w:val="%1."/>
@@ -6978,7 +7063,7 @@
     <w:nsid w:val="F1CE31E8"/>
     <w:multiLevelType w:val="singleLevel"/>
     <w:tmpl w:val="F1CE31E8"/>
-    <w:lvl w:ilvl="0">
+    <w:lvl w:ilvl="0" w:tentative="0">
       <w:start w:val="1"/>
       <w:numFmt w:val="decimal"/>
       <w:lvlText w:val="%1."/>
@@ -6995,7 +7080,7 @@
     <w:nsid w:val="F66F0995"/>
     <w:multiLevelType w:val="singleLevel"/>
     <w:tmpl w:val="F66F0995"/>
-    <w:lvl w:ilvl="0">
+    <w:lvl w:ilvl="0" w:tentative="0">
       <w:start w:val="1"/>
       <w:numFmt w:val="decimal"/>
       <w:lvlText w:val="%1."/>
@@ -7012,7 +7097,7 @@
     <w:nsid w:val="FA363874"/>
     <w:multiLevelType w:val="singleLevel"/>
     <w:tmpl w:val="FA363874"/>
-    <w:lvl w:ilvl="0">
+    <w:lvl w:ilvl="0" w:tentative="0">
       <w:start w:val="1"/>
       <w:numFmt w:val="decimal"/>
       <w:lvlText w:val="%1."/>
@@ -7029,7 +7114,7 @@
     <w:nsid w:val="FC97CAE2"/>
     <w:multiLevelType w:val="singleLevel"/>
     <w:tmpl w:val="FC97CAE2"/>
-    <w:lvl w:ilvl="0">
+    <w:lvl w:ilvl="0" w:tentative="0">
       <w:start w:val="1"/>
       <w:numFmt w:val="decimal"/>
       <w:lvlText w:val="%1."/>
@@ -7046,7 +7131,7 @@
     <w:nsid w:val="205E53B2"/>
     <w:multiLevelType w:val="singleLevel"/>
     <w:tmpl w:val="205E53B2"/>
-    <w:lvl w:ilvl="0">
+    <w:lvl w:ilvl="0" w:tentative="0">
       <w:start w:val="1"/>
       <w:numFmt w:val="decimal"/>
       <w:lvlText w:val="%1."/>
@@ -7063,7 +7148,7 @@
     <w:nsid w:val="225223A7"/>
     <w:multiLevelType w:val="singleLevel"/>
     <w:tmpl w:val="225223A7"/>
-    <w:lvl w:ilvl="0">
+    <w:lvl w:ilvl="0" w:tentative="0">
       <w:start w:val="1"/>
       <w:numFmt w:val="decimal"/>
       <w:lvlText w:val="%1."/>
@@ -7080,7 +7165,7 @@
     <w:nsid w:val="23D2F5A5"/>
     <w:multiLevelType w:val="singleLevel"/>
     <w:tmpl w:val="23D2F5A5"/>
-    <w:lvl w:ilvl="0">
+    <w:lvl w:ilvl="0" w:tentative="0">
       <w:start w:val="1"/>
       <w:numFmt w:val="decimal"/>
       <w:lvlText w:val="%1."/>
@@ -7097,7 +7182,7 @@
     <w:nsid w:val="2BF34C70"/>
     <w:multiLevelType w:val="singleLevel"/>
     <w:tmpl w:val="2BF34C70"/>
-    <w:lvl w:ilvl="0">
+    <w:lvl w:ilvl="0" w:tentative="0">
       <w:start w:val="1"/>
       <w:numFmt w:val="decimal"/>
       <w:lvlText w:val="%1."/>
@@ -7114,7 +7199,7 @@
     <w:nsid w:val="2D8080BC"/>
     <w:multiLevelType w:val="singleLevel"/>
     <w:tmpl w:val="2D8080BC"/>
-    <w:lvl w:ilvl="0">
+    <w:lvl w:ilvl="0" w:tentative="0">
       <w:start w:val="1"/>
       <w:numFmt w:val="decimal"/>
       <w:lvlText w:val="%1."/>
@@ -7131,7 +7216,7 @@
     <w:nsid w:val="4A19A279"/>
     <w:multiLevelType w:val="singleLevel"/>
     <w:tmpl w:val="4A19A279"/>
-    <w:lvl w:ilvl="0">
+    <w:lvl w:ilvl="0" w:tentative="0">
       <w:start w:val="1"/>
       <w:numFmt w:val="decimal"/>
       <w:lvlText w:val="%1."/>
@@ -7187,267 +7272,269 @@
 </file>
 
 <file path=word/styles.xml><?xml version="1.0" encoding="utf-8"?>
-<w:styles xmlns:mc="http://schemas.openxmlformats.org/markup-compatibility/2006" xmlns:r="http://schemas.openxmlformats.org/officeDocument/2006/relationships" xmlns:w="http://schemas.openxmlformats.org/wordprocessingml/2006/main" xmlns:w14="http://schemas.microsoft.com/office/word/2010/wordml" xmlns:w15="http://schemas.microsoft.com/office/word/2012/wordml" mc:Ignorable="w14 w15">
+<w:styles xmlns:mc="http://schemas.openxmlformats.org/markup-compatibility/2006" xmlns:o="urn:schemas-microsoft-com:office:office" xmlns:r="http://schemas.openxmlformats.org/officeDocument/2006/relationships" xmlns:m="http://schemas.openxmlformats.org/officeDocument/2006/math" xmlns:v="urn:schemas-microsoft-com:vml" xmlns:w="http://schemas.openxmlformats.org/wordprocessingml/2006/main" xmlns:w14="http://schemas.microsoft.com/office/word/2010/wordml" xmlns:w10="urn:schemas-microsoft-com:office:word" xmlns:sl="http://schemas.openxmlformats.org/schemaLibrary/2006/main" xmlns:wpsCustomData="http://www.wps.cn/officeDocument/2013/wpsCustomData" mc:Ignorable="w14">
   <w:docDefaults>
     <w:rPrDefault>
       <w:rPr>
-        <w:rFonts w:ascii="Times New Roman" w:eastAsia="宋体" w:hAnsi="Times New Roman" w:cs="Times New Roman"/>
+        <w:rFonts w:ascii="Times New Roman" w:hAnsi="Times New Roman" w:eastAsia="宋体" w:cs="Times New Roman"/>
       </w:rPr>
     </w:rPrDefault>
     <w:pPrDefault/>
   </w:docDefaults>
-  <w:latentStyles w:defLockedState="0" w:defUIPriority="99" w:defSemiHidden="1" w:defUnhideWhenUsed="1" w:defQFormat="0" w:count="260">
-    <w:lsdException w:name="Normal" w:semiHidden="0" w:uiPriority="0" w:unhideWhenUsed="0" w:qFormat="1"/>
-    <w:lsdException w:name="heading 1" w:semiHidden="0" w:uiPriority="0" w:unhideWhenUsed="0" w:qFormat="1"/>
-    <w:lsdException w:name="heading 2" w:semiHidden="0" w:uiPriority="0" w:qFormat="1"/>
-    <w:lsdException w:name="heading 3" w:uiPriority="0" w:qFormat="1"/>
-    <w:lsdException w:name="heading 4" w:semiHidden="0" w:uiPriority="0" w:qFormat="1"/>
-    <w:lsdException w:name="heading 5" w:uiPriority="0" w:qFormat="1"/>
-    <w:lsdException w:name="heading 6" w:uiPriority="0" w:qFormat="1"/>
-    <w:lsdException w:name="heading 7" w:uiPriority="0" w:qFormat="1"/>
-    <w:lsdException w:name="heading 8" w:uiPriority="0" w:qFormat="1"/>
-    <w:lsdException w:name="heading 9" w:uiPriority="0" w:qFormat="1"/>
-    <w:lsdException w:name="index 1" w:semiHidden="0" w:uiPriority="0" w:unhideWhenUsed="0"/>
-    <w:lsdException w:name="index 2" w:semiHidden="0" w:uiPriority="0" w:unhideWhenUsed="0"/>
-    <w:lsdException w:name="index 3" w:semiHidden="0" w:uiPriority="0" w:unhideWhenUsed="0"/>
-    <w:lsdException w:name="index 4" w:semiHidden="0" w:uiPriority="0" w:unhideWhenUsed="0"/>
-    <w:lsdException w:name="index 5" w:semiHidden="0" w:uiPriority="0" w:unhideWhenUsed="0"/>
-    <w:lsdException w:name="index 6" w:semiHidden="0" w:uiPriority="0" w:unhideWhenUsed="0"/>
-    <w:lsdException w:name="index 7" w:semiHidden="0" w:uiPriority="0" w:unhideWhenUsed="0"/>
-    <w:lsdException w:name="index 8" w:semiHidden="0" w:uiPriority="0" w:unhideWhenUsed="0"/>
-    <w:lsdException w:name="index 9" w:semiHidden="0" w:uiPriority="0" w:unhideWhenUsed="0"/>
-    <w:lsdException w:name="toc 1" w:semiHidden="0" w:uiPriority="0" w:unhideWhenUsed="0" w:qFormat="1"/>
-    <w:lsdException w:name="toc 2" w:semiHidden="0" w:uiPriority="0" w:unhideWhenUsed="0" w:qFormat="1"/>
-    <w:lsdException w:name="toc 3" w:semiHidden="0" w:uiPriority="0" w:unhideWhenUsed="0" w:qFormat="1"/>
-    <w:lsdException w:name="toc 4" w:semiHidden="0" w:uiPriority="0" w:unhideWhenUsed="0"/>
-    <w:lsdException w:name="toc 5" w:semiHidden="0" w:uiPriority="0" w:unhideWhenUsed="0"/>
-    <w:lsdException w:name="toc 6" w:semiHidden="0" w:uiPriority="0" w:unhideWhenUsed="0"/>
-    <w:lsdException w:name="toc 7" w:semiHidden="0" w:uiPriority="0" w:unhideWhenUsed="0"/>
-    <w:lsdException w:name="toc 8" w:semiHidden="0" w:uiPriority="0" w:unhideWhenUsed="0"/>
-    <w:lsdException w:name="toc 9" w:semiHidden="0" w:uiPriority="0" w:unhideWhenUsed="0"/>
-    <w:lsdException w:name="Normal Indent" w:semiHidden="0" w:uiPriority="0" w:unhideWhenUsed="0"/>
-    <w:lsdException w:name="footnote text" w:semiHidden="0" w:uiPriority="0" w:unhideWhenUsed="0"/>
-    <w:lsdException w:name="annotation text" w:semiHidden="0" w:uiPriority="0" w:unhideWhenUsed="0" w:qFormat="1"/>
-    <w:lsdException w:name="header" w:semiHidden="0" w:uiPriority="0" w:unhideWhenUsed="0" w:qFormat="1"/>
-    <w:lsdException w:name="footer" w:semiHidden="0" w:uiPriority="0" w:unhideWhenUsed="0" w:qFormat="1"/>
-    <w:lsdException w:name="index heading" w:semiHidden="0" w:uiPriority="0" w:unhideWhenUsed="0"/>
-    <w:lsdException w:name="caption" w:uiPriority="0" w:qFormat="1"/>
-    <w:lsdException w:name="table of figures" w:semiHidden="0" w:uiPriority="0" w:unhideWhenUsed="0"/>
-    <w:lsdException w:name="envelope address" w:semiHidden="0" w:uiPriority="0" w:unhideWhenUsed="0"/>
-    <w:lsdException w:name="envelope return" w:semiHidden="0" w:uiPriority="0" w:unhideWhenUsed="0"/>
-    <w:lsdException w:name="footnote reference" w:semiHidden="0" w:uiPriority="0" w:unhideWhenUsed="0"/>
-    <w:lsdException w:name="annotation reference" w:semiHidden="0" w:uiPriority="0" w:unhideWhenUsed="0"/>
-    <w:lsdException w:name="line number" w:semiHidden="0" w:uiPriority="0" w:unhideWhenUsed="0"/>
-    <w:lsdException w:name="page number" w:semiHidden="0" w:uiPriority="0" w:unhideWhenUsed="0"/>
-    <w:lsdException w:name="endnote reference" w:semiHidden="0" w:uiPriority="0" w:unhideWhenUsed="0"/>
-    <w:lsdException w:name="endnote text" w:semiHidden="0" w:uiPriority="0" w:unhideWhenUsed="0"/>
-    <w:lsdException w:name="table of authorities" w:semiHidden="0" w:uiPriority="0" w:unhideWhenUsed="0"/>
-    <w:lsdException w:name="macro" w:semiHidden="0" w:uiPriority="0" w:unhideWhenUsed="0"/>
-    <w:lsdException w:name="toa heading" w:semiHidden="0" w:uiPriority="0" w:unhideWhenUsed="0"/>
-    <w:lsdException w:name="List" w:semiHidden="0" w:uiPriority="0" w:unhideWhenUsed="0"/>
-    <w:lsdException w:name="List Bullet" w:semiHidden="0" w:uiPriority="0" w:unhideWhenUsed="0"/>
-    <w:lsdException w:name="List Number" w:semiHidden="0" w:uiPriority="0" w:unhideWhenUsed="0"/>
-    <w:lsdException w:name="List 2" w:semiHidden="0" w:uiPriority="0" w:unhideWhenUsed="0"/>
-    <w:lsdException w:name="List 3" w:semiHidden="0" w:uiPriority="0" w:unhideWhenUsed="0"/>
-    <w:lsdException w:name="List 4" w:semiHidden="0" w:uiPriority="0" w:unhideWhenUsed="0"/>
-    <w:lsdException w:name="List 5" w:semiHidden="0" w:uiPriority="0" w:unhideWhenUsed="0"/>
-    <w:lsdException w:name="List Bullet 2" w:semiHidden="0" w:uiPriority="0" w:unhideWhenUsed="0"/>
-    <w:lsdException w:name="List Bullet 3" w:semiHidden="0" w:uiPriority="0" w:unhideWhenUsed="0"/>
-    <w:lsdException w:name="List Bullet 4" w:semiHidden="0" w:uiPriority="0" w:unhideWhenUsed="0"/>
-    <w:lsdException w:name="List Bullet 5" w:semiHidden="0" w:uiPriority="0" w:unhideWhenUsed="0"/>
-    <w:lsdException w:name="List Number 2" w:semiHidden="0" w:uiPriority="0" w:unhideWhenUsed="0"/>
-    <w:lsdException w:name="List Number 3" w:semiHidden="0" w:uiPriority="0" w:unhideWhenUsed="0"/>
-    <w:lsdException w:name="List Number 4" w:semiHidden="0" w:uiPriority="0" w:unhideWhenUsed="0"/>
-    <w:lsdException w:name="List Number 5" w:semiHidden="0" w:uiPriority="0" w:unhideWhenUsed="0"/>
-    <w:lsdException w:name="Title" w:semiHidden="0" w:uiPriority="0" w:unhideWhenUsed="0" w:qFormat="1"/>
-    <w:lsdException w:name="Closing" w:semiHidden="0" w:uiPriority="0" w:unhideWhenUsed="0"/>
-    <w:lsdException w:name="Signature" w:semiHidden="0" w:uiPriority="0" w:unhideWhenUsed="0"/>
-    <w:lsdException w:name="Default Paragraph Font" w:uiPriority="0" w:unhideWhenUsed="0" w:qFormat="1"/>
-    <w:lsdException w:name="Body Text" w:uiPriority="0" w:unhideWhenUsed="0" w:qFormat="1"/>
-    <w:lsdException w:name="Body Text Indent" w:semiHidden="0" w:uiPriority="0" w:unhideWhenUsed="0"/>
-    <w:lsdException w:name="List Continue" w:semiHidden="0" w:uiPriority="0" w:unhideWhenUsed="0"/>
-    <w:lsdException w:name="List Continue 2" w:semiHidden="0" w:uiPriority="0" w:unhideWhenUsed="0"/>
-    <w:lsdException w:name="List Continue 3" w:semiHidden="0" w:uiPriority="0" w:unhideWhenUsed="0"/>
-    <w:lsdException w:name="List Continue 4" w:semiHidden="0" w:uiPriority="0" w:unhideWhenUsed="0"/>
-    <w:lsdException w:name="List Continue 5" w:semiHidden="0" w:uiPriority="0" w:unhideWhenUsed="0"/>
-    <w:lsdException w:name="Message Header" w:semiHidden="0" w:uiPriority="0" w:unhideWhenUsed="0"/>
-    <w:lsdException w:name="Subtitle" w:semiHidden="0" w:uiPriority="0" w:unhideWhenUsed="0" w:qFormat="1"/>
-    <w:lsdException w:name="Salutation" w:semiHidden="0" w:uiPriority="0" w:unhideWhenUsed="0"/>
-    <w:lsdException w:name="Date" w:semiHidden="0" w:uiPriority="0" w:unhideWhenUsed="0"/>
-    <w:lsdException w:name="Body Text First Indent" w:semiHidden="0" w:uiPriority="0" w:unhideWhenUsed="0"/>
-    <w:lsdException w:name="Body Text First Indent 2" w:semiHidden="0" w:uiPriority="0" w:unhideWhenUsed="0"/>
-    <w:lsdException w:name="Body Text 2" w:semiHidden="0" w:uiPriority="0" w:unhideWhenUsed="0"/>
-    <w:lsdException w:name="Body Text 3" w:semiHidden="0" w:uiPriority="0" w:unhideWhenUsed="0"/>
-    <w:lsdException w:name="Body Text Indent 2" w:semiHidden="0" w:uiPriority="0" w:unhideWhenUsed="0"/>
-    <w:lsdException w:name="Body Text Indent 3" w:semiHidden="0" w:uiPriority="0" w:unhideWhenUsed="0"/>
-    <w:lsdException w:name="Block Text" w:semiHidden="0" w:uiPriority="0" w:unhideWhenUsed="0"/>
-    <w:lsdException w:name="Hyperlink" w:semiHidden="0" w:uiPriority="0" w:unhideWhenUsed="0"/>
-    <w:lsdException w:name="FollowedHyperlink" w:semiHidden="0" w:uiPriority="0" w:unhideWhenUsed="0"/>
-    <w:lsdException w:name="Strong" w:semiHidden="0" w:uiPriority="0" w:unhideWhenUsed="0" w:qFormat="1"/>
-    <w:lsdException w:name="Emphasis" w:semiHidden="0" w:uiPriority="0" w:unhideWhenUsed="0" w:qFormat="1"/>
-    <w:lsdException w:name="Document Map" w:semiHidden="0" w:uiPriority="0" w:unhideWhenUsed="0"/>
-    <w:lsdException w:name="Plain Text" w:semiHidden="0" w:uiPriority="0" w:unhideWhenUsed="0"/>
-    <w:lsdException w:name="E-mail Signature" w:semiHidden="0" w:uiPriority="0" w:unhideWhenUsed="0"/>
-    <w:lsdException w:name="Normal (Web)" w:semiHidden="0" w:uiPriority="0" w:unhideWhenUsed="0" w:qFormat="1"/>
-    <w:lsdException w:name="HTML Acronym" w:semiHidden="0" w:uiPriority="0" w:unhideWhenUsed="0"/>
-    <w:lsdException w:name="HTML Address" w:semiHidden="0" w:uiPriority="0" w:unhideWhenUsed="0"/>
-    <w:lsdException w:name="HTML Cite" w:semiHidden="0" w:uiPriority="0" w:unhideWhenUsed="0"/>
-    <w:lsdException w:name="HTML Code" w:semiHidden="0" w:uiPriority="0" w:unhideWhenUsed="0"/>
-    <w:lsdException w:name="HTML Definition" w:semiHidden="0" w:uiPriority="0" w:unhideWhenUsed="0"/>
-    <w:lsdException w:name="HTML Keyboard" w:semiHidden="0" w:uiPriority="0" w:unhideWhenUsed="0"/>
-    <w:lsdException w:name="HTML Preformatted" w:semiHidden="0" w:uiPriority="0" w:unhideWhenUsed="0"/>
-    <w:lsdException w:name="HTML Sample" w:semiHidden="0" w:uiPriority="0" w:unhideWhenUsed="0"/>
-    <w:lsdException w:name="HTML Typewriter" w:semiHidden="0" w:uiPriority="0" w:unhideWhenUsed="0"/>
-    <w:lsdException w:name="HTML Variable" w:semiHidden="0" w:uiPriority="0" w:unhideWhenUsed="0"/>
-    <w:lsdException w:name="Normal Table" w:uiPriority="0" w:unhideWhenUsed="0" w:qFormat="1"/>
-    <w:lsdException w:name="annotation subject" w:semiHidden="0" w:uiPriority="0" w:unhideWhenUsed="0"/>
-    <w:lsdException w:name="Table Simple 1" w:semiHidden="0" w:uiPriority="0" w:unhideWhenUsed="0"/>
-    <w:lsdException w:name="Table Simple 2" w:semiHidden="0" w:uiPriority="0" w:unhideWhenUsed="0"/>
-    <w:lsdException w:name="Table Simple 3" w:semiHidden="0" w:uiPriority="0" w:unhideWhenUsed="0"/>
-    <w:lsdException w:name="Table Classic 1" w:semiHidden="0" w:uiPriority="0" w:unhideWhenUsed="0"/>
-    <w:lsdException w:name="Table Classic 2" w:semiHidden="0" w:uiPriority="0" w:unhideWhenUsed="0"/>
-    <w:lsdException w:name="Table Classic 3" w:semiHidden="0" w:uiPriority="0" w:unhideWhenUsed="0"/>
-    <w:lsdException w:name="Table Classic 4" w:semiHidden="0" w:uiPriority="0" w:unhideWhenUsed="0"/>
-    <w:lsdException w:name="Table Colorful 1" w:semiHidden="0" w:uiPriority="0" w:unhideWhenUsed="0"/>
-    <w:lsdException w:name="Table Colorful 2" w:semiHidden="0" w:uiPriority="0" w:unhideWhenUsed="0"/>
-    <w:lsdException w:name="Table Colorful 3" w:semiHidden="0" w:uiPriority="0" w:unhideWhenUsed="0"/>
-    <w:lsdException w:name="Table Columns 1" w:semiHidden="0" w:uiPriority="0" w:unhideWhenUsed="0"/>
-    <w:lsdException w:name="Table Columns 2" w:semiHidden="0" w:uiPriority="0" w:unhideWhenUsed="0"/>
-    <w:lsdException w:name="Table Columns 3" w:semiHidden="0" w:uiPriority="0" w:unhideWhenUsed="0"/>
-    <w:lsdException w:name="Table Columns 4" w:semiHidden="0" w:uiPriority="0" w:unhideWhenUsed="0"/>
-    <w:lsdException w:name="Table Columns 5" w:semiHidden="0" w:uiPriority="0" w:unhideWhenUsed="0"/>
-    <w:lsdException w:name="Table Grid 1" w:semiHidden="0" w:uiPriority="0" w:unhideWhenUsed="0"/>
-    <w:lsdException w:name="Table Grid 2" w:semiHidden="0" w:uiPriority="0" w:unhideWhenUsed="0"/>
-    <w:lsdException w:name="Table Grid 3" w:semiHidden="0" w:uiPriority="0" w:unhideWhenUsed="0"/>
-    <w:lsdException w:name="Table Grid 4" w:semiHidden="0" w:uiPriority="0" w:unhideWhenUsed="0"/>
-    <w:lsdException w:name="Table Grid 5" w:semiHidden="0" w:uiPriority="0" w:unhideWhenUsed="0"/>
-    <w:lsdException w:name="Table Grid 6" w:semiHidden="0" w:uiPriority="0" w:unhideWhenUsed="0"/>
-    <w:lsdException w:name="Table Grid 7" w:semiHidden="0" w:uiPriority="0" w:unhideWhenUsed="0"/>
-    <w:lsdException w:name="Table Grid 8" w:semiHidden="0" w:uiPriority="0" w:unhideWhenUsed="0"/>
-    <w:lsdException w:name="Table List 1" w:semiHidden="0" w:uiPriority="0" w:unhideWhenUsed="0"/>
-    <w:lsdException w:name="Table List 2" w:semiHidden="0" w:uiPriority="0" w:unhideWhenUsed="0"/>
-    <w:lsdException w:name="Table List 3" w:semiHidden="0" w:uiPriority="0" w:unhideWhenUsed="0"/>
-    <w:lsdException w:name="Table List 4" w:semiHidden="0" w:uiPriority="0" w:unhideWhenUsed="0"/>
-    <w:lsdException w:name="Table List 5" w:semiHidden="0" w:uiPriority="0" w:unhideWhenUsed="0"/>
-    <w:lsdException w:name="Table List 6" w:semiHidden="0" w:uiPriority="0" w:unhideWhenUsed="0"/>
-    <w:lsdException w:name="Table List 7" w:semiHidden="0" w:uiPriority="0" w:unhideWhenUsed="0"/>
-    <w:lsdException w:name="Table List 8" w:semiHidden="0" w:uiPriority="0" w:unhideWhenUsed="0"/>
-    <w:lsdException w:name="Table 3D effects 1" w:semiHidden="0" w:uiPriority="0" w:unhideWhenUsed="0"/>
-    <w:lsdException w:name="Table 3D effects 2" w:semiHidden="0" w:uiPriority="0" w:unhideWhenUsed="0"/>
-    <w:lsdException w:name="Table 3D effects 3" w:semiHidden="0" w:uiPriority="0" w:unhideWhenUsed="0"/>
-    <w:lsdException w:name="Table Contemporary" w:semiHidden="0" w:uiPriority="0" w:unhideWhenUsed="0"/>
-    <w:lsdException w:name="Table Elegant" w:semiHidden="0" w:uiPriority="0" w:unhideWhenUsed="0"/>
-    <w:lsdException w:name="Table Professional" w:semiHidden="0" w:uiPriority="0" w:unhideWhenUsed="0"/>
-    <w:lsdException w:name="Table Subtle 1" w:semiHidden="0" w:uiPriority="0" w:unhideWhenUsed="0"/>
-    <w:lsdException w:name="Table Subtle 2" w:semiHidden="0" w:uiPriority="0" w:unhideWhenUsed="0"/>
-    <w:lsdException w:name="Table Web 1" w:semiHidden="0" w:uiPriority="0" w:unhideWhenUsed="0"/>
-    <w:lsdException w:name="Table Web 2" w:semiHidden="0" w:uiPriority="0" w:unhideWhenUsed="0"/>
-    <w:lsdException w:name="Table Web 3" w:semiHidden="0" w:uiPriority="0" w:unhideWhenUsed="0"/>
-    <w:lsdException w:name="Balloon Text" w:semiHidden="0" w:uiPriority="0" w:unhideWhenUsed="0"/>
-    <w:lsdException w:name="Table Grid" w:semiHidden="0" w:uiPriority="0" w:unhideWhenUsed="0" w:qFormat="1"/>
-    <w:lsdException w:name="Table Theme" w:semiHidden="0" w:uiPriority="0" w:unhideWhenUsed="0"/>
-    <w:lsdException w:name="Light Shading" w:semiHidden="0" w:uiPriority="60" w:unhideWhenUsed="0"/>
-    <w:lsdException w:name="Light List" w:semiHidden="0" w:uiPriority="61" w:unhideWhenUsed="0"/>
-    <w:lsdException w:name="Light Grid" w:semiHidden="0" w:uiPriority="62" w:unhideWhenUsed="0"/>
-    <w:lsdException w:name="Medium Shading 1" w:semiHidden="0" w:uiPriority="63" w:unhideWhenUsed="0"/>
-    <w:lsdException w:name="Medium Shading 2" w:semiHidden="0" w:uiPriority="64" w:unhideWhenUsed="0"/>
-    <w:lsdException w:name="Medium List 1" w:semiHidden="0" w:uiPriority="65" w:unhideWhenUsed="0"/>
-    <w:lsdException w:name="Medium List 2" w:semiHidden="0" w:uiPriority="66" w:unhideWhenUsed="0"/>
-    <w:lsdException w:name="Medium Grid 1" w:semiHidden="0" w:uiPriority="67" w:unhideWhenUsed="0"/>
-    <w:lsdException w:name="Medium Grid 2" w:semiHidden="0" w:uiPriority="68" w:unhideWhenUsed="0"/>
-    <w:lsdException w:name="Medium Grid 3" w:semiHidden="0" w:uiPriority="69" w:unhideWhenUsed="0"/>
-    <w:lsdException w:name="Dark List" w:semiHidden="0" w:uiPriority="70" w:unhideWhenUsed="0"/>
-    <w:lsdException w:name="Colorful Shading" w:semiHidden="0" w:uiPriority="71" w:unhideWhenUsed="0"/>
-    <w:lsdException w:name="Colorful List" w:semiHidden="0" w:uiPriority="72" w:unhideWhenUsed="0"/>
-    <w:lsdException w:name="Colorful Grid" w:semiHidden="0" w:uiPriority="73" w:unhideWhenUsed="0"/>
-    <w:lsdException w:name="Light Shading Accent 1" w:semiHidden="0" w:uiPriority="60" w:unhideWhenUsed="0"/>
-    <w:lsdException w:name="Light List Accent 1" w:semiHidden="0" w:uiPriority="61" w:unhideWhenUsed="0"/>
-    <w:lsdException w:name="Light Grid Accent 1" w:semiHidden="0" w:uiPriority="62" w:unhideWhenUsed="0"/>
-    <w:lsdException w:name="Medium Shading 1 Accent 1" w:semiHidden="0" w:uiPriority="63" w:unhideWhenUsed="0"/>
-    <w:lsdException w:name="Medium Shading 2 Accent 1" w:semiHidden="0" w:uiPriority="64" w:unhideWhenUsed="0"/>
-    <w:lsdException w:name="Medium List 1 Accent 1" w:semiHidden="0" w:uiPriority="65" w:unhideWhenUsed="0"/>
-    <w:lsdException w:name="Medium List 2 Accent 1" w:semiHidden="0" w:uiPriority="66" w:unhideWhenUsed="0"/>
-    <w:lsdException w:name="Medium Grid 1 Accent 1" w:semiHidden="0" w:uiPriority="67" w:unhideWhenUsed="0"/>
-    <w:lsdException w:name="Medium Grid 2 Accent 1" w:semiHidden="0" w:uiPriority="68" w:unhideWhenUsed="0"/>
-    <w:lsdException w:name="Medium Grid 3 Accent 1" w:semiHidden="0" w:uiPriority="69" w:unhideWhenUsed="0"/>
-    <w:lsdException w:name="Dark List Accent 1" w:semiHidden="0" w:uiPriority="70" w:unhideWhenUsed="0"/>
-    <w:lsdException w:name="Colorful Shading Accent 1" w:semiHidden="0" w:uiPriority="71" w:unhideWhenUsed="0"/>
-    <w:lsdException w:name="Colorful List Accent 1" w:semiHidden="0" w:uiPriority="72" w:unhideWhenUsed="0"/>
-    <w:lsdException w:name="Colorful Grid Accent 1" w:semiHidden="0" w:uiPriority="73" w:unhideWhenUsed="0"/>
-    <w:lsdException w:name="Light Shading Accent 2" w:semiHidden="0" w:uiPriority="60" w:unhideWhenUsed="0"/>
-    <w:lsdException w:name="Light List Accent 2" w:semiHidden="0" w:uiPriority="61" w:unhideWhenUsed="0"/>
-    <w:lsdException w:name="Light Grid Accent 2" w:semiHidden="0" w:uiPriority="62" w:unhideWhenUsed="0"/>
-    <w:lsdException w:name="Medium Shading 1 Accent 2" w:semiHidden="0" w:uiPriority="63" w:unhideWhenUsed="0"/>
-    <w:lsdException w:name="Medium Shading 2 Accent 2" w:semiHidden="0" w:uiPriority="64" w:unhideWhenUsed="0"/>
-    <w:lsdException w:name="Medium List 1 Accent 2" w:semiHidden="0" w:uiPriority="65" w:unhideWhenUsed="0"/>
-    <w:lsdException w:name="Medium List 2 Accent 2" w:semiHidden="0" w:uiPriority="66" w:unhideWhenUsed="0"/>
-    <w:lsdException w:name="Medium Grid 1 Accent 2" w:semiHidden="0" w:uiPriority="67" w:unhideWhenUsed="0"/>
-    <w:lsdException w:name="Medium Grid 2 Accent 2" w:semiHidden="0" w:uiPriority="68" w:unhideWhenUsed="0"/>
-    <w:lsdException w:name="Medium Grid 3 Accent 2" w:semiHidden="0" w:uiPriority="69" w:unhideWhenUsed="0"/>
-    <w:lsdException w:name="Dark List Accent 2" w:semiHidden="0" w:uiPriority="70" w:unhideWhenUsed="0"/>
-    <w:lsdException w:name="Colorful Shading Accent 2" w:semiHidden="0" w:uiPriority="71" w:unhideWhenUsed="0"/>
-    <w:lsdException w:name="Colorful List Accent 2" w:semiHidden="0" w:uiPriority="72" w:unhideWhenUsed="0"/>
-    <w:lsdException w:name="Colorful Grid Accent 2" w:semiHidden="0" w:uiPriority="73" w:unhideWhenUsed="0"/>
-    <w:lsdException w:name="Light Shading Accent 3" w:semiHidden="0" w:uiPriority="60" w:unhideWhenUsed="0"/>
-    <w:lsdException w:name="Light List Accent 3" w:semiHidden="0" w:uiPriority="61" w:unhideWhenUsed="0"/>
-    <w:lsdException w:name="Light Grid Accent 3" w:semiHidden="0" w:uiPriority="62" w:unhideWhenUsed="0"/>
-    <w:lsdException w:name="Medium Shading 1 Accent 3" w:semiHidden="0" w:uiPriority="63" w:unhideWhenUsed="0"/>
-    <w:lsdException w:name="Medium Shading 2 Accent 3" w:semiHidden="0" w:uiPriority="64" w:unhideWhenUsed="0"/>
-    <w:lsdException w:name="Medium List 1 Accent 3" w:semiHidden="0" w:uiPriority="65" w:unhideWhenUsed="0"/>
-    <w:lsdException w:name="Medium List 2 Accent 3" w:semiHidden="0" w:uiPriority="66" w:unhideWhenUsed="0"/>
-    <w:lsdException w:name="Medium Grid 1 Accent 3" w:semiHidden="0" w:uiPriority="67" w:unhideWhenUsed="0"/>
-    <w:lsdException w:name="Medium Grid 2 Accent 3" w:semiHidden="0" w:uiPriority="68" w:unhideWhenUsed="0"/>
-    <w:lsdException w:name="Medium Grid 3 Accent 3" w:semiHidden="0" w:uiPriority="69" w:unhideWhenUsed="0"/>
-    <w:lsdException w:name="Dark List Accent 3" w:semiHidden="0" w:uiPriority="70" w:unhideWhenUsed="0"/>
-    <w:lsdException w:name="Colorful Shading Accent 3" w:semiHidden="0" w:uiPriority="71" w:unhideWhenUsed="0"/>
-    <w:lsdException w:name="Colorful List Accent 3" w:semiHidden="0" w:uiPriority="72" w:unhideWhenUsed="0"/>
-    <w:lsdException w:name="Colorful Grid Accent 3" w:semiHidden="0" w:uiPriority="73" w:unhideWhenUsed="0"/>
-    <w:lsdException w:name="Light Shading Accent 4" w:semiHidden="0" w:uiPriority="60" w:unhideWhenUsed="0"/>
-    <w:lsdException w:name="Light List Accent 4" w:semiHidden="0" w:uiPriority="61" w:unhideWhenUsed="0"/>
-    <w:lsdException w:name="Light Grid Accent 4" w:semiHidden="0" w:uiPriority="62" w:unhideWhenUsed="0"/>
-    <w:lsdException w:name="Medium Shading 1 Accent 4" w:semiHidden="0" w:uiPriority="63" w:unhideWhenUsed="0"/>
-    <w:lsdException w:name="Medium Shading 2 Accent 4" w:semiHidden="0" w:uiPriority="64" w:unhideWhenUsed="0"/>
-    <w:lsdException w:name="Medium List 1 Accent 4" w:semiHidden="0" w:uiPriority="65" w:unhideWhenUsed="0"/>
-    <w:lsdException w:name="Medium List 2 Accent 4" w:semiHidden="0" w:uiPriority="66" w:unhideWhenUsed="0"/>
-    <w:lsdException w:name="Medium Grid 1 Accent 4" w:semiHidden="0" w:uiPriority="67" w:unhideWhenUsed="0"/>
-    <w:lsdException w:name="Medium Grid 2 Accent 4" w:semiHidden="0" w:uiPriority="68" w:unhideWhenUsed="0"/>
-    <w:lsdException w:name="Medium Grid 3 Accent 4" w:semiHidden="0" w:uiPriority="69" w:unhideWhenUsed="0"/>
-    <w:lsdException w:name="Dark List Accent 4" w:semiHidden="0" w:uiPriority="70" w:unhideWhenUsed="0"/>
-    <w:lsdException w:name="Colorful Shading Accent 4" w:semiHidden="0" w:uiPriority="71" w:unhideWhenUsed="0"/>
-    <w:lsdException w:name="Colorful List Accent 4" w:semiHidden="0" w:uiPriority="72" w:unhideWhenUsed="0"/>
-    <w:lsdException w:name="Colorful Grid Accent 4" w:semiHidden="0" w:uiPriority="73" w:unhideWhenUsed="0"/>
-    <w:lsdException w:name="Light Shading Accent 5" w:semiHidden="0" w:uiPriority="60" w:unhideWhenUsed="0"/>
-    <w:lsdException w:name="Light List Accent 5" w:semiHidden="0" w:uiPriority="61" w:unhideWhenUsed="0"/>
-    <w:lsdException w:name="Light Grid Accent 5" w:semiHidden="0" w:uiPriority="62" w:unhideWhenUsed="0"/>
-    <w:lsdException w:name="Medium Shading 1 Accent 5" w:semiHidden="0" w:uiPriority="63" w:unhideWhenUsed="0"/>
-    <w:lsdException w:name="Medium Shading 2 Accent 5" w:semiHidden="0" w:uiPriority="64" w:unhideWhenUsed="0"/>
-    <w:lsdException w:name="Medium List 1 Accent 5" w:semiHidden="0" w:uiPriority="65" w:unhideWhenUsed="0"/>
-    <w:lsdException w:name="Medium List 2 Accent 5" w:semiHidden="0" w:uiPriority="66" w:unhideWhenUsed="0"/>
-    <w:lsdException w:name="Medium Grid 1 Accent 5" w:semiHidden="0" w:uiPriority="67" w:unhideWhenUsed="0"/>
-    <w:lsdException w:name="Medium Grid 2 Accent 5" w:semiHidden="0" w:uiPriority="68" w:unhideWhenUsed="0"/>
-    <w:lsdException w:name="Medium Grid 3 Accent 5" w:semiHidden="0" w:uiPriority="69" w:unhideWhenUsed="0"/>
-    <w:lsdException w:name="Dark List Accent 5" w:semiHidden="0" w:uiPriority="70" w:unhideWhenUsed="0"/>
-    <w:lsdException w:name="Colorful Shading Accent 5" w:semiHidden="0" w:uiPriority="71" w:unhideWhenUsed="0"/>
-    <w:lsdException w:name="Colorful List Accent 5" w:semiHidden="0" w:uiPriority="72" w:unhideWhenUsed="0"/>
-    <w:lsdException w:name="Colorful Grid Accent 5" w:semiHidden="0" w:uiPriority="73" w:unhideWhenUsed="0"/>
-    <w:lsdException w:name="Light Shading Accent 6" w:semiHidden="0" w:uiPriority="60" w:unhideWhenUsed="0"/>
-    <w:lsdException w:name="Light List Accent 6" w:semiHidden="0" w:uiPriority="61" w:unhideWhenUsed="0"/>
-    <w:lsdException w:name="Light Grid Accent 6" w:semiHidden="0" w:uiPriority="62" w:unhideWhenUsed="0"/>
-    <w:lsdException w:name="Medium Shading 1 Accent 6" w:semiHidden="0" w:uiPriority="63" w:unhideWhenUsed="0"/>
-    <w:lsdException w:name="Medium Shading 2 Accent 6" w:semiHidden="0" w:uiPriority="64" w:unhideWhenUsed="0"/>
-    <w:lsdException w:name="Medium List 1 Accent 6" w:semiHidden="0" w:uiPriority="65" w:unhideWhenUsed="0"/>
-    <w:lsdException w:name="Medium List 2 Accent 6" w:semiHidden="0" w:uiPriority="66" w:unhideWhenUsed="0"/>
-    <w:lsdException w:name="Medium Grid 1 Accent 6" w:semiHidden="0" w:uiPriority="67" w:unhideWhenUsed="0"/>
-    <w:lsdException w:name="Medium Grid 2 Accent 6" w:semiHidden="0" w:uiPriority="68" w:unhideWhenUsed="0"/>
-    <w:lsdException w:name="Medium Grid 3 Accent 6" w:semiHidden="0" w:uiPriority="69" w:unhideWhenUsed="0"/>
-    <w:lsdException w:name="Dark List Accent 6" w:semiHidden="0" w:uiPriority="70" w:unhideWhenUsed="0"/>
-    <w:lsdException w:name="Colorful Shading Accent 6" w:semiHidden="0" w:uiPriority="71" w:unhideWhenUsed="0"/>
-    <w:lsdException w:name="Colorful List Accent 6" w:semiHidden="0" w:uiPriority="72" w:unhideWhenUsed="0"/>
-    <w:lsdException w:name="Colorful Grid Accent 6" w:semiHidden="0" w:uiPriority="73" w:unhideWhenUsed="0"/>
+  <w:latentStyles w:count="260" w:defQFormat="0" w:defUnhideWhenUsed="1" w:defSemiHidden="1" w:defUIPriority="99" w:defLockedState="0">
+    <w:lsdException w:qFormat="1" w:unhideWhenUsed="0" w:uiPriority="0" w:semiHidden="0" w:name="Normal"/>
+    <w:lsdException w:qFormat="1" w:unhideWhenUsed="0" w:uiPriority="0" w:semiHidden="0" w:name="heading 1"/>
+    <w:lsdException w:qFormat="1" w:uiPriority="0" w:semiHidden="0" w:name="heading 2"/>
+    <w:lsdException w:qFormat="1" w:uiPriority="0" w:name="heading 3"/>
+    <w:lsdException w:qFormat="1" w:uiPriority="0" w:semiHidden="0" w:name="heading 4"/>
+    <w:lsdException w:qFormat="1" w:uiPriority="0" w:name="heading 5"/>
+    <w:lsdException w:qFormat="1" w:uiPriority="0" w:name="heading 6"/>
+    <w:lsdException w:qFormat="1" w:uiPriority="0" w:name="heading 7"/>
+    <w:lsdException w:qFormat="1" w:uiPriority="0" w:name="heading 8"/>
+    <w:lsdException w:qFormat="1" w:uiPriority="0" w:name="heading 9"/>
+    <w:lsdException w:unhideWhenUsed="0" w:uiPriority="0" w:semiHidden="0" w:name="index 1"/>
+    <w:lsdException w:unhideWhenUsed="0" w:uiPriority="0" w:semiHidden="0" w:name="index 2"/>
+    <w:lsdException w:unhideWhenUsed="0" w:uiPriority="0" w:semiHidden="0" w:name="index 3"/>
+    <w:lsdException w:unhideWhenUsed="0" w:uiPriority="0" w:semiHidden="0" w:name="index 4"/>
+    <w:lsdException w:unhideWhenUsed="0" w:uiPriority="0" w:semiHidden="0" w:name="index 5"/>
+    <w:lsdException w:unhideWhenUsed="0" w:uiPriority="0" w:semiHidden="0" w:name="index 6"/>
+    <w:lsdException w:unhideWhenUsed="0" w:uiPriority="0" w:semiHidden="0" w:name="index 7"/>
+    <w:lsdException w:unhideWhenUsed="0" w:uiPriority="0" w:semiHidden="0" w:name="index 8"/>
+    <w:lsdException w:unhideWhenUsed="0" w:uiPriority="0" w:semiHidden="0" w:name="index 9"/>
+    <w:lsdException w:qFormat="1" w:unhideWhenUsed="0" w:uiPriority="0" w:semiHidden="0" w:name="toc 1"/>
+    <w:lsdException w:qFormat="1" w:unhideWhenUsed="0" w:uiPriority="0" w:semiHidden="0" w:name="toc 2"/>
+    <w:lsdException w:qFormat="1" w:unhideWhenUsed="0" w:uiPriority="0" w:semiHidden="0" w:name="toc 3"/>
+    <w:lsdException w:unhideWhenUsed="0" w:uiPriority="0" w:semiHidden="0" w:name="toc 4"/>
+    <w:lsdException w:unhideWhenUsed="0" w:uiPriority="0" w:semiHidden="0" w:name="toc 5"/>
+    <w:lsdException w:unhideWhenUsed="0" w:uiPriority="0" w:semiHidden="0" w:name="toc 6"/>
+    <w:lsdException w:unhideWhenUsed="0" w:uiPriority="0" w:semiHidden="0" w:name="toc 7"/>
+    <w:lsdException w:unhideWhenUsed="0" w:uiPriority="0" w:semiHidden="0" w:name="toc 8"/>
+    <w:lsdException w:unhideWhenUsed="0" w:uiPriority="0" w:semiHidden="0" w:name="toc 9"/>
+    <w:lsdException w:unhideWhenUsed="0" w:uiPriority="0" w:semiHidden="0" w:name="Normal Indent"/>
+    <w:lsdException w:unhideWhenUsed="0" w:uiPriority="0" w:semiHidden="0" w:name="footnote text"/>
+    <w:lsdException w:qFormat="1" w:unhideWhenUsed="0" w:uiPriority="0" w:semiHidden="0" w:name="annotation text"/>
+    <w:lsdException w:qFormat="1" w:unhideWhenUsed="0" w:uiPriority="0" w:semiHidden="0" w:name="header"/>
+    <w:lsdException w:qFormat="1" w:unhideWhenUsed="0" w:uiPriority="0" w:semiHidden="0" w:name="footer"/>
+    <w:lsdException w:unhideWhenUsed="0" w:uiPriority="0" w:semiHidden="0" w:name="index heading"/>
+    <w:lsdException w:qFormat="1" w:uiPriority="0" w:name="caption"/>
+    <w:lsdException w:unhideWhenUsed="0" w:uiPriority="0" w:semiHidden="0" w:name="table of figures"/>
+    <w:lsdException w:unhideWhenUsed="0" w:uiPriority="0" w:semiHidden="0" w:name="envelope address"/>
+    <w:lsdException w:unhideWhenUsed="0" w:uiPriority="0" w:semiHidden="0" w:name="envelope return"/>
+    <w:lsdException w:unhideWhenUsed="0" w:uiPriority="0" w:semiHidden="0" w:name="footnote reference"/>
+    <w:lsdException w:unhideWhenUsed="0" w:uiPriority="0" w:semiHidden="0" w:name="annotation reference"/>
+    <w:lsdException w:unhideWhenUsed="0" w:uiPriority="0" w:semiHidden="0" w:name="line number"/>
+    <w:lsdException w:unhideWhenUsed="0" w:uiPriority="0" w:semiHidden="0" w:name="page number"/>
+    <w:lsdException w:unhideWhenUsed="0" w:uiPriority="0" w:semiHidden="0" w:name="endnote reference"/>
+    <w:lsdException w:unhideWhenUsed="0" w:uiPriority="0" w:semiHidden="0" w:name="endnote text"/>
+    <w:lsdException w:unhideWhenUsed="0" w:uiPriority="0" w:semiHidden="0" w:name="table of authorities"/>
+    <w:lsdException w:unhideWhenUsed="0" w:uiPriority="0" w:semiHidden="0" w:name="macro"/>
+    <w:lsdException w:unhideWhenUsed="0" w:uiPriority="0" w:semiHidden="0" w:name="toa heading"/>
+    <w:lsdException w:unhideWhenUsed="0" w:uiPriority="0" w:semiHidden="0" w:name="List"/>
+    <w:lsdException w:unhideWhenUsed="0" w:uiPriority="0" w:semiHidden="0" w:name="List Bullet"/>
+    <w:lsdException w:unhideWhenUsed="0" w:uiPriority="0" w:semiHidden="0" w:name="List Number"/>
+    <w:lsdException w:unhideWhenUsed="0" w:uiPriority="0" w:semiHidden="0" w:name="List 2"/>
+    <w:lsdException w:unhideWhenUsed="0" w:uiPriority="0" w:semiHidden="0" w:name="List 3"/>
+    <w:lsdException w:unhideWhenUsed="0" w:uiPriority="0" w:semiHidden="0" w:name="List 4"/>
+    <w:lsdException w:unhideWhenUsed="0" w:uiPriority="0" w:semiHidden="0" w:name="List 5"/>
+    <w:lsdException w:unhideWhenUsed="0" w:uiPriority="0" w:semiHidden="0" w:name="List Bullet 2"/>
+    <w:lsdException w:unhideWhenUsed="0" w:uiPriority="0" w:semiHidden="0" w:name="List Bullet 3"/>
+    <w:lsdException w:unhideWhenUsed="0" w:uiPriority="0" w:semiHidden="0" w:name="List Bullet 4"/>
+    <w:lsdException w:unhideWhenUsed="0" w:uiPriority="0" w:semiHidden="0" w:name="List Bullet 5"/>
+    <w:lsdException w:unhideWhenUsed="0" w:uiPriority="0" w:semiHidden="0" w:name="List Number 2"/>
+    <w:lsdException w:unhideWhenUsed="0" w:uiPriority="0" w:semiHidden="0" w:name="List Number 3"/>
+    <w:lsdException w:unhideWhenUsed="0" w:uiPriority="0" w:semiHidden="0" w:name="List Number 4"/>
+    <w:lsdException w:unhideWhenUsed="0" w:uiPriority="0" w:semiHidden="0" w:name="List Number 5"/>
+    <w:lsdException w:qFormat="1" w:unhideWhenUsed="0" w:uiPriority="0" w:semiHidden="0" w:name="Title"/>
+    <w:lsdException w:unhideWhenUsed="0" w:uiPriority="0" w:semiHidden="0" w:name="Closing"/>
+    <w:lsdException w:unhideWhenUsed="0" w:uiPriority="0" w:semiHidden="0" w:name="Signature"/>
+    <w:lsdException w:qFormat="1" w:unhideWhenUsed="0" w:uiPriority="0" w:name="Default Paragraph Font"/>
+    <w:lsdException w:qFormat="1" w:unhideWhenUsed="0" w:uiPriority="0" w:name="Body Text"/>
+    <w:lsdException w:unhideWhenUsed="0" w:uiPriority="0" w:semiHidden="0" w:name="Body Text Indent"/>
+    <w:lsdException w:unhideWhenUsed="0" w:uiPriority="0" w:semiHidden="0" w:name="List Continue"/>
+    <w:lsdException w:unhideWhenUsed="0" w:uiPriority="0" w:semiHidden="0" w:name="List Continue 2"/>
+    <w:lsdException w:unhideWhenUsed="0" w:uiPriority="0" w:semiHidden="0" w:name="List Continue 3"/>
+    <w:lsdException w:unhideWhenUsed="0" w:uiPriority="0" w:semiHidden="0" w:name="List Continue 4"/>
+    <w:lsdException w:unhideWhenUsed="0" w:uiPriority="0" w:semiHidden="0" w:name="List Continue 5"/>
+    <w:lsdException w:unhideWhenUsed="0" w:uiPriority="0" w:semiHidden="0" w:name="Message Header"/>
+    <w:lsdException w:qFormat="1" w:unhideWhenUsed="0" w:uiPriority="0" w:semiHidden="0" w:name="Subtitle"/>
+    <w:lsdException w:unhideWhenUsed="0" w:uiPriority="0" w:semiHidden="0" w:name="Salutation"/>
+    <w:lsdException w:unhideWhenUsed="0" w:uiPriority="0" w:semiHidden="0" w:name="Date"/>
+    <w:lsdException w:unhideWhenUsed="0" w:uiPriority="0" w:semiHidden="0" w:name="Body Text First Indent"/>
+    <w:lsdException w:unhideWhenUsed="0" w:uiPriority="0" w:semiHidden="0" w:name="Body Text First Indent 2"/>
+    <w:lsdException w:uiPriority="99" w:name="Note Heading"/>
+    <w:lsdException w:unhideWhenUsed="0" w:uiPriority="0" w:semiHidden="0" w:name="Body Text 2"/>
+    <w:lsdException w:unhideWhenUsed="0" w:uiPriority="0" w:semiHidden="0" w:name="Body Text 3"/>
+    <w:lsdException w:unhideWhenUsed="0" w:uiPriority="0" w:semiHidden="0" w:name="Body Text Indent 2"/>
+    <w:lsdException w:unhideWhenUsed="0" w:uiPriority="0" w:semiHidden="0" w:name="Body Text Indent 3"/>
+    <w:lsdException w:unhideWhenUsed="0" w:uiPriority="0" w:semiHidden="0" w:name="Block Text"/>
+    <w:lsdException w:unhideWhenUsed="0" w:uiPriority="0" w:semiHidden="0" w:name="Hyperlink"/>
+    <w:lsdException w:unhideWhenUsed="0" w:uiPriority="0" w:semiHidden="0" w:name="FollowedHyperlink"/>
+    <w:lsdException w:qFormat="1" w:unhideWhenUsed="0" w:uiPriority="0" w:semiHidden="0" w:name="Strong"/>
+    <w:lsdException w:qFormat="1" w:unhideWhenUsed="0" w:uiPriority="0" w:semiHidden="0" w:name="Emphasis"/>
+    <w:lsdException w:unhideWhenUsed="0" w:uiPriority="0" w:semiHidden="0" w:name="Document Map"/>
+    <w:lsdException w:unhideWhenUsed="0" w:uiPriority="0" w:semiHidden="0" w:name="Plain Text"/>
+    <w:lsdException w:unhideWhenUsed="0" w:uiPriority="0" w:semiHidden="0" w:name="E-mail Signature"/>
+    <w:lsdException w:qFormat="1" w:unhideWhenUsed="0" w:uiPriority="0" w:semiHidden="0" w:name="Normal (Web)"/>
+    <w:lsdException w:unhideWhenUsed="0" w:uiPriority="0" w:semiHidden="0" w:name="HTML Acronym"/>
+    <w:lsdException w:unhideWhenUsed="0" w:uiPriority="0" w:semiHidden="0" w:name="HTML Address"/>
+    <w:lsdException w:unhideWhenUsed="0" w:uiPriority="0" w:semiHidden="0" w:name="HTML Cite"/>
+    <w:lsdException w:unhideWhenUsed="0" w:uiPriority="0" w:semiHidden="0" w:name="HTML Code"/>
+    <w:lsdException w:unhideWhenUsed="0" w:uiPriority="0" w:semiHidden="0" w:name="HTML Definition"/>
+    <w:lsdException w:unhideWhenUsed="0" w:uiPriority="0" w:semiHidden="0" w:name="HTML Keyboard"/>
+    <w:lsdException w:unhideWhenUsed="0" w:uiPriority="0" w:semiHidden="0" w:name="HTML Preformatted"/>
+    <w:lsdException w:unhideWhenUsed="0" w:uiPriority="0" w:semiHidden="0" w:name="HTML Sample"/>
+    <w:lsdException w:unhideWhenUsed="0" w:uiPriority="0" w:semiHidden="0" w:name="HTML Typewriter"/>
+    <w:lsdException w:unhideWhenUsed="0" w:uiPriority="0" w:semiHidden="0" w:name="HTML Variable"/>
+    <w:lsdException w:qFormat="1" w:unhideWhenUsed="0" w:uiPriority="0" w:name="Normal Table"/>
+    <w:lsdException w:unhideWhenUsed="0" w:uiPriority="0" w:semiHidden="0" w:name="annotation subject"/>
+    <w:lsdException w:unhideWhenUsed="0" w:uiPriority="0" w:semiHidden="0" w:name="Table Simple 1"/>
+    <w:lsdException w:unhideWhenUsed="0" w:uiPriority="0" w:semiHidden="0" w:name="Table Simple 2"/>
+    <w:lsdException w:unhideWhenUsed="0" w:uiPriority="0" w:semiHidden="0" w:name="Table Simple 3"/>
+    <w:lsdException w:unhideWhenUsed="0" w:uiPriority="0" w:semiHidden="0" w:name="Table Classic 1"/>
+    <w:lsdException w:unhideWhenUsed="0" w:uiPriority="0" w:semiHidden="0" w:name="Table Classic 2"/>
+    <w:lsdException w:unhideWhenUsed="0" w:uiPriority="0" w:semiHidden="0" w:name="Table Classic 3"/>
+    <w:lsdException w:unhideWhenUsed="0" w:uiPriority="0" w:semiHidden="0" w:name="Table Classic 4"/>
+    <w:lsdException w:unhideWhenUsed="0" w:uiPriority="0" w:semiHidden="0" w:name="Table Colorful 1"/>
+    <w:lsdException w:unhideWhenUsed="0" w:uiPriority="0" w:semiHidden="0" w:name="Table Colorful 2"/>
+    <w:lsdException w:unhideWhenUsed="0" w:uiPriority="0" w:semiHidden="0" w:name="Table Colorful 3"/>
+    <w:lsdException w:unhideWhenUsed="0" w:uiPriority="0" w:semiHidden="0" w:name="Table Columns 1"/>
+    <w:lsdException w:unhideWhenUsed="0" w:uiPriority="0" w:semiHidden="0" w:name="Table Columns 2"/>
+    <w:lsdException w:unhideWhenUsed="0" w:uiPriority="0" w:semiHidden="0" w:name="Table Columns 3"/>
+    <w:lsdException w:unhideWhenUsed="0" w:uiPriority="0" w:semiHidden="0" w:name="Table Columns 4"/>
+    <w:lsdException w:unhideWhenUsed="0" w:uiPriority="0" w:semiHidden="0" w:name="Table Columns 5"/>
+    <w:lsdException w:unhideWhenUsed="0" w:uiPriority="0" w:semiHidden="0" w:name="Table Grid 1"/>
+    <w:lsdException w:unhideWhenUsed="0" w:uiPriority="0" w:semiHidden="0" w:name="Table Grid 2"/>
+    <w:lsdException w:unhideWhenUsed="0" w:uiPriority="0" w:semiHidden="0" w:name="Table Grid 3"/>
+    <w:lsdException w:unhideWhenUsed="0" w:uiPriority="0" w:semiHidden="0" w:name="Table Grid 4"/>
+    <w:lsdException w:unhideWhenUsed="0" w:uiPriority="0" w:semiHidden="0" w:name="Table Grid 5"/>
+    <w:lsdException w:unhideWhenUsed="0" w:uiPriority="0" w:semiHidden="0" w:name="Table Grid 6"/>
+    <w:lsdException w:unhideWhenUsed="0" w:uiPriority="0" w:semiHidden="0" w:name="Table Grid 7"/>
+    <w:lsdException w:unhideWhenUsed="0" w:uiPriority="0" w:semiHidden="0" w:name="Table Grid 8"/>
+    <w:lsdException w:unhideWhenUsed="0" w:uiPriority="0" w:semiHidden="0" w:name="Table List 1"/>
+    <w:lsdException w:unhideWhenUsed="0" w:uiPriority="0" w:semiHidden="0" w:name="Table List 2"/>
+    <w:lsdException w:unhideWhenUsed="0" w:uiPriority="0" w:semiHidden="0" w:name="Table List 3"/>
+    <w:lsdException w:unhideWhenUsed="0" w:uiPriority="0" w:semiHidden="0" w:name="Table List 4"/>
+    <w:lsdException w:unhideWhenUsed="0" w:uiPriority="0" w:semiHidden="0" w:name="Table List 5"/>
+    <w:lsdException w:unhideWhenUsed="0" w:uiPriority="0" w:semiHidden="0" w:name="Table List 6"/>
+    <w:lsdException w:unhideWhenUsed="0" w:uiPriority="0" w:semiHidden="0" w:name="Table List 7"/>
+    <w:lsdException w:unhideWhenUsed="0" w:uiPriority="0" w:semiHidden="0" w:name="Table List 8"/>
+    <w:lsdException w:unhideWhenUsed="0" w:uiPriority="0" w:semiHidden="0" w:name="Table 3D effects 1"/>
+    <w:lsdException w:unhideWhenUsed="0" w:uiPriority="0" w:semiHidden="0" w:name="Table 3D effects 2"/>
+    <w:lsdException w:unhideWhenUsed="0" w:uiPriority="0" w:semiHidden="0" w:name="Table 3D effects 3"/>
+    <w:lsdException w:unhideWhenUsed="0" w:uiPriority="0" w:semiHidden="0" w:name="Table Contemporary"/>
+    <w:lsdException w:unhideWhenUsed="0" w:uiPriority="0" w:semiHidden="0" w:name="Table Elegant"/>
+    <w:lsdException w:unhideWhenUsed="0" w:uiPriority="0" w:semiHidden="0" w:name="Table Professional"/>
+    <w:lsdException w:unhideWhenUsed="0" w:uiPriority="0" w:semiHidden="0" w:name="Table Subtle 1"/>
+    <w:lsdException w:unhideWhenUsed="0" w:uiPriority="0" w:semiHidden="0" w:name="Table Subtle 2"/>
+    <w:lsdException w:unhideWhenUsed="0" w:uiPriority="0" w:semiHidden="0" w:name="Table Web 1"/>
+    <w:lsdException w:unhideWhenUsed="0" w:uiPriority="0" w:semiHidden="0" w:name="Table Web 2"/>
+    <w:lsdException w:unhideWhenUsed="0" w:uiPriority="0" w:semiHidden="0" w:name="Table Web 3"/>
+    <w:lsdException w:unhideWhenUsed="0" w:uiPriority="0" w:semiHidden="0" w:name="Balloon Text"/>
+    <w:lsdException w:qFormat="1" w:unhideWhenUsed="0" w:uiPriority="0" w:semiHidden="0" w:name="Table Grid"/>
+    <w:lsdException w:unhideWhenUsed="0" w:uiPriority="0" w:semiHidden="0" w:name="Table Theme"/>
+    <w:lsdException w:unhideWhenUsed="0" w:uiPriority="60" w:semiHidden="0" w:name="Light Shading"/>
+    <w:lsdException w:unhideWhenUsed="0" w:uiPriority="61" w:semiHidden="0" w:name="Light List"/>
+    <w:lsdException w:unhideWhenUsed="0" w:uiPriority="62" w:semiHidden="0" w:name="Light Grid"/>
+    <w:lsdException w:unhideWhenUsed="0" w:uiPriority="63" w:semiHidden="0" w:name="Medium Shading 1"/>
+    <w:lsdException w:unhideWhenUsed="0" w:uiPriority="64" w:semiHidden="0" w:name="Medium Shading 2"/>
+    <w:lsdException w:unhideWhenUsed="0" w:uiPriority="65" w:semiHidden="0" w:name="Medium List 1"/>
+    <w:lsdException w:unhideWhenUsed="0" w:uiPriority="66" w:semiHidden="0" w:name="Medium List 2"/>
+    <w:lsdException w:unhideWhenUsed="0" w:uiPriority="67" w:semiHidden="0" w:name="Medium Grid 1"/>
+    <w:lsdException w:unhideWhenUsed="0" w:uiPriority="68" w:semiHidden="0" w:name="Medium Grid 2"/>
+    <w:lsdException w:unhideWhenUsed="0" w:uiPriority="69" w:semiHidden="0" w:name="Medium Grid 3"/>
+    <w:lsdException w:unhideWhenUsed="0" w:uiPriority="70" w:semiHidden="0" w:name="Dark List"/>
+    <w:lsdException w:unhideWhenUsed="0" w:uiPriority="71" w:semiHidden="0" w:name="Colorful Shading"/>
+    <w:lsdException w:unhideWhenUsed="0" w:uiPriority="72" w:semiHidden="0" w:name="Colorful List"/>
+    <w:lsdException w:unhideWhenUsed="0" w:uiPriority="73" w:semiHidden="0" w:name="Colorful Grid"/>
+    <w:lsdException w:unhideWhenUsed="0" w:uiPriority="60" w:semiHidden="0" w:name="Light Shading Accent 1"/>
+    <w:lsdException w:unhideWhenUsed="0" w:uiPriority="61" w:semiHidden="0" w:name="Light List Accent 1"/>
+    <w:lsdException w:unhideWhenUsed="0" w:uiPriority="62" w:semiHidden="0" w:name="Light Grid Accent 1"/>
+    <w:lsdException w:unhideWhenUsed="0" w:uiPriority="63" w:semiHidden="0" w:name="Medium Shading 1 Accent 1"/>
+    <w:lsdException w:unhideWhenUsed="0" w:uiPriority="64" w:semiHidden="0" w:name="Medium Shading 2 Accent 1"/>
+    <w:lsdException w:unhideWhenUsed="0" w:uiPriority="65" w:semiHidden="0" w:name="Medium List 1 Accent 1"/>
+    <w:lsdException w:unhideWhenUsed="0" w:uiPriority="66" w:semiHidden="0" w:name="Medium List 2 Accent 1"/>
+    <w:lsdException w:unhideWhenUsed="0" w:uiPriority="67" w:semiHidden="0" w:name="Medium Grid 1 Accent 1"/>
+    <w:lsdException w:unhideWhenUsed="0" w:uiPriority="68" w:semiHidden="0" w:name="Medium Grid 2 Accent 1"/>
+    <w:lsdException w:unhideWhenUsed="0" w:uiPriority="69" w:semiHidden="0" w:name="Medium Grid 3 Accent 1"/>
+    <w:lsdException w:unhideWhenUsed="0" w:uiPriority="70" w:semiHidden="0" w:name="Dark List Accent 1"/>
+    <w:lsdException w:unhideWhenUsed="0" w:uiPriority="71" w:semiHidden="0" w:name="Colorful Shading Accent 1"/>
+    <w:lsdException w:unhideWhenUsed="0" w:uiPriority="72" w:semiHidden="0" w:name="Colorful List Accent 1"/>
+    <w:lsdException w:unhideWhenUsed="0" w:uiPriority="73" w:semiHidden="0" w:name="Colorful Grid Accent 1"/>
+    <w:lsdException w:unhideWhenUsed="0" w:uiPriority="60" w:semiHidden="0" w:name="Light Shading Accent 2"/>
+    <w:lsdException w:unhideWhenUsed="0" w:uiPriority="61" w:semiHidden="0" w:name="Light List Accent 2"/>
+    <w:lsdException w:unhideWhenUsed="0" w:uiPriority="62" w:semiHidden="0" w:name="Light Grid Accent 2"/>
+    <w:lsdException w:unhideWhenUsed="0" w:uiPriority="63" w:semiHidden="0" w:name="Medium Shading 1 Accent 2"/>
+    <w:lsdException w:unhideWhenUsed="0" w:uiPriority="64" w:semiHidden="0" w:name="Medium Shading 2 Accent 2"/>
+    <w:lsdException w:unhideWhenUsed="0" w:uiPriority="65" w:semiHidden="0" w:name="Medium List 1 Accent 2"/>
+    <w:lsdException w:unhideWhenUsed="0" w:uiPriority="66" w:semiHidden="0" w:name="Medium List 2 Accent 2"/>
+    <w:lsdException w:unhideWhenUsed="0" w:uiPriority="67" w:semiHidden="0" w:name="Medium Grid 1 Accent 2"/>
+    <w:lsdException w:unhideWhenUsed="0" w:uiPriority="68" w:semiHidden="0" w:name="Medium Grid 2 Accent 2"/>
+    <w:lsdException w:unhideWhenUsed="0" w:uiPriority="69" w:semiHidden="0" w:name="Medium Grid 3 Accent 2"/>
+    <w:lsdException w:unhideWhenUsed="0" w:uiPriority="70" w:semiHidden="0" w:name="Dark List Accent 2"/>
+    <w:lsdException w:unhideWhenUsed="0" w:uiPriority="71" w:semiHidden="0" w:name="Colorful Shading Accent 2"/>
+    <w:lsdException w:unhideWhenUsed="0" w:uiPriority="72" w:semiHidden="0" w:name="Colorful List Accent 2"/>
+    <w:lsdException w:unhideWhenUsed="0" w:uiPriority="73" w:semiHidden="0" w:name="Colorful Grid Accent 2"/>
+    <w:lsdException w:unhideWhenUsed="0" w:uiPriority="60" w:semiHidden="0" w:name="Light Shading Accent 3"/>
+    <w:lsdException w:unhideWhenUsed="0" w:uiPriority="61" w:semiHidden="0" w:name="Light List Accent 3"/>
+    <w:lsdException w:unhideWhenUsed="0" w:uiPriority="62" w:semiHidden="0" w:name="Light Grid Accent 3"/>
+    <w:lsdException w:unhideWhenUsed="0" w:uiPriority="63" w:semiHidden="0" w:name="Medium Shading 1 Accent 3"/>
+    <w:lsdException w:unhideWhenUsed="0" w:uiPriority="64" w:semiHidden="0" w:name="Medium Shading 2 Accent 3"/>
+    <w:lsdException w:unhideWhenUsed="0" w:uiPriority="65" w:semiHidden="0" w:name="Medium List 1 Accent 3"/>
+    <w:lsdException w:unhideWhenUsed="0" w:uiPriority="66" w:semiHidden="0" w:name="Medium List 2 Accent 3"/>
+    <w:lsdException w:unhideWhenUsed="0" w:uiPriority="67" w:semiHidden="0" w:name="Medium Grid 1 Accent 3"/>
+    <w:lsdException w:unhideWhenUsed="0" w:uiPriority="68" w:semiHidden="0" w:name="Medium Grid 2 Accent 3"/>
+    <w:lsdException w:unhideWhenUsed="0" w:uiPriority="69" w:semiHidden="0" w:name="Medium Grid 3 Accent 3"/>
+    <w:lsdException w:unhideWhenUsed="0" w:uiPriority="70" w:semiHidden="0" w:name="Dark List Accent 3"/>
+    <w:lsdException w:unhideWhenUsed="0" w:uiPriority="71" w:semiHidden="0" w:name="Colorful Shading Accent 3"/>
+    <w:lsdException w:unhideWhenUsed="0" w:uiPriority="72" w:semiHidden="0" w:name="Colorful List Accent 3"/>
+    <w:lsdException w:unhideWhenUsed="0" w:uiPriority="73" w:semiHidden="0" w:name="Colorful Grid Accent 3"/>
+    <w:lsdException w:unhideWhenUsed="0" w:uiPriority="60" w:semiHidden="0" w:name="Light Shading Accent 4"/>
+    <w:lsdException w:unhideWhenUsed="0" w:uiPriority="61" w:semiHidden="0" w:name="Light List Accent 4"/>
+    <w:lsdException w:unhideWhenUsed="0" w:uiPriority="62" w:semiHidden="0" w:name="Light Grid Accent 4"/>
+    <w:lsdException w:unhideWhenUsed="0" w:uiPriority="63" w:semiHidden="0" w:name="Medium Shading 1 Accent 4"/>
+    <w:lsdException w:unhideWhenUsed="0" w:uiPriority="64" w:semiHidden="0" w:name="Medium Shading 2 Accent 4"/>
+    <w:lsdException w:unhideWhenUsed="0" w:uiPriority="65" w:semiHidden="0" w:name="Medium List 1 Accent 4"/>
+    <w:lsdException w:unhideWhenUsed="0" w:uiPriority="66" w:semiHidden="0" w:name="Medium List 2 Accent 4"/>
+    <w:lsdException w:unhideWhenUsed="0" w:uiPriority="67" w:semiHidden="0" w:name="Medium Grid 1 Accent 4"/>
+    <w:lsdException w:unhideWhenUsed="0" w:uiPriority="68" w:semiHidden="0" w:name="Medium Grid 2 Accent 4"/>
+    <w:lsdException w:unhideWhenUsed="0" w:uiPriority="69" w:semiHidden="0" w:name="Medium Grid 3 Accent 4"/>
+    <w:lsdException w:unhideWhenUsed="0" w:uiPriority="70" w:semiHidden="0" w:name="Dark List Accent 4"/>
+    <w:lsdException w:unhideWhenUsed="0" w:uiPriority="71" w:semiHidden="0" w:name="Colorful Shading Accent 4"/>
+    <w:lsdException w:unhideWhenUsed="0" w:uiPriority="72" w:semiHidden="0" w:name="Colorful List Accent 4"/>
+    <w:lsdException w:unhideWhenUsed="0" w:uiPriority="73" w:semiHidden="0" w:name="Colorful Grid Accent 4"/>
+    <w:lsdException w:unhideWhenUsed="0" w:uiPriority="60" w:semiHidden="0" w:name="Light Shading Accent 5"/>
+    <w:lsdException w:unhideWhenUsed="0" w:uiPriority="61" w:semiHidden="0" w:name="Light List Accent 5"/>
+    <w:lsdException w:unhideWhenUsed="0" w:uiPriority="62" w:semiHidden="0" w:name="Light Grid Accent 5"/>
+    <w:lsdException w:unhideWhenUsed="0" w:uiPriority="63" w:semiHidden="0" w:name="Medium Shading 1 Accent 5"/>
+    <w:lsdException w:unhideWhenUsed="0" w:uiPriority="64" w:semiHidden="0" w:name="Medium Shading 2 Accent 5"/>
+    <w:lsdException w:unhideWhenUsed="0" w:uiPriority="65" w:semiHidden="0" w:name="Medium List 1 Accent 5"/>
+    <w:lsdException w:unhideWhenUsed="0" w:uiPriority="66" w:semiHidden="0" w:name="Medium List 2 Accent 5"/>
+    <w:lsdException w:unhideWhenUsed="0" w:uiPriority="67" w:semiHidden="0" w:name="Medium Grid 1 Accent 5"/>
+    <w:lsdException w:unhideWhenUsed="0" w:uiPriority="68" w:semiHidden="0" w:name="Medium Grid 2 Accent 5"/>
+    <w:lsdException w:unhideWhenUsed="0" w:uiPriority="69" w:semiHidden="0" w:name="Medium Grid 3 Accent 5"/>
+    <w:lsdException w:unhideWhenUsed="0" w:uiPriority="70" w:semiHidden="0" w:name="Dark List Accent 5"/>
+    <w:lsdException w:unhideWhenUsed="0" w:uiPriority="71" w:semiHidden="0" w:name="Colorful Shading Accent 5"/>
+    <w:lsdException w:unhideWhenUsed="0" w:uiPriority="72" w:semiHidden="0" w:name="Colorful List Accent 5"/>
+    <w:lsdException w:unhideWhenUsed="0" w:uiPriority="73" w:semiHidden="0" w:name="Colorful Grid Accent 5"/>
+    <w:lsdException w:unhideWhenUsed="0" w:uiPriority="60" w:semiHidden="0" w:name="Light Shading Accent 6"/>
+    <w:lsdException w:unhideWhenUsed="0" w:uiPriority="61" w:semiHidden="0" w:name="Light List Accent 6"/>
+    <w:lsdException w:unhideWhenUsed="0" w:uiPriority="62" w:semiHidden="0" w:name="Light Grid Accent 6"/>
+    <w:lsdException w:unhideWhenUsed="0" w:uiPriority="63" w:semiHidden="0" w:name="Medium Shading 1 Accent 6"/>
+    <w:lsdException w:unhideWhenUsed="0" w:uiPriority="64" w:semiHidden="0" w:name="Medium Shading 2 Accent 6"/>
+    <w:lsdException w:unhideWhenUsed="0" w:uiPriority="65" w:semiHidden="0" w:name="Medium List 1 Accent 6"/>
+    <w:lsdException w:unhideWhenUsed="0" w:uiPriority="66" w:semiHidden="0" w:name="Medium List 2 Accent 6"/>
+    <w:lsdException w:unhideWhenUsed="0" w:uiPriority="67" w:semiHidden="0" w:name="Medium Grid 1 Accent 6"/>
+    <w:lsdException w:unhideWhenUsed="0" w:uiPriority="68" w:semiHidden="0" w:name="Medium Grid 2 Accent 6"/>
+    <w:lsdException w:unhideWhenUsed="0" w:uiPriority="69" w:semiHidden="0" w:name="Medium Grid 3 Accent 6"/>
+    <w:lsdException w:unhideWhenUsed="0" w:uiPriority="70" w:semiHidden="0" w:name="Dark List Accent 6"/>
+    <w:lsdException w:unhideWhenUsed="0" w:uiPriority="71" w:semiHidden="0" w:name="Colorful Shading Accent 6"/>
+    <w:lsdException w:unhideWhenUsed="0" w:uiPriority="72" w:semiHidden="0" w:name="Colorful List Accent 6"/>
+    <w:lsdException w:unhideWhenUsed="0" w:uiPriority="73" w:semiHidden="0" w:name="Colorful Grid Accent 6"/>
   </w:latentStyles>
-  <w:style w:type="paragraph" w:default="1" w:styleId="Normal">
+  <w:style w:type="paragraph" w:default="1" w:styleId="1">
     <w:name w:val="Normal"/>
     <w:qFormat/>
+    <w:uiPriority w:val="0"/>
     <w:pPr>
       <w:kinsoku w:val="0"/>
       <w:autoSpaceDE w:val="0"/>
@@ -7459,7 +7546,7 @@
       <w:textAlignment w:val="baseline"/>
     </w:pPr>
     <w:rPr>
-      <w:rFonts w:ascii="Arial" w:eastAsia="宋体" w:hAnsi="Arial" w:cs="Arial"/>
+      <w:rFonts w:ascii="Arial" w:hAnsi="Arial" w:eastAsia="宋体" w:cs="Arial"/>
       <w:snapToGrid w:val="0"/>
       <w:color w:val="000000"/>
       <w:kern w:val="0"/>
@@ -7468,11 +7555,12 @@
       <w:lang w:val="en-US" w:eastAsia="en-US" w:bidi="ar-SA"/>
     </w:rPr>
   </w:style>
-  <w:style w:type="paragraph" w:styleId="Heading1">
+  <w:style w:type="paragraph" w:styleId="2">
     <w:name w:val="heading 1"/>
-    <w:basedOn w:val="Normal"/>
-    <w:next w:val="Normal"/>
+    <w:basedOn w:val="1"/>
+    <w:next w:val="1"/>
     <w:qFormat/>
+    <w:uiPriority w:val="0"/>
     <w:pPr>
       <w:keepNext/>
       <w:keepLines/>
@@ -7490,12 +7578,13 @@
       <w:sz w:val="44"/>
     </w:rPr>
   </w:style>
-  <w:style w:type="paragraph" w:styleId="Heading2">
+  <w:style w:type="paragraph" w:styleId="3">
     <w:name w:val="heading 2"/>
-    <w:basedOn w:val="Normal"/>
-    <w:next w:val="Normal"/>
+    <w:basedOn w:val="1"/>
+    <w:next w:val="1"/>
     <w:unhideWhenUsed/>
     <w:qFormat/>
+    <w:uiPriority w:val="0"/>
     <w:pPr>
       <w:keepNext/>
       <w:keepLines/>
@@ -7508,18 +7597,19 @@
       <w:outlineLvl w:val="1"/>
     </w:pPr>
     <w:rPr>
-      <w:rFonts w:ascii="Arial" w:eastAsia="黑体" w:hAnsi="Arial"/>
+      <w:rFonts w:ascii="Arial" w:hAnsi="Arial" w:eastAsia="黑体"/>
       <w:b/>
       <w:sz w:val="32"/>
     </w:rPr>
   </w:style>
-  <w:style w:type="paragraph" w:styleId="Heading3">
+  <w:style w:type="paragraph" w:styleId="4">
     <w:name w:val="heading 3"/>
-    <w:basedOn w:val="Normal"/>
-    <w:next w:val="Normal"/>
+    <w:basedOn w:val="1"/>
+    <w:next w:val="1"/>
     <w:semiHidden/>
     <w:unhideWhenUsed/>
     <w:qFormat/>
+    <w:uiPriority w:val="0"/>
     <w:pPr>
       <w:keepNext/>
       <w:keepLines/>
@@ -7536,12 +7626,13 @@
       <w:sz w:val="32"/>
     </w:rPr>
   </w:style>
-  <w:style w:type="paragraph" w:styleId="Heading4">
+  <w:style w:type="paragraph" w:styleId="5">
     <w:name w:val="heading 4"/>
-    <w:basedOn w:val="Normal"/>
-    <w:next w:val="Normal"/>
+    <w:basedOn w:val="1"/>
+    <w:next w:val="1"/>
     <w:unhideWhenUsed/>
     <w:qFormat/>
+    <w:uiPriority w:val="0"/>
     <w:pPr>
       <w:keepNext/>
       <w:keepLines/>
@@ -7554,18 +7645,19 @@
       <w:outlineLvl w:val="3"/>
     </w:pPr>
     <w:rPr>
-      <w:rFonts w:ascii="Arial" w:eastAsia="黑体" w:hAnsi="Arial"/>
+      <w:rFonts w:ascii="Arial" w:hAnsi="Arial" w:eastAsia="黑体"/>
       <w:b/>
       <w:sz w:val="28"/>
     </w:rPr>
   </w:style>
-  <w:style w:type="paragraph" w:styleId="Heading5">
+  <w:style w:type="paragraph" w:styleId="6">
     <w:name w:val="heading 5"/>
-    <w:basedOn w:val="Normal"/>
-    <w:next w:val="Normal"/>
+    <w:basedOn w:val="1"/>
+    <w:next w:val="1"/>
     <w:semiHidden/>
     <w:unhideWhenUsed/>
     <w:qFormat/>
+    <w:uiPriority w:val="0"/>
     <w:pPr>
       <w:keepNext/>
       <w:keepLines/>
@@ -7582,13 +7674,14 @@
       <w:sz w:val="28"/>
     </w:rPr>
   </w:style>
-  <w:style w:type="paragraph" w:styleId="Heading6">
+  <w:style w:type="paragraph" w:styleId="7">
     <w:name w:val="heading 6"/>
-    <w:basedOn w:val="Normal"/>
-    <w:next w:val="Normal"/>
+    <w:basedOn w:val="1"/>
+    <w:next w:val="1"/>
     <w:semiHidden/>
     <w:unhideWhenUsed/>
     <w:qFormat/>
+    <w:uiPriority w:val="0"/>
     <w:pPr>
       <w:keepNext/>
       <w:keepLines/>
@@ -7601,18 +7694,19 @@
       <w:outlineLvl w:val="5"/>
     </w:pPr>
     <w:rPr>
-      <w:rFonts w:ascii="Arial" w:eastAsia="黑体" w:hAnsi="Arial"/>
+      <w:rFonts w:ascii="Arial" w:hAnsi="Arial" w:eastAsia="黑体"/>
       <w:b/>
       <w:sz w:val="24"/>
     </w:rPr>
   </w:style>
-  <w:style w:type="paragraph" w:styleId="Heading7">
+  <w:style w:type="paragraph" w:styleId="8">
     <w:name w:val="heading 7"/>
-    <w:basedOn w:val="Normal"/>
-    <w:next w:val="Normal"/>
+    <w:basedOn w:val="1"/>
+    <w:next w:val="1"/>
     <w:semiHidden/>
     <w:unhideWhenUsed/>
     <w:qFormat/>
+    <w:uiPriority w:val="0"/>
     <w:pPr>
       <w:keepNext/>
       <w:keepLines/>
@@ -7629,13 +7723,14 @@
       <w:sz w:val="24"/>
     </w:rPr>
   </w:style>
-  <w:style w:type="paragraph" w:styleId="Heading8">
+  <w:style w:type="paragraph" w:styleId="9">
     <w:name w:val="heading 8"/>
-    <w:basedOn w:val="Normal"/>
-    <w:next w:val="Normal"/>
+    <w:basedOn w:val="1"/>
+    <w:next w:val="1"/>
     <w:semiHidden/>
     <w:unhideWhenUsed/>
     <w:qFormat/>
+    <w:uiPriority w:val="0"/>
     <w:pPr>
       <w:keepNext/>
       <w:keepLines/>
@@ -7648,17 +7743,18 @@
       <w:outlineLvl w:val="7"/>
     </w:pPr>
     <w:rPr>
-      <w:rFonts w:ascii="Arial" w:eastAsia="黑体" w:hAnsi="Arial"/>
+      <w:rFonts w:ascii="Arial" w:hAnsi="Arial" w:eastAsia="黑体"/>
       <w:sz w:val="24"/>
     </w:rPr>
   </w:style>
-  <w:style w:type="paragraph" w:styleId="Heading9">
+  <w:style w:type="paragraph" w:styleId="10">
     <w:name w:val="heading 9"/>
-    <w:basedOn w:val="Normal"/>
-    <w:next w:val="Normal"/>
+    <w:basedOn w:val="1"/>
+    <w:next w:val="1"/>
     <w:semiHidden/>
     <w:unhideWhenUsed/>
     <w:qFormat/>
+    <w:uiPriority w:val="0"/>
     <w:pPr>
       <w:keepNext/>
       <w:keepLines/>
@@ -7671,19 +7767,21 @@
       <w:outlineLvl w:val="8"/>
     </w:pPr>
     <w:rPr>
-      <w:rFonts w:ascii="Arial" w:eastAsia="黑体" w:hAnsi="Arial"/>
+      <w:rFonts w:ascii="Arial" w:hAnsi="Arial" w:eastAsia="黑体"/>
       <w:sz w:val="21"/>
     </w:rPr>
   </w:style>
-  <w:style w:type="character" w:default="1" w:styleId="DefaultParagraphFont">
+  <w:style w:type="character" w:default="1" w:styleId="22">
     <w:name w:val="Default Paragraph Font"/>
     <w:semiHidden/>
     <w:qFormat/>
+    <w:uiPriority w:val="0"/>
   </w:style>
-  <w:style w:type="table" w:default="1" w:styleId="TableNormal">
+  <w:style w:type="table" w:default="1" w:styleId="20">
     <w:name w:val="Normal Table"/>
     <w:semiHidden/>
     <w:qFormat/>
+    <w:uiPriority w:val="0"/>
     <w:tblPr>
       <w:tblCellMar>
         <w:top w:w="0" w:type="dxa"/>
@@ -7693,39 +7791,43 @@
       </w:tblCellMar>
     </w:tblPr>
   </w:style>
-  <w:style w:type="paragraph" w:styleId="CommentText">
+  <w:style w:type="paragraph" w:styleId="11">
     <w:name w:val="annotation text"/>
-    <w:basedOn w:val="Normal"/>
+    <w:basedOn w:val="1"/>
     <w:qFormat/>
+    <w:uiPriority w:val="0"/>
     <w:pPr>
       <w:jc w:val="left"/>
     </w:pPr>
   </w:style>
-  <w:style w:type="paragraph" w:styleId="BodyText">
+  <w:style w:type="paragraph" w:styleId="12">
     <w:name w:val="Body Text"/>
-    <w:basedOn w:val="Normal"/>
+    <w:basedOn w:val="1"/>
     <w:semiHidden/>
     <w:qFormat/>
+    <w:uiPriority w:val="0"/>
     <w:rPr>
-      <w:rFonts w:ascii="Arial" w:eastAsia="Arial" w:hAnsi="Arial" w:cs="Arial"/>
+      <w:rFonts w:ascii="Arial" w:hAnsi="Arial" w:eastAsia="Arial" w:cs="Arial"/>
       <w:sz w:val="21"/>
       <w:szCs w:val="21"/>
       <w:lang w:val="en-US" w:eastAsia="en-US" w:bidi="ar-SA"/>
     </w:rPr>
   </w:style>
-  <w:style w:type="paragraph" w:styleId="TOC3">
+  <w:style w:type="paragraph" w:styleId="13">
     <w:name w:val="toc 3"/>
-    <w:basedOn w:val="Normal"/>
-    <w:next w:val="Normal"/>
+    <w:basedOn w:val="1"/>
+    <w:next w:val="1"/>
     <w:qFormat/>
+    <w:uiPriority w:val="0"/>
     <w:pPr>
       <w:ind w:left="840" w:leftChars="400"/>
     </w:pPr>
   </w:style>
-  <w:style w:type="paragraph" w:styleId="Footer">
+  <w:style w:type="paragraph" w:styleId="14">
     <w:name w:val="footer"/>
-    <w:basedOn w:val="Normal"/>
+    <w:basedOn w:val="1"/>
     <w:qFormat/>
+    <w:uiPriority w:val="0"/>
     <w:pPr>
       <w:tabs>
         <w:tab w:val="center" w:pos="4153"/>
@@ -7738,16 +7840,17 @@
       <w:sz w:val="18"/>
     </w:rPr>
   </w:style>
-  <w:style w:type="paragraph" w:styleId="Header">
+  <w:style w:type="paragraph" w:styleId="15">
     <w:name w:val="header"/>
-    <w:basedOn w:val="Normal"/>
+    <w:basedOn w:val="1"/>
     <w:qFormat/>
+    <w:uiPriority w:val="0"/>
     <w:pPr>
       <w:pBdr>
-        <w:top w:val="nil"/>
-        <w:left w:val="nil"/>
-        <w:bottom w:val="nil"/>
-        <w:right w:val="nil"/>
+        <w:top w:val="none" w:color="auto" w:sz="0" w:space="0"/>
+        <w:left w:val="none" w:color="auto" w:sz="0" w:space="0"/>
+        <w:bottom w:val="none" w:color="auto" w:sz="0" w:space="0"/>
+        <w:right w:val="none" w:color="auto" w:sz="0" w:space="0"/>
       </w:pBdr>
       <w:tabs>
         <w:tab w:val="center" w:pos="4153"/>
@@ -7762,37 +7865,41 @@
       <w:sz w:val="18"/>
     </w:rPr>
   </w:style>
-  <w:style w:type="paragraph" w:styleId="TOC1">
+  <w:style w:type="paragraph" w:styleId="16">
     <w:name w:val="toc 1"/>
-    <w:basedOn w:val="Normal"/>
-    <w:next w:val="Normal"/>
+    <w:basedOn w:val="1"/>
+    <w:next w:val="1"/>
     <w:qFormat/>
+    <w:uiPriority w:val="0"/>
     <w:rPr>
-      <w:rFonts w:ascii="Arial" w:eastAsia="Microsoft JhengHei" w:hAnsi="Arial"/>
+      <w:rFonts w:ascii="Arial" w:hAnsi="Arial" w:eastAsia="Microsoft JhengHei"/>
       <w:sz w:val="24"/>
     </w:rPr>
   </w:style>
-  <w:style w:type="paragraph" w:styleId="TOC2">
+  <w:style w:type="paragraph" w:styleId="17">
     <w:name w:val="toc 2"/>
-    <w:basedOn w:val="Normal"/>
-    <w:next w:val="Normal"/>
+    <w:basedOn w:val="1"/>
+    <w:next w:val="1"/>
     <w:qFormat/>
+    <w:uiPriority w:val="0"/>
     <w:pPr>
       <w:ind w:left="420" w:leftChars="200"/>
     </w:pPr>
   </w:style>
-  <w:style w:type="paragraph" w:styleId="NormalWeb">
+  <w:style w:type="paragraph" w:styleId="18">
     <w:name w:val="Normal (Web)"/>
-    <w:basedOn w:val="Normal"/>
+    <w:basedOn w:val="1"/>
     <w:qFormat/>
+    <w:uiPriority w:val="0"/>
     <w:rPr>
       <w:sz w:val="24"/>
     </w:rPr>
   </w:style>
-  <w:style w:type="paragraph" w:styleId="Title">
+  <w:style w:type="paragraph" w:styleId="19">
     <w:name w:val="Title"/>
-    <w:basedOn w:val="Normal"/>
+    <w:basedOn w:val="1"/>
     <w:qFormat/>
+    <w:uiPriority w:val="0"/>
     <w:pPr>
       <w:spacing w:before="240" w:beforeLines="0" w:beforeAutospacing="0" w:after="60" w:afterLines="0" w:afterAutospacing="0"/>
       <w:jc w:val="center"/>
@@ -7804,76 +7911,82 @@
       <w:sz w:val="32"/>
     </w:rPr>
   </w:style>
-  <w:style w:type="table" w:styleId="TableGrid">
+  <w:style w:type="table" w:styleId="21">
     <w:name w:val="Table Grid"/>
-    <w:basedOn w:val="TableNormal"/>
+    <w:basedOn w:val="20"/>
     <w:qFormat/>
+    <w:uiPriority w:val="0"/>
     <w:pPr>
       <w:widowControl w:val="0"/>
       <w:jc w:val="both"/>
     </w:pPr>
     <w:tblPr>
       <w:tblBorders>
-        <w:top w:val="single" w:sz="4" w:space="0" w:color="auto"/>
-        <w:left w:val="single" w:sz="4" w:space="0" w:color="auto"/>
-        <w:bottom w:val="single" w:sz="4" w:space="0" w:color="auto"/>
-        <w:right w:val="single" w:sz="4" w:space="0" w:color="auto"/>
-        <w:insideH w:val="single" w:sz="4" w:space="0" w:color="auto"/>
-        <w:insideV w:val="single" w:sz="4" w:space="0" w:color="auto"/>
+        <w:top w:val="single" w:color="auto" w:sz="4" w:space="0"/>
+        <w:left w:val="single" w:color="auto" w:sz="4" w:space="0"/>
+        <w:bottom w:val="single" w:color="auto" w:sz="4" w:space="0"/>
+        <w:right w:val="single" w:color="auto" w:sz="4" w:space="0"/>
+        <w:insideH w:val="single" w:color="auto" w:sz="4" w:space="0"/>
+        <w:insideV w:val="single" w:color="auto" w:sz="4" w:space="0"/>
       </w:tblBorders>
     </w:tblPr>
   </w:style>
-  <w:style w:type="character" w:styleId="Strong">
+  <w:style w:type="character" w:styleId="23">
     <w:name w:val="Strong"/>
-    <w:basedOn w:val="DefaultParagraphFont"/>
+    <w:basedOn w:val="22"/>
     <w:qFormat/>
+    <w:uiPriority w:val="0"/>
     <w:rPr>
       <w:b/>
     </w:rPr>
   </w:style>
-  <w:style w:type="character" w:styleId="Emphasis">
+  <w:style w:type="character" w:styleId="24">
     <w:name w:val="Emphasis"/>
-    <w:basedOn w:val="DefaultParagraphFont"/>
+    <w:basedOn w:val="22"/>
     <w:qFormat/>
+    <w:uiPriority w:val="0"/>
     <w:rPr>
       <w:i/>
     </w:rPr>
   </w:style>
-  <w:style w:type="paragraph" w:customStyle="1" w:styleId="a">
+  <w:style w:type="paragraph" w:customStyle="1" w:styleId="25">
     <w:name w:val="柴_公司名"/>
-    <w:basedOn w:val="Title"/>
+    <w:basedOn w:val="19"/>
     <w:qFormat/>
+    <w:uiPriority w:val="0"/>
     <w:pPr>
       <w:spacing w:after="600" w:afterLines="600"/>
     </w:pPr>
     <w:rPr>
-      <w:rFonts w:ascii="宋体" w:eastAsia="宋体" w:hAnsi="宋体" w:cs="宋体" w:hint="eastAsia"/>
+      <w:rFonts w:hint="eastAsia" w:ascii="宋体" w:hAnsi="宋体" w:eastAsia="宋体" w:cs="宋体"/>
       <w:bCs/>
       <w:spacing w:val="-6"/>
       <w:sz w:val="52"/>
       <w:szCs w:val="52"/>
     </w:rPr>
   </w:style>
-  <w:style w:type="paragraph" w:customStyle="1" w:styleId="a0">
+  <w:style w:type="paragraph" w:customStyle="1" w:styleId="26">
     <w:name w:val="柴_文档名"/>
-    <w:basedOn w:val="Title"/>
+    <w:basedOn w:val="19"/>
     <w:qFormat/>
+    <w:uiPriority w:val="0"/>
     <w:pPr>
       <w:spacing w:after="900" w:afterLines="900"/>
     </w:pPr>
     <w:rPr>
-      <w:rFonts w:ascii="黑体" w:eastAsia="黑体" w:hAnsi="黑体" w:cs="黑体"/>
+      <w:rFonts w:ascii="黑体" w:hAnsi="黑体" w:eastAsia="黑体" w:cs="黑体"/>
       <w:bCs/>
       <w:spacing w:val="-7"/>
       <w:sz w:val="52"/>
       <w:szCs w:val="52"/>
     </w:rPr>
   </w:style>
-  <w:style w:type="table" w:customStyle="1" w:styleId="TableNormal0">
+  <w:style w:type="table" w:customStyle="1" w:styleId="27">
     <w:name w:val="Table Normal_0"/>
     <w:semiHidden/>
     <w:unhideWhenUsed/>
     <w:qFormat/>
+    <w:uiPriority w:val="0"/>
     <w:tblPr>
       <w:tblCellMar>
         <w:top w:w="0" w:type="dxa"/>
@@ -7883,81 +7996,87 @@
       </w:tblCellMar>
     </w:tblPr>
   </w:style>
-  <w:style w:type="paragraph" w:customStyle="1" w:styleId="TableText">
+  <w:style w:type="paragraph" w:customStyle="1" w:styleId="28">
     <w:name w:val="Table Text"/>
-    <w:basedOn w:val="Normal"/>
+    <w:basedOn w:val="1"/>
     <w:semiHidden/>
     <w:qFormat/>
+    <w:uiPriority w:val="0"/>
     <w:rPr>
-      <w:rFonts w:ascii="宋体" w:eastAsia="宋体" w:hAnsi="宋体" w:cs="宋体"/>
+      <w:rFonts w:ascii="宋体" w:hAnsi="宋体" w:eastAsia="宋体" w:cs="宋体"/>
       <w:sz w:val="21"/>
       <w:szCs w:val="21"/>
       <w:lang w:val="en-US" w:eastAsia="en-US" w:bidi="ar-SA"/>
     </w:rPr>
   </w:style>
-  <w:style w:type="paragraph" w:customStyle="1" w:styleId="1">
+  <w:style w:type="paragraph" w:customStyle="1" w:styleId="29">
     <w:name w:val="柴_标题1"/>
-    <w:basedOn w:val="Heading1"/>
-    <w:next w:val="a1"/>
-    <w:link w:val="1Char"/>
+    <w:basedOn w:val="2"/>
+    <w:next w:val="30"/>
+    <w:link w:val="39"/>
     <w:qFormat/>
+    <w:uiPriority w:val="0"/>
     <w:pPr>
       <w:spacing w:before="100" w:after="90" w:line="360" w:lineRule="auto"/>
     </w:pPr>
     <w:rPr>
-      <w:rFonts w:ascii="Arial" w:eastAsia="宋体" w:hAnsi="Arial"/>
+      <w:rFonts w:ascii="Arial" w:hAnsi="Arial" w:eastAsia="宋体"/>
       <w:sz w:val="32"/>
     </w:rPr>
   </w:style>
-  <w:style w:type="paragraph" w:customStyle="1" w:styleId="a1">
+  <w:style w:type="paragraph" w:customStyle="1" w:styleId="30">
     <w:name w:val="柴_正文"/>
-    <w:basedOn w:val="BodyText"/>
-    <w:link w:val="Char"/>
+    <w:basedOn w:val="12"/>
+    <w:link w:val="42"/>
     <w:qFormat/>
+    <w:uiPriority w:val="0"/>
     <w:pPr>
       <w:spacing w:line="360" w:lineRule="auto"/>
       <w:ind w:firstLine="470" w:firstLineChars="200"/>
     </w:pPr>
     <w:rPr>
-      <w:rFonts w:ascii="Arial" w:eastAsia="宋体" w:hAnsi="Arial"/>
+      <w:rFonts w:ascii="Arial" w:hAnsi="Arial" w:eastAsia="宋体"/>
       <w:sz w:val="24"/>
       <w:lang w:eastAsia="zh-CN"/>
     </w:rPr>
   </w:style>
-  <w:style w:type="paragraph" w:customStyle="1" w:styleId="2">
+  <w:style w:type="paragraph" w:customStyle="1" w:styleId="31">
     <w:name w:val="柴_标题2"/>
-    <w:basedOn w:val="Heading2"/>
-    <w:next w:val="a1"/>
+    <w:basedOn w:val="3"/>
+    <w:next w:val="30"/>
     <w:qFormat/>
+    <w:uiPriority w:val="0"/>
     <w:pPr>
       <w:spacing w:line="360" w:lineRule="auto"/>
     </w:pPr>
     <w:rPr>
-      <w:rFonts w:ascii="Arial" w:eastAsia="宋体" w:hAnsi="Arial"/>
+      <w:rFonts w:ascii="Arial" w:hAnsi="Arial" w:eastAsia="宋体"/>
       <w:sz w:val="28"/>
     </w:rPr>
   </w:style>
-  <w:style w:type="paragraph" w:customStyle="1" w:styleId="3">
+  <w:style w:type="paragraph" w:customStyle="1" w:styleId="32">
     <w:name w:val="柴_标题3"/>
-    <w:basedOn w:val="Heading3"/>
-    <w:next w:val="a1"/>
+    <w:basedOn w:val="4"/>
+    <w:next w:val="30"/>
     <w:qFormat/>
+    <w:uiPriority w:val="0"/>
     <w:pPr>
       <w:spacing w:line="360" w:lineRule="auto"/>
       <w:ind w:left="0" w:firstLine="472" w:firstLineChars="200"/>
     </w:pPr>
     <w:rPr>
-      <w:rFonts w:ascii="宋体" w:eastAsia="宋体" w:hAnsi="宋体" w:cs="宋体"/>
+      <w:rFonts w:ascii="宋体" w:hAnsi="宋体" w:eastAsia="宋体" w:cs="宋体"/>
       <w:spacing w:val="-2"/>
       <w:sz w:val="24"/>
       <w:szCs w:val="24"/>
     </w:rPr>
   </w:style>
-  <w:style w:type="paragraph" w:customStyle="1" w:styleId="a2">
+  <w:style w:type="paragraph" w:customStyle="1" w:styleId="33">
     <w:name w:val="柴_目录"/>
-    <w:basedOn w:val="Normal"/>
-    <w:next w:val="BodyText"/>
+    <w:basedOn w:val="1"/>
+    <w:next w:val="12"/>
     <w:qFormat/>
+    <w:uiPriority w:val="0"/>
     <w:pPr>
       <w:tabs>
         <w:tab w:val="right" w:leader="dot" w:pos="8442"/>
@@ -7965,59 +8084,64 @@
       <w:ind w:left="0" w:leftChars="0"/>
     </w:pPr>
     <w:rPr>
-      <w:rFonts w:ascii="Arial" w:eastAsia="Microsoft JhengHei" w:hAnsi="Arial"/>
+      <w:rFonts w:ascii="Arial" w:hAnsi="Arial" w:eastAsia="Microsoft JhengHei"/>
       <w:sz w:val="24"/>
     </w:rPr>
   </w:style>
-  <w:style w:type="paragraph" w:customStyle="1" w:styleId="WPSOffice1">
+  <w:style w:type="paragraph" w:customStyle="1" w:styleId="34">
     <w:name w:val="WPSOffice手动目录 1"/>
     <w:qFormat/>
+    <w:uiPriority w:val="0"/>
     <w:pPr>
       <w:ind w:leftChars="0"/>
     </w:pPr>
     <w:rPr>
-      <w:rFonts w:ascii="Times New Roman" w:eastAsia="宋体" w:hAnsi="Times New Roman" w:cs="Times New Roman"/>
+      <w:rFonts w:ascii="Times New Roman" w:hAnsi="Times New Roman" w:eastAsia="宋体" w:cs="Times New Roman"/>
       <w:sz w:val="20"/>
       <w:szCs w:val="20"/>
     </w:rPr>
   </w:style>
-  <w:style w:type="paragraph" w:customStyle="1" w:styleId="WPSOffice2">
+  <w:style w:type="paragraph" w:customStyle="1" w:styleId="35">
     <w:name w:val="WPSOffice手动目录 2"/>
     <w:qFormat/>
+    <w:uiPriority w:val="0"/>
     <w:pPr>
       <w:ind w:leftChars="200"/>
     </w:pPr>
     <w:rPr>
-      <w:rFonts w:ascii="Times New Roman" w:eastAsia="宋体" w:hAnsi="Times New Roman" w:cs="Times New Roman"/>
+      <w:rFonts w:ascii="Times New Roman" w:hAnsi="Times New Roman" w:eastAsia="宋体" w:cs="Times New Roman"/>
       <w:sz w:val="20"/>
       <w:szCs w:val="20"/>
     </w:rPr>
   </w:style>
-  <w:style w:type="paragraph" w:customStyle="1" w:styleId="WPSOffice3">
+  <w:style w:type="paragraph" w:customStyle="1" w:styleId="36">
     <w:name w:val="WPSOffice手动目录 3"/>
     <w:qFormat/>
+    <w:uiPriority w:val="0"/>
     <w:pPr>
       <w:ind w:leftChars="400"/>
     </w:pPr>
     <w:rPr>
-      <w:rFonts w:ascii="Times New Roman" w:eastAsia="宋体" w:hAnsi="Times New Roman" w:cs="Times New Roman"/>
+      <w:rFonts w:ascii="Times New Roman" w:hAnsi="Times New Roman" w:eastAsia="宋体" w:cs="Times New Roman"/>
       <w:sz w:val="20"/>
       <w:szCs w:val="20"/>
     </w:rPr>
   </w:style>
-  <w:style w:type="paragraph" w:customStyle="1" w:styleId="Compact">
+  <w:style w:type="paragraph" w:customStyle="1" w:styleId="37">
     <w:name w:val="Compact"/>
-    <w:basedOn w:val="BodyText"/>
+    <w:basedOn w:val="12"/>
     <w:qFormat/>
+    <w:uiPriority w:val="0"/>
     <w:pPr>
       <w:spacing w:before="36" w:after="36"/>
     </w:pPr>
   </w:style>
-  <w:style w:type="table" w:customStyle="1" w:styleId="Table">
+  <w:style w:type="table" w:customStyle="1" w:styleId="38">
     <w:name w:val="Table"/>
     <w:semiHidden/>
     <w:unhideWhenUsed/>
     <w:qFormat/>
+    <w:uiPriority w:val="0"/>
     <w:tblPr>
       <w:tblCellMar>
         <w:top w:w="0" w:type="dxa"/>
@@ -8029,25 +8153,27 @@
     <w:tblStylePr w:type="firstRow">
       <w:tcPr>
         <w:tcBorders>
-          <w:bottom w:val="single" w:sz="0" w:space="0" w:color="auto"/>
+          <w:bottom w:val="single" w:color="auto" w:sz="0" w:space="0"/>
         </w:tcBorders>
         <w:vAlign w:val="bottom"/>
       </w:tcPr>
     </w:tblStylePr>
   </w:style>
-  <w:style w:type="character" w:customStyle="1" w:styleId="1Char">
+  <w:style w:type="character" w:customStyle="1" w:styleId="39">
     <w:name w:val="柴_标题1 Char"/>
-    <w:link w:val="1"/>
+    <w:link w:val="29"/>
     <w:qFormat/>
+    <w:uiPriority w:val="0"/>
     <w:rPr>
-      <w:rFonts w:ascii="Arial" w:eastAsia="宋体" w:hAnsi="Arial"/>
+      <w:rFonts w:ascii="Arial" w:hAnsi="Arial" w:eastAsia="宋体"/>
       <w:sz w:val="32"/>
     </w:rPr>
   </w:style>
-  <w:style w:type="paragraph" w:customStyle="1" w:styleId="a3">
+  <w:style w:type="paragraph" w:customStyle="1" w:styleId="40">
     <w:name w:val="柴_正文_无缩进"/>
-    <w:basedOn w:val="Normal"/>
+    <w:basedOn w:val="1"/>
     <w:qFormat/>
+    <w:uiPriority w:val="0"/>
     <w:pPr>
       <w:ind w:firstLine="0" w:firstLineChars="0"/>
     </w:pPr>
@@ -8057,38 +8183,41 @@
       <w:lang w:eastAsia="zh-CN"/>
     </w:rPr>
   </w:style>
-  <w:style w:type="paragraph" w:customStyle="1" w:styleId="4">
+  <w:style w:type="paragraph" w:customStyle="1" w:styleId="41">
     <w:name w:val="柴_标题4"/>
-    <w:basedOn w:val="Heading4"/>
-    <w:next w:val="Normal"/>
+    <w:basedOn w:val="5"/>
+    <w:next w:val="1"/>
     <w:qFormat/>
+    <w:uiPriority w:val="0"/>
     <w:pPr>
       <w:widowControl w:val="0"/>
       <w:spacing w:before="160" w:line="360" w:lineRule="auto"/>
-      <w:ind w:left="981" w:hanging="862" w:leftChars="300"/>
+      <w:ind w:left="981" w:leftChars="300" w:hanging="862"/>
     </w:pPr>
     <w:rPr>
-      <w:rFonts w:ascii="Calibri" w:eastAsia="宋体" w:hAnsi="Calibri" w:cs="宋体" w:hint="eastAsia"/>
+      <w:rFonts w:hint="eastAsia" w:ascii="Calibri" w:hAnsi="Calibri" w:eastAsia="宋体" w:cs="宋体"/>
       <w:sz w:val="24"/>
       <w:szCs w:val="24"/>
       <w:lang w:eastAsia="zh-CN" w:bidi="zh-CN"/>
     </w:rPr>
   </w:style>
-  <w:style w:type="character" w:customStyle="1" w:styleId="Char">
+  <w:style w:type="character" w:customStyle="1" w:styleId="42">
     <w:name w:val="柴_正文 Char"/>
-    <w:link w:val="a1"/>
+    <w:link w:val="30"/>
     <w:qFormat/>
+    <w:uiPriority w:val="0"/>
     <w:rPr>
-      <w:rFonts w:ascii="Arial" w:eastAsia="宋体" w:hAnsi="Arial"/>
+      <w:rFonts w:ascii="Arial" w:hAnsi="Arial" w:eastAsia="宋体"/>
       <w:sz w:val="24"/>
       <w:lang w:eastAsia="zh-CN"/>
     </w:rPr>
   </w:style>
-  <w:style w:type="table" w:customStyle="1" w:styleId="TableNormal00">
+  <w:style w:type="table" w:customStyle="1" w:styleId="43">
     <w:name w:val="Table Normal_0_0"/>
     <w:semiHidden/>
     <w:unhideWhenUsed/>
     <w:qFormat/>
+    <w:uiPriority w:val="0"/>
     <w:tblPr>
       <w:tblCellMar>
         <w:top w:w="0" w:type="dxa"/>
